--- a/8.资源管理/1.流程制度规范类文件/080102-服务台管理制度.docx
+++ b/8.资源管理/1.流程制度规范类文件/080102-服务台管理制度.docx
@@ -1,11 +1,10 @@
 
 <file path=word/document.xml><?xml version="1.0" encoding="utf-8"?>
-<w:document xmlns:wpc="http://schemas.microsoft.com/office/word/2010/wordprocessingCanvas" xmlns:mc="http://schemas.openxmlformats.org/markup-compatibility/2006" xmlns:o="urn:schemas-microsoft-com:office:office" xmlns:r="http://schemas.openxmlformats.org/officeDocument/2006/relationships" xmlns:m="http://schemas.openxmlformats.org/officeDocument/2006/math" xmlns:v="urn:schemas-microsoft-com:vml" xmlns:wp14="http://schemas.microsoft.com/office/word/2010/wordprocessingDrawing" xmlns:wp="http://schemas.openxmlformats.org/drawingml/2006/wordprocessingDrawing" xmlns:w10="urn:schemas-microsoft-com:office:word" xmlns:w="http://schemas.openxmlformats.org/wordprocessingml/2006/main" xmlns:w14="http://schemas.microsoft.com/office/word/2010/wordml" xmlns:w15="http://schemas.microsoft.com/office/word/2012/wordml" xmlns:wne="http://schemas.microsoft.com/office/word/2006/wordml" xmlns:wpg="http://schemas.microsoft.com/office/word/2010/wordprocessingGroup" xmlns:wpi="http://schemas.microsoft.com/office/word/2010/wordprocessingInk" xmlns:wps="http://schemas.microsoft.com/office/word/2010/wordprocessingShape" mc:Ignorable="w14 w15 wp14">
-  <!-- Generated by Aspose.Words for .NET 13.3.0.1 -->
+<w:document xmlns:wpc="http://schemas.microsoft.com/office/word/2010/wordprocessingCanvas" xmlns:mc="http://schemas.openxmlformats.org/markup-compatibility/2006" xmlns:o="urn:schemas-microsoft-com:office:office" xmlns:r="http://schemas.openxmlformats.org/officeDocument/2006/relationships" xmlns:m="http://schemas.openxmlformats.org/officeDocument/2006/math" xmlns:v="urn:schemas-microsoft-com:vml" xmlns:wp14="http://schemas.microsoft.com/office/word/2010/wordprocessingDrawing" xmlns:wp="http://schemas.openxmlformats.org/drawingml/2006/wordprocessingDrawing" xmlns:w="http://schemas.openxmlformats.org/wordprocessingml/2006/main" xmlns:w14="http://schemas.microsoft.com/office/word/2010/wordml" xmlns:w10="urn:schemas-microsoft-com:office:word" xmlns:w15="http://schemas.microsoft.com/office/word/2012/wordml" xmlns:wpg="http://schemas.microsoft.com/office/word/2010/wordprocessingGroup" xmlns:wpi="http://schemas.microsoft.com/office/word/2010/wordprocessingInk" xmlns:wne="http://schemas.microsoft.com/office/word/2006/wordml" xmlns:wps="http://schemas.microsoft.com/office/word/2010/wordprocessingShape" xmlns:wpsCustomData="http://www.wps.cn/officeDocument/2013/wpsCustomData" mc:Ignorable="w14 w15 wp14">
   <w:body>
     <w:p>
       <w:pPr>
-        <w:pStyle w:val="a1"/>
+        <w:pStyle w:val="31"/>
         <w:keepNext w:val="0"/>
         <w:keepLines w:val="0"/>
         <w:pageBreakBefore w:val="0"/>
@@ -25,7 +24,7 @@
     </w:p>
     <w:p>
       <w:pPr>
-        <w:pStyle w:val="a1"/>
+        <w:pStyle w:val="31"/>
         <w:keepNext w:val="0"/>
         <w:keepLines w:val="0"/>
         <w:pageBreakBefore w:val="0"/>
@@ -48,7 +47,7 @@
     </w:p>
     <w:p>
       <w:pPr>
-        <w:pStyle w:val="a2"/>
+        <w:pStyle w:val="32"/>
         <w:keepNext w:val="0"/>
         <w:keepLines w:val="0"/>
         <w:pageBreakBefore w:val="0"/>
@@ -89,14 +88,14 @@
         <w:ind w:left="3465"/>
         <w:textAlignment w:val="baseline"/>
         <w:rPr>
-          <w:rFonts w:ascii="宋体" w:eastAsia="宋体" w:hAnsi="宋体" w:cs="宋体"/>
+          <w:rFonts w:ascii="宋体" w:hAnsi="宋体" w:eastAsia="宋体" w:cs="宋体"/>
           <w:sz w:val="36"/>
           <w:szCs w:val="36"/>
         </w:rPr>
       </w:pPr>
       <w:r>
         <w:rPr>
-          <w:rFonts w:ascii="宋体" w:eastAsia="宋体" w:hAnsi="宋体" w:cs="宋体"/>
+          <w:rFonts w:ascii="宋体" w:hAnsi="宋体" w:eastAsia="宋体" w:cs="宋体"/>
           <w:spacing w:val="-3"/>
           <w:sz w:val="36"/>
           <w:szCs w:val="36"/>
@@ -121,21 +120,21 @@
         <w:snapToGrid w:val="0"/>
         <w:textAlignment w:val="baseline"/>
         <w:rPr>
-          <w:rFonts w:ascii="宋体" w:eastAsia="宋体" w:hAnsi="宋体" w:cs="宋体"/>
+          <w:rFonts w:ascii="宋体" w:hAnsi="宋体" w:eastAsia="宋体" w:cs="宋体"/>
           <w:sz w:val="36"/>
           <w:szCs w:val="36"/>
         </w:rPr>
         <w:sectPr>
-          <w:footerReference w:type="default" r:id="rId4"/>
+          <w:footerReference r:id="rId5" w:type="default"/>
           <w:pgSz w:w="11906" w:h="16839"/>
           <w:pgMar w:top="1431" w:right="1785" w:bottom="1234" w:left="1785" w:header="0" w:footer="1070" w:gutter="0"/>
-          <w:cols w:num="1" w:space="720"/>
+          <w:cols w:space="720" w:num="1"/>
         </w:sectPr>
       </w:pPr>
     </w:p>
     <w:p>
       <w:pPr>
-        <w:pStyle w:val="BodyText"/>
+        <w:pStyle w:val="12"/>
         <w:keepNext w:val="0"/>
         <w:keepLines w:val="0"/>
         <w:pageBreakBefore w:val="0"/>
@@ -173,7 +172,7 @@
         <w:textAlignment w:val="baseline"/>
         <w:outlineLvl w:val="1"/>
         <w:rPr>
-          <w:rFonts w:ascii="宋体" w:eastAsia="宋体" w:hAnsi="宋体" w:cs="宋体"/>
+          <w:rFonts w:ascii="宋体" w:hAnsi="宋体" w:eastAsia="宋体" w:cs="宋体"/>
           <w:sz w:val="28"/>
           <w:szCs w:val="28"/>
         </w:rPr>
@@ -181,7 +180,7 @@
       <w:bookmarkStart w:id="2" w:name="_Toc8297"/>
       <w:r>
         <w:rPr>
-          <w:rFonts w:ascii="宋体" w:eastAsia="宋体" w:hAnsi="宋体" w:cs="宋体"/>
+          <w:rFonts w:ascii="宋体" w:hAnsi="宋体" w:eastAsia="宋体" w:cs="宋体"/>
           <w:spacing w:val="-3"/>
           <w:sz w:val="28"/>
           <w:szCs w:val="28"/>
@@ -211,16 +210,16 @@
     </w:p>
     <w:tbl>
       <w:tblPr>
-        <w:tblStyle w:val="TableNormal0"/>
+        <w:tblStyle w:val="24"/>
         <w:tblW w:w="9072" w:type="dxa"/>
         <w:tblInd w:w="5" w:type="dxa"/>
         <w:tblBorders>
-          <w:top w:val="single" w:sz="4" w:space="0" w:color="000000"/>
-          <w:left w:val="single" w:sz="4" w:space="0" w:color="000000"/>
-          <w:bottom w:val="single" w:sz="4" w:space="0" w:color="000000"/>
-          <w:right w:val="single" w:sz="4" w:space="0" w:color="000000"/>
-          <w:insideH w:val="single" w:sz="4" w:space="0" w:color="000000"/>
-          <w:insideV w:val="single" w:sz="4" w:space="0" w:color="000000"/>
+          <w:top w:val="single" w:color="000000" w:sz="4" w:space="0"/>
+          <w:left w:val="single" w:color="000000" w:sz="4" w:space="0"/>
+          <w:bottom w:val="single" w:color="000000" w:sz="4" w:space="0"/>
+          <w:right w:val="single" w:color="000000" w:sz="4" w:space="0"/>
+          <w:insideH w:val="single" w:color="000000" w:sz="4" w:space="0"/>
+          <w:insideV w:val="single" w:color="000000" w:sz="4" w:space="0"/>
         </w:tblBorders>
         <w:tblLayout w:type="fixed"/>
         <w:tblCellMar>
@@ -239,17 +238,14 @@
       </w:tblGrid>
       <w:tr>
         <w:tblPrEx>
-          <w:tblW w:w="9072" w:type="dxa"/>
-          <w:tblInd w:w="5" w:type="dxa"/>
           <w:tblBorders>
-            <w:top w:val="single" w:sz="4" w:space="0" w:color="000000"/>
-            <w:left w:val="single" w:sz="4" w:space="0" w:color="000000"/>
-            <w:bottom w:val="single" w:sz="4" w:space="0" w:color="000000"/>
-            <w:right w:val="single" w:sz="4" w:space="0" w:color="000000"/>
-            <w:insideH w:val="single" w:sz="4" w:space="0" w:color="000000"/>
-            <w:insideV w:val="single" w:sz="4" w:space="0" w:color="000000"/>
+            <w:top w:val="single" w:color="000000" w:sz="4" w:space="0"/>
+            <w:left w:val="single" w:color="000000" w:sz="4" w:space="0"/>
+            <w:bottom w:val="single" w:color="000000" w:sz="4" w:space="0"/>
+            <w:right w:val="single" w:color="000000" w:sz="4" w:space="0"/>
+            <w:insideH w:val="single" w:color="000000" w:sz="4" w:space="0"/>
+            <w:insideV w:val="single" w:color="000000" w:sz="4" w:space="0"/>
           </w:tblBorders>
-          <w:tblLayout w:type="fixed"/>
           <w:tblCellMar>
             <w:top w:w="0" w:type="dxa"/>
             <w:left w:w="0" w:type="dxa"/>
@@ -258,7 +254,7 @@
           </w:tblCellMar>
         </w:tblPrEx>
         <w:trPr>
-          <w:trHeight w:val="611"/>
+          <w:trHeight w:val="611" w:hRule="atLeast"/>
         </w:trPr>
         <w:tc>
           <w:tcPr>
@@ -283,14 +279,14 @@
               <w:ind w:left="296"/>
               <w:textAlignment w:val="baseline"/>
               <w:rPr>
-                <w:rFonts w:ascii="宋体" w:eastAsia="宋体" w:hAnsi="宋体" w:cs="宋体"/>
+                <w:rFonts w:ascii="宋体" w:hAnsi="宋体" w:eastAsia="宋体" w:cs="宋体"/>
                 <w:sz w:val="21"/>
                 <w:szCs w:val="21"/>
               </w:rPr>
             </w:pPr>
             <w:r>
               <w:rPr>
-                <w:rFonts w:ascii="宋体" w:eastAsia="宋体" w:hAnsi="宋体" w:cs="宋体"/>
+                <w:rFonts w:ascii="宋体" w:hAnsi="宋体" w:eastAsia="宋体" w:cs="宋体"/>
                 <w:spacing w:val="-2"/>
                 <w:sz w:val="21"/>
                 <w:szCs w:val="21"/>
@@ -323,28 +319,54 @@
               <w:ind w:left="1882"/>
               <w:textAlignment w:val="baseline"/>
               <w:rPr>
-                <w:rFonts w:ascii="宋体" w:eastAsia="宋体" w:hAnsi="宋体" w:cs="宋体"/>
+                <w:rFonts w:ascii="宋体" w:hAnsi="宋体" w:eastAsia="宋体" w:cs="宋体"/>
                 <w:sz w:val="21"/>
                 <w:szCs w:val="21"/>
               </w:rPr>
             </w:pPr>
             <w:r>
               <w:rPr>
-                <w:rFonts w:ascii="宋体" w:eastAsia="宋体" w:hAnsi="宋体" w:cs="宋体"/>
+                <w:rFonts w:ascii="宋体" w:hAnsi="宋体" w:eastAsia="宋体" w:cs="宋体"/>
                 <w:spacing w:val="-1"/>
                 <w:sz w:val="21"/>
                 <w:szCs w:val="21"/>
               </w:rPr>
-              <w:t>服务台管理制度（HHLC-ITSS-FWTGL）</w:t>
+              <w:t>服务台管理制度（</w:t>
+            </w:r>
+            <w:r>
+              <w:rPr>
+                <w:rFonts w:hint="eastAsia" w:ascii="宋体" w:hAnsi="宋体" w:cs="宋体"/>
+                <w:spacing w:val="-1"/>
+                <w:sz w:val="21"/>
+                <w:szCs w:val="21"/>
+                <w:lang w:val="en-US" w:eastAsia="zh-CN"/>
+              </w:rPr>
+              <w:t>JSYC</w:t>
+            </w:r>
+            <w:bookmarkStart w:id="14" w:name="_GoBack"/>
+            <w:bookmarkEnd w:id="14"/>
+            <w:r>
+              <w:rPr>
+                <w:rFonts w:ascii="宋体" w:hAnsi="宋体" w:eastAsia="宋体" w:cs="宋体"/>
+                <w:spacing w:val="-1"/>
+                <w:sz w:val="21"/>
+                <w:szCs w:val="21"/>
+              </w:rPr>
+              <w:t>-ITSS-FWTGL）</w:t>
             </w:r>
           </w:p>
         </w:tc>
       </w:tr>
       <w:tr>
         <w:tblPrEx>
-          <w:tblW w:w="9072" w:type="dxa"/>
-          <w:tblInd w:w="5" w:type="dxa"/>
-          <w:tblLayout w:type="fixed"/>
+          <w:tblBorders>
+            <w:top w:val="single" w:color="000000" w:sz="4" w:space="0"/>
+            <w:left w:val="single" w:color="000000" w:sz="4" w:space="0"/>
+            <w:bottom w:val="single" w:color="000000" w:sz="4" w:space="0"/>
+            <w:right w:val="single" w:color="000000" w:sz="4" w:space="0"/>
+            <w:insideH w:val="single" w:color="000000" w:sz="4" w:space="0"/>
+            <w:insideV w:val="single" w:color="000000" w:sz="4" w:space="0"/>
+          </w:tblBorders>
           <w:tblCellMar>
             <w:top w:w="0" w:type="dxa"/>
             <w:left w:w="0" w:type="dxa"/>
@@ -353,7 +375,7 @@
           </w:tblCellMar>
         </w:tblPrEx>
         <w:trPr>
-          <w:trHeight w:val="606"/>
+          <w:trHeight w:val="606" w:hRule="atLeast"/>
         </w:trPr>
         <w:tc>
           <w:tcPr>
@@ -378,14 +400,14 @@
               <w:ind w:left="506"/>
               <w:textAlignment w:val="baseline"/>
               <w:rPr>
-                <w:rFonts w:ascii="宋体" w:eastAsia="宋体" w:hAnsi="宋体" w:cs="宋体"/>
+                <w:rFonts w:ascii="宋体" w:hAnsi="宋体" w:eastAsia="宋体" w:cs="宋体"/>
                 <w:sz w:val="21"/>
                 <w:szCs w:val="21"/>
               </w:rPr>
             </w:pPr>
             <w:r>
               <w:rPr>
-                <w:rFonts w:ascii="宋体" w:eastAsia="宋体" w:hAnsi="宋体" w:cs="宋体"/>
+                <w:rFonts w:ascii="宋体" w:hAnsi="宋体" w:eastAsia="宋体" w:cs="宋体"/>
                 <w:spacing w:val="-2"/>
                 <w:sz w:val="21"/>
                 <w:szCs w:val="21"/>
@@ -418,14 +440,14 @@
               <w:ind w:left="2144"/>
               <w:textAlignment w:val="baseline"/>
               <w:rPr>
-                <w:rFonts w:ascii="宋体" w:eastAsia="宋体" w:hAnsi="宋体" w:cs="宋体"/>
+                <w:rFonts w:ascii="宋体" w:hAnsi="宋体" w:eastAsia="宋体" w:cs="宋体"/>
                 <w:sz w:val="21"/>
                 <w:szCs w:val="21"/>
               </w:rPr>
             </w:pPr>
             <w:r>
               <w:rPr>
-                <w:rFonts w:ascii="宋体" w:eastAsia="宋体" w:hAnsi="宋体" w:cs="宋体"/>
+                <w:rFonts w:ascii="宋体" w:hAnsi="宋体" w:eastAsia="宋体" w:cs="宋体"/>
                 <w:spacing w:val="-1"/>
                 <w:sz w:val="21"/>
                 <w:szCs w:val="21"/>
@@ -437,9 +459,14 @@
       </w:tr>
       <w:tr>
         <w:tblPrEx>
-          <w:tblW w:w="9072" w:type="dxa"/>
-          <w:tblInd w:w="5" w:type="dxa"/>
-          <w:tblLayout w:type="fixed"/>
+          <w:tblBorders>
+            <w:top w:val="single" w:color="000000" w:sz="4" w:space="0"/>
+            <w:left w:val="single" w:color="000000" w:sz="4" w:space="0"/>
+            <w:bottom w:val="single" w:color="000000" w:sz="4" w:space="0"/>
+            <w:right w:val="single" w:color="000000" w:sz="4" w:space="0"/>
+            <w:insideH w:val="single" w:color="000000" w:sz="4" w:space="0"/>
+            <w:insideV w:val="single" w:color="000000" w:sz="4" w:space="0"/>
+          </w:tblBorders>
           <w:tblCellMar>
             <w:top w:w="0" w:type="dxa"/>
             <w:left w:w="0" w:type="dxa"/>
@@ -448,7 +475,7 @@
           </w:tblCellMar>
         </w:tblPrEx>
         <w:trPr>
-          <w:trHeight w:val="607"/>
+          <w:trHeight w:val="607" w:hRule="atLeast"/>
         </w:trPr>
         <w:tc>
           <w:tcPr>
@@ -473,14 +500,14 @@
               <w:ind w:left="506"/>
               <w:textAlignment w:val="baseline"/>
               <w:rPr>
-                <w:rFonts w:ascii="宋体" w:eastAsia="宋体" w:hAnsi="宋体" w:cs="宋体"/>
+                <w:rFonts w:ascii="宋体" w:hAnsi="宋体" w:eastAsia="宋体" w:cs="宋体"/>
                 <w:sz w:val="21"/>
                 <w:szCs w:val="21"/>
               </w:rPr>
             </w:pPr>
             <w:r>
               <w:rPr>
-                <w:rFonts w:ascii="宋体" w:eastAsia="宋体" w:hAnsi="宋体" w:cs="宋体"/>
+                <w:rFonts w:ascii="宋体" w:hAnsi="宋体" w:eastAsia="宋体" w:cs="宋体"/>
                 <w:spacing w:val="-2"/>
                 <w:sz w:val="21"/>
                 <w:szCs w:val="21"/>
@@ -512,14 +539,14 @@
               <w:ind w:left="290"/>
               <w:textAlignment w:val="baseline"/>
               <w:rPr>
-                <w:rFonts w:ascii="宋体" w:eastAsia="宋体" w:hAnsi="宋体" w:cs="宋体"/>
+                <w:rFonts w:ascii="宋体" w:hAnsi="宋体" w:eastAsia="宋体" w:cs="宋体"/>
                 <w:sz w:val="21"/>
                 <w:szCs w:val="21"/>
               </w:rPr>
             </w:pPr>
             <w:r>
               <w:rPr>
-                <w:rFonts w:ascii="宋体" w:eastAsia="宋体" w:hAnsi="宋体" w:cs="宋体"/>
+                <w:rFonts w:ascii="宋体" w:hAnsi="宋体" w:eastAsia="宋体" w:cs="宋体"/>
                 <w:spacing w:val="-2"/>
                 <w:sz w:val="21"/>
                 <w:szCs w:val="21"/>
@@ -551,14 +578,14 @@
               <w:ind w:left="734"/>
               <w:textAlignment w:val="baseline"/>
               <w:rPr>
-                <w:rFonts w:ascii="宋体" w:eastAsia="宋体" w:hAnsi="宋体" w:cs="宋体"/>
+                <w:rFonts w:ascii="宋体" w:hAnsi="宋体" w:eastAsia="宋体" w:cs="宋体"/>
                 <w:sz w:val="21"/>
                 <w:szCs w:val="21"/>
               </w:rPr>
             </w:pPr>
             <w:r>
               <w:rPr>
-                <w:rFonts w:ascii="宋体" w:eastAsia="宋体" w:hAnsi="宋体" w:cs="宋体"/>
+                <w:rFonts w:ascii="宋体" w:hAnsi="宋体" w:eastAsia="宋体" w:cs="宋体"/>
                 <w:spacing w:val="-2"/>
                 <w:sz w:val="21"/>
                 <w:szCs w:val="21"/>
@@ -590,14 +617,14 @@
               <w:ind w:left="574"/>
               <w:textAlignment w:val="baseline"/>
               <w:rPr>
-                <w:rFonts w:ascii="宋体" w:eastAsia="宋体" w:hAnsi="宋体" w:cs="宋体"/>
+                <w:rFonts w:ascii="宋体" w:hAnsi="宋体" w:eastAsia="宋体" w:cs="宋体"/>
                 <w:sz w:val="21"/>
                 <w:szCs w:val="21"/>
               </w:rPr>
             </w:pPr>
             <w:r>
               <w:rPr>
-                <w:rFonts w:ascii="宋体" w:eastAsia="宋体" w:hAnsi="宋体" w:cs="宋体"/>
+                <w:rFonts w:ascii="宋体" w:hAnsi="宋体" w:eastAsia="宋体" w:cs="宋体"/>
                 <w:spacing w:val="-3"/>
                 <w:sz w:val="21"/>
                 <w:szCs w:val="21"/>
@@ -629,14 +656,14 @@
               <w:ind w:left="781"/>
               <w:textAlignment w:val="baseline"/>
               <w:rPr>
-                <w:rFonts w:ascii="宋体" w:eastAsia="宋体" w:hAnsi="宋体" w:cs="宋体"/>
+                <w:rFonts w:ascii="宋体" w:hAnsi="宋体" w:eastAsia="宋体" w:cs="宋体"/>
                 <w:sz w:val="21"/>
                 <w:szCs w:val="21"/>
               </w:rPr>
             </w:pPr>
             <w:r>
               <w:rPr>
-                <w:rFonts w:ascii="宋体" w:eastAsia="宋体" w:hAnsi="宋体" w:cs="宋体"/>
+                <w:rFonts w:ascii="宋体" w:hAnsi="宋体" w:eastAsia="宋体" w:cs="宋体"/>
                 <w:spacing w:val="-5"/>
                 <w:sz w:val="21"/>
                 <w:szCs w:val="21"/>
@@ -648,9 +675,14 @@
       </w:tr>
       <w:tr>
         <w:tblPrEx>
-          <w:tblW w:w="9072" w:type="dxa"/>
-          <w:tblInd w:w="5" w:type="dxa"/>
-          <w:tblLayout w:type="fixed"/>
+          <w:tblBorders>
+            <w:top w:val="single" w:color="000000" w:sz="4" w:space="0"/>
+            <w:left w:val="single" w:color="000000" w:sz="4" w:space="0"/>
+            <w:bottom w:val="single" w:color="000000" w:sz="4" w:space="0"/>
+            <w:right w:val="single" w:color="000000" w:sz="4" w:space="0"/>
+            <w:insideH w:val="single" w:color="000000" w:sz="4" w:space="0"/>
+            <w:insideV w:val="single" w:color="000000" w:sz="4" w:space="0"/>
+          </w:tblBorders>
           <w:tblCellMar>
             <w:top w:w="0" w:type="dxa"/>
             <w:left w:w="0" w:type="dxa"/>
@@ -659,7 +691,7 @@
           </w:tblCellMar>
         </w:tblPrEx>
         <w:trPr>
-          <w:trHeight w:val="474"/>
+          <w:trHeight w:val="474" w:hRule="atLeast"/>
         </w:trPr>
         <w:tc>
           <w:tcPr>
@@ -685,7 +717,7 @@
               <w:ind w:left="709" w:leftChars="0"/>
               <w:textAlignment w:val="baseline"/>
               <w:rPr>
-                <w:rFonts w:ascii="宋体" w:eastAsia="宋体" w:hAnsi="宋体" w:cs="宋体"/>
+                <w:rFonts w:ascii="宋体" w:hAnsi="宋体" w:eastAsia="宋体" w:cs="宋体"/>
                 <w:snapToGrid w:val="0"/>
                 <w:color w:val="000000"/>
                 <w:kern w:val="0"/>
@@ -696,7 +728,7 @@
             </w:pPr>
             <w:r>
               <w:rPr>
-                <w:rFonts w:ascii="宋体" w:eastAsia="宋体" w:hAnsi="宋体" w:cs="宋体"/>
+                <w:rFonts w:ascii="宋体" w:hAnsi="宋体" w:eastAsia="宋体" w:cs="宋体"/>
                 <w:spacing w:val="-1"/>
                 <w:sz w:val="21"/>
                 <w:szCs w:val="21"/>
@@ -729,7 +761,7 @@
               <w:ind w:left="290" w:leftChars="0"/>
               <w:textAlignment w:val="baseline"/>
               <w:rPr>
-                <w:rFonts w:ascii="宋体" w:eastAsia="宋体" w:hAnsi="宋体" w:cs="宋体"/>
+                <w:rFonts w:ascii="宋体" w:hAnsi="宋体" w:eastAsia="宋体" w:cs="宋体"/>
                 <w:snapToGrid w:val="0"/>
                 <w:color w:val="000000"/>
                 <w:kern w:val="0"/>
@@ -740,7 +772,7 @@
             </w:pPr>
             <w:r>
               <w:rPr>
-                <w:rFonts w:ascii="宋体" w:eastAsia="宋体" w:hAnsi="宋体" w:cs="宋体"/>
+                <w:rFonts w:ascii="宋体" w:hAnsi="宋体" w:eastAsia="宋体" w:cs="宋体"/>
                 <w:spacing w:val="-2"/>
                 <w:sz w:val="21"/>
                 <w:szCs w:val="21"/>
@@ -773,7 +805,7 @@
               <w:ind w:left="738" w:leftChars="0"/>
               <w:textAlignment w:val="baseline"/>
               <w:rPr>
-                <w:rFonts w:ascii="宋体" w:eastAsia="宋体" w:hAnsi="宋体" w:cs="宋体"/>
+                <w:rFonts w:ascii="宋体" w:hAnsi="宋体" w:eastAsia="宋体" w:cs="宋体"/>
                 <w:snapToGrid w:val="0"/>
                 <w:color w:val="000000"/>
                 <w:kern w:val="0"/>
@@ -784,7 +816,7 @@
             </w:pPr>
             <w:r>
               <w:rPr>
-                <w:rFonts w:ascii="宋体" w:eastAsia="宋体" w:hAnsi="宋体" w:cs="宋体"/>
+                <w:rFonts w:ascii="宋体" w:hAnsi="宋体" w:eastAsia="宋体" w:cs="宋体"/>
                 <w:spacing w:val="-3"/>
                 <w:sz w:val="21"/>
                 <w:szCs w:val="21"/>
@@ -817,7 +849,7 @@
               <w:ind w:left="480" w:leftChars="0"/>
               <w:textAlignment w:val="baseline"/>
               <w:rPr>
-                <w:rFonts w:ascii="宋体" w:eastAsia="宋体" w:hAnsi="宋体" w:cs="宋体" w:hint="eastAsia"/>
+                <w:rFonts w:hint="eastAsia" w:ascii="宋体" w:hAnsi="宋体" w:eastAsia="宋体" w:cs="宋体"/>
                 <w:snapToGrid w:val="0"/>
                 <w:color w:val="000000"/>
                 <w:kern w:val="0"/>
@@ -828,7 +860,7 @@
             </w:pPr>
             <w:r>
               <w:rPr>
-                <w:rFonts w:ascii="宋体" w:eastAsia="宋体" w:hAnsi="宋体" w:cs="宋体" w:hint="eastAsia"/>
+                <w:rFonts w:hint="eastAsia" w:ascii="宋体" w:hAnsi="宋体" w:eastAsia="宋体" w:cs="宋体"/>
                 <w:sz w:val="21"/>
                 <w:szCs w:val="21"/>
                 <w:lang w:val="en-US" w:eastAsia="zh-CN"/>
@@ -861,7 +893,7 @@
               <w:ind w:left="672" w:leftChars="0"/>
               <w:textAlignment w:val="baseline"/>
               <w:rPr>
-                <w:rFonts w:ascii="宋体" w:eastAsia="宋体" w:hAnsi="宋体" w:cs="宋体"/>
+                <w:rFonts w:ascii="宋体" w:hAnsi="宋体" w:eastAsia="宋体" w:cs="宋体"/>
                 <w:snapToGrid w:val="0"/>
                 <w:color w:val="000000"/>
                 <w:kern w:val="0"/>
@@ -872,7 +904,7 @@
             </w:pPr>
             <w:r>
               <w:rPr>
-                <w:rFonts w:ascii="宋体" w:eastAsia="宋体" w:hAnsi="宋体" w:cs="宋体"/>
+                <w:rFonts w:ascii="宋体" w:hAnsi="宋体" w:eastAsia="宋体" w:cs="宋体"/>
                 <w:spacing w:val="-3"/>
                 <w:sz w:val="21"/>
                 <w:szCs w:val="21"/>
@@ -884,9 +916,14 @@
       </w:tr>
       <w:tr>
         <w:tblPrEx>
-          <w:tblW w:w="9072" w:type="dxa"/>
-          <w:tblInd w:w="5" w:type="dxa"/>
-          <w:tblLayout w:type="fixed"/>
+          <w:tblBorders>
+            <w:top w:val="single" w:color="000000" w:sz="4" w:space="0"/>
+            <w:left w:val="single" w:color="000000" w:sz="4" w:space="0"/>
+            <w:bottom w:val="single" w:color="000000" w:sz="4" w:space="0"/>
+            <w:right w:val="single" w:color="000000" w:sz="4" w:space="0"/>
+            <w:insideH w:val="single" w:color="000000" w:sz="4" w:space="0"/>
+            <w:insideV w:val="single" w:color="000000" w:sz="4" w:space="0"/>
+          </w:tblBorders>
           <w:tblCellMar>
             <w:top w:w="0" w:type="dxa"/>
             <w:left w:w="0" w:type="dxa"/>
@@ -895,7 +932,7 @@
           </w:tblCellMar>
         </w:tblPrEx>
         <w:trPr>
-          <w:trHeight w:val="528"/>
+          <w:trHeight w:val="528" w:hRule="atLeast"/>
         </w:trPr>
         <w:tc>
           <w:tcPr>
@@ -903,7 +940,7 @@
           </w:tcPr>
           <w:p>
             <w:pPr>
-              <w:pStyle w:val="TableText"/>
+              <w:pStyle w:val="25"/>
               <w:keepNext w:val="0"/>
               <w:keepLines w:val="0"/>
               <w:pageBreakBefore w:val="0"/>
@@ -927,7 +964,7 @@
           </w:tcPr>
           <w:p>
             <w:pPr>
-              <w:pStyle w:val="TableText"/>
+              <w:pStyle w:val="25"/>
               <w:keepNext w:val="0"/>
               <w:keepLines w:val="0"/>
               <w:pageBreakBefore w:val="0"/>
@@ -951,7 +988,7 @@
           </w:tcPr>
           <w:p>
             <w:pPr>
-              <w:pStyle w:val="TableText"/>
+              <w:pStyle w:val="25"/>
               <w:keepNext w:val="0"/>
               <w:keepLines w:val="0"/>
               <w:pageBreakBefore w:val="0"/>
@@ -975,7 +1012,7 @@
           </w:tcPr>
           <w:p>
             <w:pPr>
-              <w:pStyle w:val="TableText"/>
+              <w:pStyle w:val="25"/>
               <w:keepNext w:val="0"/>
               <w:keepLines w:val="0"/>
               <w:pageBreakBefore w:val="0"/>
@@ -999,7 +1036,7 @@
           </w:tcPr>
           <w:p>
             <w:pPr>
-              <w:pStyle w:val="TableText"/>
+              <w:pStyle w:val="25"/>
               <w:keepNext w:val="0"/>
               <w:keepLines w:val="0"/>
               <w:pageBreakBefore w:val="0"/>
@@ -1020,9 +1057,14 @@
       </w:tr>
       <w:tr>
         <w:tblPrEx>
-          <w:tblW w:w="9072" w:type="dxa"/>
-          <w:tblInd w:w="5" w:type="dxa"/>
-          <w:tblLayout w:type="fixed"/>
+          <w:tblBorders>
+            <w:top w:val="single" w:color="000000" w:sz="4" w:space="0"/>
+            <w:left w:val="single" w:color="000000" w:sz="4" w:space="0"/>
+            <w:bottom w:val="single" w:color="000000" w:sz="4" w:space="0"/>
+            <w:right w:val="single" w:color="000000" w:sz="4" w:space="0"/>
+            <w:insideH w:val="single" w:color="000000" w:sz="4" w:space="0"/>
+            <w:insideV w:val="single" w:color="000000" w:sz="4" w:space="0"/>
+          </w:tblBorders>
           <w:tblCellMar>
             <w:top w:w="0" w:type="dxa"/>
             <w:left w:w="0" w:type="dxa"/>
@@ -1031,7 +1073,7 @@
           </w:tblCellMar>
         </w:tblPrEx>
         <w:trPr>
-          <w:trHeight w:val="528"/>
+          <w:trHeight w:val="528" w:hRule="atLeast"/>
         </w:trPr>
         <w:tc>
           <w:tcPr>
@@ -1039,7 +1081,7 @@
           </w:tcPr>
           <w:p>
             <w:pPr>
-              <w:pStyle w:val="TableText"/>
+              <w:pStyle w:val="25"/>
               <w:keepNext w:val="0"/>
               <w:keepLines w:val="0"/>
               <w:pageBreakBefore w:val="0"/>
@@ -1063,7 +1105,7 @@
           </w:tcPr>
           <w:p>
             <w:pPr>
-              <w:pStyle w:val="TableText"/>
+              <w:pStyle w:val="25"/>
               <w:keepNext w:val="0"/>
               <w:keepLines w:val="0"/>
               <w:pageBreakBefore w:val="0"/>
@@ -1087,7 +1129,7 @@
           </w:tcPr>
           <w:p>
             <w:pPr>
-              <w:pStyle w:val="TableText"/>
+              <w:pStyle w:val="25"/>
               <w:keepNext w:val="0"/>
               <w:keepLines w:val="0"/>
               <w:pageBreakBefore w:val="0"/>
@@ -1111,7 +1153,7 @@
           </w:tcPr>
           <w:p>
             <w:pPr>
-              <w:pStyle w:val="TableText"/>
+              <w:pStyle w:val="25"/>
               <w:keepNext w:val="0"/>
               <w:keepLines w:val="0"/>
               <w:pageBreakBefore w:val="0"/>
@@ -1135,7 +1177,7 @@
           </w:tcPr>
           <w:p>
             <w:pPr>
-              <w:pStyle w:val="TableText"/>
+              <w:pStyle w:val="25"/>
               <w:keepNext w:val="0"/>
               <w:keepLines w:val="0"/>
               <w:pageBreakBefore w:val="0"/>
@@ -1156,9 +1198,14 @@
       </w:tr>
       <w:tr>
         <w:tblPrEx>
-          <w:tblW w:w="9072" w:type="dxa"/>
-          <w:tblInd w:w="5" w:type="dxa"/>
-          <w:tblLayout w:type="fixed"/>
+          <w:tblBorders>
+            <w:top w:val="single" w:color="000000" w:sz="4" w:space="0"/>
+            <w:left w:val="single" w:color="000000" w:sz="4" w:space="0"/>
+            <w:bottom w:val="single" w:color="000000" w:sz="4" w:space="0"/>
+            <w:right w:val="single" w:color="000000" w:sz="4" w:space="0"/>
+            <w:insideH w:val="single" w:color="000000" w:sz="4" w:space="0"/>
+            <w:insideV w:val="single" w:color="000000" w:sz="4" w:space="0"/>
+          </w:tblBorders>
           <w:tblCellMar>
             <w:top w:w="0" w:type="dxa"/>
             <w:left w:w="0" w:type="dxa"/>
@@ -1167,7 +1214,7 @@
           </w:tblCellMar>
         </w:tblPrEx>
         <w:trPr>
-          <w:trHeight w:val="528"/>
+          <w:trHeight w:val="528" w:hRule="atLeast"/>
         </w:trPr>
         <w:tc>
           <w:tcPr>
@@ -1175,7 +1222,7 @@
           </w:tcPr>
           <w:p>
             <w:pPr>
-              <w:pStyle w:val="TableText"/>
+              <w:pStyle w:val="25"/>
               <w:keepNext w:val="0"/>
               <w:keepLines w:val="0"/>
               <w:pageBreakBefore w:val="0"/>
@@ -1199,7 +1246,7 @@
           </w:tcPr>
           <w:p>
             <w:pPr>
-              <w:pStyle w:val="TableText"/>
+              <w:pStyle w:val="25"/>
               <w:keepNext w:val="0"/>
               <w:keepLines w:val="0"/>
               <w:pageBreakBefore w:val="0"/>
@@ -1223,7 +1270,7 @@
           </w:tcPr>
           <w:p>
             <w:pPr>
-              <w:pStyle w:val="TableText"/>
+              <w:pStyle w:val="25"/>
               <w:keepNext w:val="0"/>
               <w:keepLines w:val="0"/>
               <w:pageBreakBefore w:val="0"/>
@@ -1247,7 +1294,7 @@
           </w:tcPr>
           <w:p>
             <w:pPr>
-              <w:pStyle w:val="TableText"/>
+              <w:pStyle w:val="25"/>
               <w:keepNext w:val="0"/>
               <w:keepLines w:val="0"/>
               <w:pageBreakBefore w:val="0"/>
@@ -1271,7 +1318,7 @@
           </w:tcPr>
           <w:p>
             <w:pPr>
-              <w:pStyle w:val="TableText"/>
+              <w:pStyle w:val="25"/>
               <w:keepNext w:val="0"/>
               <w:keepLines w:val="0"/>
               <w:pageBreakBefore w:val="0"/>
@@ -1292,9 +1339,14 @@
       </w:tr>
       <w:tr>
         <w:tblPrEx>
-          <w:tblW w:w="9072" w:type="dxa"/>
-          <w:tblInd w:w="5" w:type="dxa"/>
-          <w:tblLayout w:type="fixed"/>
+          <w:tblBorders>
+            <w:top w:val="single" w:color="000000" w:sz="4" w:space="0"/>
+            <w:left w:val="single" w:color="000000" w:sz="4" w:space="0"/>
+            <w:bottom w:val="single" w:color="000000" w:sz="4" w:space="0"/>
+            <w:right w:val="single" w:color="000000" w:sz="4" w:space="0"/>
+            <w:insideH w:val="single" w:color="000000" w:sz="4" w:space="0"/>
+            <w:insideV w:val="single" w:color="000000" w:sz="4" w:space="0"/>
+          </w:tblBorders>
           <w:tblCellMar>
             <w:top w:w="0" w:type="dxa"/>
             <w:left w:w="0" w:type="dxa"/>
@@ -1303,7 +1355,7 @@
           </w:tblCellMar>
         </w:tblPrEx>
         <w:trPr>
-          <w:trHeight w:val="528"/>
+          <w:trHeight w:val="528" w:hRule="atLeast"/>
         </w:trPr>
         <w:tc>
           <w:tcPr>
@@ -1311,7 +1363,7 @@
           </w:tcPr>
           <w:p>
             <w:pPr>
-              <w:pStyle w:val="TableText"/>
+              <w:pStyle w:val="25"/>
               <w:keepNext w:val="0"/>
               <w:keepLines w:val="0"/>
               <w:pageBreakBefore w:val="0"/>
@@ -1335,7 +1387,7 @@
           </w:tcPr>
           <w:p>
             <w:pPr>
-              <w:pStyle w:val="TableText"/>
+              <w:pStyle w:val="25"/>
               <w:keepNext w:val="0"/>
               <w:keepLines w:val="0"/>
               <w:pageBreakBefore w:val="0"/>
@@ -1359,7 +1411,7 @@
           </w:tcPr>
           <w:p>
             <w:pPr>
-              <w:pStyle w:val="TableText"/>
+              <w:pStyle w:val="25"/>
               <w:keepNext w:val="0"/>
               <w:keepLines w:val="0"/>
               <w:pageBreakBefore w:val="0"/>
@@ -1383,7 +1435,7 @@
           </w:tcPr>
           <w:p>
             <w:pPr>
-              <w:pStyle w:val="TableText"/>
+              <w:pStyle w:val="25"/>
               <w:keepNext w:val="0"/>
               <w:keepLines w:val="0"/>
               <w:pageBreakBefore w:val="0"/>
@@ -1407,7 +1459,7 @@
           </w:tcPr>
           <w:p>
             <w:pPr>
-              <w:pStyle w:val="TableText"/>
+              <w:pStyle w:val="25"/>
               <w:keepNext w:val="0"/>
               <w:keepLines w:val="0"/>
               <w:pageBreakBefore w:val="0"/>
@@ -1428,9 +1480,14 @@
       </w:tr>
       <w:tr>
         <w:tblPrEx>
-          <w:tblW w:w="9072" w:type="dxa"/>
-          <w:tblInd w:w="5" w:type="dxa"/>
-          <w:tblLayout w:type="fixed"/>
+          <w:tblBorders>
+            <w:top w:val="single" w:color="000000" w:sz="4" w:space="0"/>
+            <w:left w:val="single" w:color="000000" w:sz="4" w:space="0"/>
+            <w:bottom w:val="single" w:color="000000" w:sz="4" w:space="0"/>
+            <w:right w:val="single" w:color="000000" w:sz="4" w:space="0"/>
+            <w:insideH w:val="single" w:color="000000" w:sz="4" w:space="0"/>
+            <w:insideV w:val="single" w:color="000000" w:sz="4" w:space="0"/>
+          </w:tblBorders>
           <w:tblCellMar>
             <w:top w:w="0" w:type="dxa"/>
             <w:left w:w="0" w:type="dxa"/>
@@ -1439,7 +1496,7 @@
           </w:tblCellMar>
         </w:tblPrEx>
         <w:trPr>
-          <w:trHeight w:val="589"/>
+          <w:trHeight w:val="589" w:hRule="atLeast"/>
         </w:trPr>
         <w:tc>
           <w:tcPr>
@@ -1447,7 +1504,7 @@
           </w:tcPr>
           <w:p>
             <w:pPr>
-              <w:pStyle w:val="TableText"/>
+              <w:pStyle w:val="25"/>
               <w:keepNext w:val="0"/>
               <w:keepLines w:val="0"/>
               <w:pageBreakBefore w:val="0"/>
@@ -1471,7 +1528,7 @@
           </w:tcPr>
           <w:p>
             <w:pPr>
-              <w:pStyle w:val="TableText"/>
+              <w:pStyle w:val="25"/>
               <w:keepNext w:val="0"/>
               <w:keepLines w:val="0"/>
               <w:pageBreakBefore w:val="0"/>
@@ -1495,7 +1552,7 @@
           </w:tcPr>
           <w:p>
             <w:pPr>
-              <w:pStyle w:val="TableText"/>
+              <w:pStyle w:val="25"/>
               <w:keepNext w:val="0"/>
               <w:keepLines w:val="0"/>
               <w:pageBreakBefore w:val="0"/>
@@ -1519,7 +1576,7 @@
           </w:tcPr>
           <w:p>
             <w:pPr>
-              <w:pStyle w:val="TableText"/>
+              <w:pStyle w:val="25"/>
               <w:keepNext w:val="0"/>
               <w:keepLines w:val="0"/>
               <w:pageBreakBefore w:val="0"/>
@@ -1543,7 +1600,7 @@
           </w:tcPr>
           <w:p>
             <w:pPr>
-              <w:pStyle w:val="TableText"/>
+              <w:pStyle w:val="25"/>
               <w:keepNext w:val="0"/>
               <w:keepLines w:val="0"/>
               <w:pageBreakBefore w:val="0"/>
@@ -1565,7 +1622,7 @@
     </w:tbl>
     <w:p>
       <w:pPr>
-        <w:pStyle w:val="BodyText"/>
+        <w:pStyle w:val="12"/>
         <w:keepNext w:val="0"/>
         <w:keepLines w:val="0"/>
         <w:pageBreakBefore w:val="0"/>
@@ -1599,17 +1656,17 @@
         <w:snapToGrid w:val="0"/>
         <w:textAlignment w:val="baseline"/>
         <w:sectPr>
-          <w:footerReference w:type="default" r:id="rId5"/>
+          <w:footerReference r:id="rId6" w:type="default"/>
           <w:pgSz w:w="11906" w:h="16839"/>
           <w:pgMar w:top="1431" w:right="1127" w:bottom="1233" w:left="1696" w:header="0" w:footer="1070" w:gutter="0"/>
-          <w:cols w:num="1" w:space="720"/>
+          <w:cols w:space="720" w:num="1"/>
         </w:sectPr>
       </w:pPr>
     </w:p>
     <w:sdt>
       <w:sdtPr>
         <w:rPr>
-          <w:rFonts w:ascii="宋体" w:eastAsia="宋体" w:hAnsi="宋体" w:cs="Arial"/>
+          <w:rFonts w:ascii="宋体" w:hAnsi="宋体" w:eastAsia="宋体" w:cs="Arial"/>
           <w:snapToGrid w:val="0"/>
           <w:color w:val="000000"/>
           <w:kern w:val="0"/>
@@ -1625,7 +1682,7 @@
       </w:sdtPr>
       <w:sdtEndPr>
         <w:rPr>
-          <w:rFonts w:ascii="Calibri" w:eastAsia="Calibri" w:hAnsi="Calibri" w:cs="Calibri"/>
+          <w:rFonts w:ascii="Calibri" w:hAnsi="Calibri" w:eastAsia="Calibri" w:cs="Calibri"/>
           <w:snapToGrid w:val="0"/>
           <w:color w:val="000000"/>
           <w:kern w:val="0"/>
@@ -1651,13 +1708,13 @@
             <w:adjustRightInd w:val="0"/>
             <w:snapToGrid w:val="0"/>
             <w:spacing w:before="0" w:beforeLines="0" w:after="0" w:afterLines="0" w:line="240" w:lineRule="auto"/>
-            <w:ind w:left="0" w:right="0" w:firstLine="0" w:leftChars="0" w:rightChars="0" w:firstLineChars="0"/>
+            <w:ind w:left="0" w:leftChars="0" w:right="0" w:rightChars="0" w:firstLine="0" w:firstLineChars="0"/>
             <w:jc w:val="center"/>
             <w:textAlignment w:val="baseline"/>
           </w:pPr>
           <w:r>
             <w:rPr>
-              <w:rFonts w:ascii="宋体" w:eastAsia="宋体" w:hAnsi="宋体"/>
+              <w:rFonts w:ascii="宋体" w:hAnsi="宋体" w:eastAsia="宋体"/>
               <w:sz w:val="21"/>
             </w:rPr>
             <w:t>目录</w:t>
@@ -1665,7 +1722,7 @@
         </w:p>
         <w:p>
           <w:pPr>
-            <w:pStyle w:val="TOC1"/>
+            <w:pStyle w:val="16"/>
             <w:keepNext w:val="0"/>
             <w:keepLines w:val="0"/>
             <w:pageBreakBefore w:val="0"/>
@@ -1686,7 +1743,7 @@
           </w:pPr>
           <w:r>
             <w:rPr>
-              <w:rFonts w:ascii="Calibri" w:eastAsia="Calibri" w:hAnsi="Calibri" w:cs="Calibri"/>
+              <w:rFonts w:ascii="Calibri" w:hAnsi="Calibri" w:eastAsia="Calibri" w:cs="Calibri"/>
               <w:sz w:val="21"/>
               <w:szCs w:val="21"/>
             </w:rPr>
@@ -1694,7 +1751,7 @@
           </w:r>
           <w:r>
             <w:rPr>
-              <w:rFonts w:ascii="Calibri" w:eastAsia="Calibri" w:hAnsi="Calibri" w:cs="Calibri"/>
+              <w:rFonts w:ascii="Calibri" w:hAnsi="Calibri" w:eastAsia="Calibri" w:cs="Calibri"/>
               <w:sz w:val="21"/>
               <w:szCs w:val="21"/>
             </w:rPr>
@@ -1702,7 +1759,7 @@
           </w:r>
           <w:r>
             <w:rPr>
-              <w:rFonts w:ascii="Calibri" w:eastAsia="Calibri" w:hAnsi="Calibri" w:cs="Calibri"/>
+              <w:rFonts w:ascii="Calibri" w:hAnsi="Calibri" w:eastAsia="Calibri" w:cs="Calibri"/>
               <w:sz w:val="21"/>
               <w:szCs w:val="21"/>
             </w:rPr>
@@ -1710,21 +1767,21 @@
           </w:r>
           <w:r>
             <w:rPr>
-              <w:rFonts w:ascii="Calibri" w:eastAsia="Calibri" w:hAnsi="Calibri" w:cs="Calibri"/>
+              <w:rFonts w:ascii="Calibri" w:hAnsi="Calibri" w:eastAsia="Calibri" w:cs="Calibri"/>
               <w:szCs w:val="21"/>
             </w:rPr>
             <w:fldChar w:fldCharType="begin"/>
           </w:r>
           <w:r>
             <w:rPr>
-              <w:rFonts w:ascii="Calibri" w:eastAsia="Calibri" w:hAnsi="Calibri" w:cs="Calibri"/>
+              <w:rFonts w:ascii="Calibri" w:hAnsi="Calibri" w:eastAsia="Calibri" w:cs="Calibri"/>
               <w:szCs w:val="21"/>
             </w:rPr>
             <w:instrText xml:space="preserve"> HYPERLINK \l _Toc23726 </w:instrText>
           </w:r>
           <w:r>
             <w:rPr>
-              <w:rFonts w:ascii="Calibri" w:eastAsia="Calibri" w:hAnsi="Calibri" w:cs="Calibri"/>
+              <w:rFonts w:ascii="Calibri" w:hAnsi="Calibri" w:eastAsia="Calibri" w:cs="Calibri"/>
               <w:szCs w:val="21"/>
             </w:rPr>
             <w:fldChar w:fldCharType="separate"/>
@@ -1752,7 +1809,7 @@
           </w:r>
           <w:r>
             <w:rPr>
-              <w:rFonts w:ascii="Calibri" w:eastAsia="Calibri" w:hAnsi="Calibri" w:cs="Calibri"/>
+              <w:rFonts w:ascii="Calibri" w:hAnsi="Calibri" w:eastAsia="Calibri" w:cs="Calibri"/>
               <w:szCs w:val="21"/>
             </w:rPr>
             <w:fldChar w:fldCharType="end"/>
@@ -1760,7 +1817,7 @@
         </w:p>
         <w:p>
           <w:pPr>
-            <w:pStyle w:val="TOC1"/>
+            <w:pStyle w:val="16"/>
             <w:keepNext w:val="0"/>
             <w:keepLines w:val="0"/>
             <w:pageBreakBefore w:val="0"/>
@@ -1781,21 +1838,21 @@
           </w:pPr>
           <w:r>
             <w:rPr>
-              <w:rFonts w:ascii="Calibri" w:eastAsia="Calibri" w:hAnsi="Calibri" w:cs="Calibri"/>
+              <w:rFonts w:ascii="Calibri" w:hAnsi="Calibri" w:eastAsia="Calibri" w:cs="Calibri"/>
               <w:szCs w:val="21"/>
             </w:rPr>
             <w:fldChar w:fldCharType="begin"/>
           </w:r>
           <w:r>
             <w:rPr>
-              <w:rFonts w:ascii="Calibri" w:eastAsia="Calibri" w:hAnsi="Calibri" w:cs="Calibri"/>
+              <w:rFonts w:ascii="Calibri" w:hAnsi="Calibri" w:eastAsia="Calibri" w:cs="Calibri"/>
               <w:szCs w:val="21"/>
             </w:rPr>
             <w:instrText xml:space="preserve"> HYPERLINK \l _Toc24584 </w:instrText>
           </w:r>
           <w:r>
             <w:rPr>
-              <w:rFonts w:ascii="Calibri" w:eastAsia="Calibri" w:hAnsi="Calibri" w:cs="Calibri"/>
+              <w:rFonts w:ascii="Calibri" w:hAnsi="Calibri" w:eastAsia="Calibri" w:cs="Calibri"/>
               <w:szCs w:val="21"/>
             </w:rPr>
             <w:fldChar w:fldCharType="separate"/>
@@ -1823,7 +1880,7 @@
           </w:r>
           <w:r>
             <w:rPr>
-              <w:rFonts w:ascii="Calibri" w:eastAsia="Calibri" w:hAnsi="Calibri" w:cs="Calibri"/>
+              <w:rFonts w:ascii="Calibri" w:hAnsi="Calibri" w:eastAsia="Calibri" w:cs="Calibri"/>
               <w:szCs w:val="21"/>
             </w:rPr>
             <w:fldChar w:fldCharType="end"/>
@@ -1831,7 +1888,7 @@
         </w:p>
         <w:p>
           <w:pPr>
-            <w:pStyle w:val="TOC2"/>
+            <w:pStyle w:val="17"/>
             <w:keepNext w:val="0"/>
             <w:keepLines w:val="0"/>
             <w:pageBreakBefore w:val="0"/>
@@ -1852,28 +1909,28 @@
           </w:pPr>
           <w:r>
             <w:rPr>
-              <w:rFonts w:ascii="Calibri" w:eastAsia="Calibri" w:hAnsi="Calibri" w:cs="Calibri"/>
+              <w:rFonts w:ascii="Calibri" w:hAnsi="Calibri" w:eastAsia="Calibri" w:cs="Calibri"/>
               <w:szCs w:val="21"/>
             </w:rPr>
             <w:fldChar w:fldCharType="begin"/>
           </w:r>
           <w:r>
             <w:rPr>
-              <w:rFonts w:ascii="Calibri" w:eastAsia="Calibri" w:hAnsi="Calibri" w:cs="Calibri"/>
+              <w:rFonts w:ascii="Calibri" w:hAnsi="Calibri" w:eastAsia="Calibri" w:cs="Calibri"/>
               <w:szCs w:val="21"/>
             </w:rPr>
             <w:instrText xml:space="preserve"> HYPERLINK \l _Toc8297 </w:instrText>
           </w:r>
           <w:r>
             <w:rPr>
-              <w:rFonts w:ascii="Calibri" w:eastAsia="Calibri" w:hAnsi="Calibri" w:cs="Calibri"/>
+              <w:rFonts w:ascii="Calibri" w:hAnsi="Calibri" w:eastAsia="Calibri" w:cs="Calibri"/>
               <w:szCs w:val="21"/>
             </w:rPr>
             <w:fldChar w:fldCharType="separate"/>
           </w:r>
           <w:r>
             <w:rPr>
-              <w:rFonts w:ascii="宋体" w:eastAsia="宋体" w:hAnsi="宋体" w:cs="宋体"/>
+              <w:rFonts w:ascii="宋体" w:hAnsi="宋体" w:eastAsia="宋体" w:cs="宋体"/>
               <w:spacing w:val="-3"/>
               <w:szCs w:val="28"/>
             </w:rPr>
@@ -1899,7 +1956,7 @@
           </w:r>
           <w:r>
             <w:rPr>
-              <w:rFonts w:ascii="Calibri" w:eastAsia="Calibri" w:hAnsi="Calibri" w:cs="Calibri"/>
+              <w:rFonts w:ascii="Calibri" w:hAnsi="Calibri" w:eastAsia="Calibri" w:cs="Calibri"/>
               <w:szCs w:val="21"/>
             </w:rPr>
             <w:fldChar w:fldCharType="end"/>
@@ -1907,7 +1964,7 @@
         </w:p>
         <w:p>
           <w:pPr>
-            <w:pStyle w:val="TOC1"/>
+            <w:pStyle w:val="16"/>
             <w:keepNext w:val="0"/>
             <w:keepLines w:val="0"/>
             <w:pageBreakBefore w:val="0"/>
@@ -1928,21 +1985,21 @@
           </w:pPr>
           <w:r>
             <w:rPr>
-              <w:rFonts w:ascii="Calibri" w:eastAsia="Calibri" w:hAnsi="Calibri" w:cs="Calibri"/>
+              <w:rFonts w:ascii="Calibri" w:hAnsi="Calibri" w:eastAsia="Calibri" w:cs="Calibri"/>
               <w:szCs w:val="21"/>
             </w:rPr>
             <w:fldChar w:fldCharType="begin"/>
           </w:r>
           <w:r>
             <w:rPr>
-              <w:rFonts w:ascii="Calibri" w:eastAsia="Calibri" w:hAnsi="Calibri" w:cs="Calibri"/>
+              <w:rFonts w:ascii="Calibri" w:hAnsi="Calibri" w:eastAsia="Calibri" w:cs="Calibri"/>
               <w:szCs w:val="21"/>
             </w:rPr>
             <w:instrText xml:space="preserve"> HYPERLINK \l _Toc7013 </w:instrText>
           </w:r>
           <w:r>
             <w:rPr>
-              <w:rFonts w:ascii="Calibri" w:eastAsia="Calibri" w:hAnsi="Calibri" w:cs="Calibri"/>
+              <w:rFonts w:ascii="Calibri" w:hAnsi="Calibri" w:eastAsia="Calibri" w:cs="Calibri"/>
               <w:szCs w:val="21"/>
             </w:rPr>
             <w:fldChar w:fldCharType="separate"/>
@@ -1976,7 +2033,7 @@
           </w:r>
           <w:r>
             <w:rPr>
-              <w:rFonts w:ascii="Calibri" w:eastAsia="Calibri" w:hAnsi="Calibri" w:cs="Calibri"/>
+              <w:rFonts w:ascii="Calibri" w:hAnsi="Calibri" w:eastAsia="Calibri" w:cs="Calibri"/>
               <w:szCs w:val="21"/>
             </w:rPr>
             <w:fldChar w:fldCharType="end"/>
@@ -1984,7 +2041,7 @@
         </w:p>
         <w:p>
           <w:pPr>
-            <w:pStyle w:val="TOC1"/>
+            <w:pStyle w:val="16"/>
             <w:keepNext w:val="0"/>
             <w:keepLines w:val="0"/>
             <w:pageBreakBefore w:val="0"/>
@@ -2005,21 +2062,21 @@
           </w:pPr>
           <w:r>
             <w:rPr>
-              <w:rFonts w:ascii="Calibri" w:eastAsia="Calibri" w:hAnsi="Calibri" w:cs="Calibri"/>
+              <w:rFonts w:ascii="Calibri" w:hAnsi="Calibri" w:eastAsia="Calibri" w:cs="Calibri"/>
               <w:szCs w:val="21"/>
             </w:rPr>
             <w:fldChar w:fldCharType="begin"/>
           </w:r>
           <w:r>
             <w:rPr>
-              <w:rFonts w:ascii="Calibri" w:eastAsia="Calibri" w:hAnsi="Calibri" w:cs="Calibri"/>
+              <w:rFonts w:ascii="Calibri" w:hAnsi="Calibri" w:eastAsia="Calibri" w:cs="Calibri"/>
               <w:szCs w:val="21"/>
             </w:rPr>
             <w:instrText xml:space="preserve"> HYPERLINK \l _Toc25539 </w:instrText>
           </w:r>
           <w:r>
             <w:rPr>
-              <w:rFonts w:ascii="Calibri" w:eastAsia="Calibri" w:hAnsi="Calibri" w:cs="Calibri"/>
+              <w:rFonts w:ascii="Calibri" w:hAnsi="Calibri" w:eastAsia="Calibri" w:cs="Calibri"/>
               <w:szCs w:val="21"/>
             </w:rPr>
             <w:fldChar w:fldCharType="separate"/>
@@ -2053,7 +2110,7 @@
           </w:r>
           <w:r>
             <w:rPr>
-              <w:rFonts w:ascii="Calibri" w:eastAsia="Calibri" w:hAnsi="Calibri" w:cs="Calibri"/>
+              <w:rFonts w:ascii="Calibri" w:hAnsi="Calibri" w:eastAsia="Calibri" w:cs="Calibri"/>
               <w:szCs w:val="21"/>
             </w:rPr>
             <w:fldChar w:fldCharType="end"/>
@@ -2061,7 +2118,7 @@
         </w:p>
         <w:p>
           <w:pPr>
-            <w:pStyle w:val="TOC1"/>
+            <w:pStyle w:val="16"/>
             <w:keepNext w:val="0"/>
             <w:keepLines w:val="0"/>
             <w:pageBreakBefore w:val="0"/>
@@ -2082,21 +2139,21 @@
           </w:pPr>
           <w:r>
             <w:rPr>
-              <w:rFonts w:ascii="Calibri" w:eastAsia="Calibri" w:hAnsi="Calibri" w:cs="Calibri"/>
+              <w:rFonts w:ascii="Calibri" w:hAnsi="Calibri" w:eastAsia="Calibri" w:cs="Calibri"/>
               <w:szCs w:val="21"/>
             </w:rPr>
             <w:fldChar w:fldCharType="begin"/>
           </w:r>
           <w:r>
             <w:rPr>
-              <w:rFonts w:ascii="Calibri" w:eastAsia="Calibri" w:hAnsi="Calibri" w:cs="Calibri"/>
+              <w:rFonts w:ascii="Calibri" w:hAnsi="Calibri" w:eastAsia="Calibri" w:cs="Calibri"/>
               <w:szCs w:val="21"/>
             </w:rPr>
             <w:instrText xml:space="preserve"> HYPERLINK \l _Toc21927 </w:instrText>
           </w:r>
           <w:r>
             <w:rPr>
-              <w:rFonts w:ascii="Calibri" w:eastAsia="Calibri" w:hAnsi="Calibri" w:cs="Calibri"/>
+              <w:rFonts w:ascii="Calibri" w:hAnsi="Calibri" w:eastAsia="Calibri" w:cs="Calibri"/>
               <w:szCs w:val="21"/>
             </w:rPr>
             <w:fldChar w:fldCharType="separate"/>
@@ -2130,7 +2187,7 @@
           </w:r>
           <w:r>
             <w:rPr>
-              <w:rFonts w:ascii="Calibri" w:eastAsia="Calibri" w:hAnsi="Calibri" w:cs="Calibri"/>
+              <w:rFonts w:ascii="Calibri" w:hAnsi="Calibri" w:eastAsia="Calibri" w:cs="Calibri"/>
               <w:szCs w:val="21"/>
             </w:rPr>
             <w:fldChar w:fldCharType="end"/>
@@ -2138,7 +2195,7 @@
         </w:p>
         <w:p>
           <w:pPr>
-            <w:pStyle w:val="TOC1"/>
+            <w:pStyle w:val="16"/>
             <w:keepNext w:val="0"/>
             <w:keepLines w:val="0"/>
             <w:pageBreakBefore w:val="0"/>
@@ -2159,21 +2216,21 @@
           </w:pPr>
           <w:r>
             <w:rPr>
-              <w:rFonts w:ascii="Calibri" w:eastAsia="Calibri" w:hAnsi="Calibri" w:cs="Calibri"/>
+              <w:rFonts w:ascii="Calibri" w:hAnsi="Calibri" w:eastAsia="Calibri" w:cs="Calibri"/>
               <w:szCs w:val="21"/>
             </w:rPr>
             <w:fldChar w:fldCharType="begin"/>
           </w:r>
           <w:r>
             <w:rPr>
-              <w:rFonts w:ascii="Calibri" w:eastAsia="Calibri" w:hAnsi="Calibri" w:cs="Calibri"/>
+              <w:rFonts w:ascii="Calibri" w:hAnsi="Calibri" w:eastAsia="Calibri" w:cs="Calibri"/>
               <w:szCs w:val="21"/>
             </w:rPr>
             <w:instrText xml:space="preserve"> HYPERLINK \l _Toc31283 </w:instrText>
           </w:r>
           <w:r>
             <w:rPr>
-              <w:rFonts w:ascii="Calibri" w:eastAsia="Calibri" w:hAnsi="Calibri" w:cs="Calibri"/>
+              <w:rFonts w:ascii="Calibri" w:hAnsi="Calibri" w:eastAsia="Calibri" w:cs="Calibri"/>
               <w:szCs w:val="21"/>
             </w:rPr>
             <w:fldChar w:fldCharType="separate"/>
@@ -2207,7 +2264,7 @@
           </w:r>
           <w:r>
             <w:rPr>
-              <w:rFonts w:ascii="Calibri" w:eastAsia="Calibri" w:hAnsi="Calibri" w:cs="Calibri"/>
+              <w:rFonts w:ascii="Calibri" w:hAnsi="Calibri" w:eastAsia="Calibri" w:cs="Calibri"/>
               <w:szCs w:val="21"/>
             </w:rPr>
             <w:fldChar w:fldCharType="end"/>
@@ -2215,7 +2272,7 @@
         </w:p>
         <w:p>
           <w:pPr>
-            <w:pStyle w:val="TOC2"/>
+            <w:pStyle w:val="17"/>
             <w:keepNext w:val="0"/>
             <w:keepLines w:val="0"/>
             <w:pageBreakBefore w:val="0"/>
@@ -2236,21 +2293,21 @@
           </w:pPr>
           <w:r>
             <w:rPr>
-              <w:rFonts w:ascii="Calibri" w:eastAsia="Calibri" w:hAnsi="Calibri" w:cs="Calibri"/>
+              <w:rFonts w:ascii="Calibri" w:hAnsi="Calibri" w:eastAsia="Calibri" w:cs="Calibri"/>
               <w:szCs w:val="21"/>
             </w:rPr>
             <w:fldChar w:fldCharType="begin"/>
           </w:r>
           <w:r>
             <w:rPr>
-              <w:rFonts w:ascii="Calibri" w:eastAsia="Calibri" w:hAnsi="Calibri" w:cs="Calibri"/>
+              <w:rFonts w:ascii="Calibri" w:hAnsi="Calibri" w:eastAsia="Calibri" w:cs="Calibri"/>
               <w:szCs w:val="21"/>
             </w:rPr>
             <w:instrText xml:space="preserve"> HYPERLINK \l _Toc19539 </w:instrText>
           </w:r>
           <w:r>
             <w:rPr>
-              <w:rFonts w:ascii="Calibri" w:eastAsia="Calibri" w:hAnsi="Calibri" w:cs="Calibri"/>
+              <w:rFonts w:ascii="Calibri" w:hAnsi="Calibri" w:eastAsia="Calibri" w:cs="Calibri"/>
               <w:szCs w:val="21"/>
             </w:rPr>
             <w:fldChar w:fldCharType="separate"/>
@@ -2284,7 +2341,7 @@
           </w:r>
           <w:r>
             <w:rPr>
-              <w:rFonts w:ascii="Calibri" w:eastAsia="Calibri" w:hAnsi="Calibri" w:cs="Calibri"/>
+              <w:rFonts w:ascii="Calibri" w:hAnsi="Calibri" w:eastAsia="Calibri" w:cs="Calibri"/>
               <w:szCs w:val="21"/>
             </w:rPr>
             <w:fldChar w:fldCharType="end"/>
@@ -2292,7 +2349,7 @@
         </w:p>
         <w:p>
           <w:pPr>
-            <w:pStyle w:val="TOC2"/>
+            <w:pStyle w:val="17"/>
             <w:keepNext w:val="0"/>
             <w:keepLines w:val="0"/>
             <w:pageBreakBefore w:val="0"/>
@@ -2313,21 +2370,21 @@
           </w:pPr>
           <w:r>
             <w:rPr>
-              <w:rFonts w:ascii="Calibri" w:eastAsia="Calibri" w:hAnsi="Calibri" w:cs="Calibri"/>
+              <w:rFonts w:ascii="Calibri" w:hAnsi="Calibri" w:eastAsia="Calibri" w:cs="Calibri"/>
               <w:szCs w:val="21"/>
             </w:rPr>
             <w:fldChar w:fldCharType="begin"/>
           </w:r>
           <w:r>
             <w:rPr>
-              <w:rFonts w:ascii="Calibri" w:eastAsia="Calibri" w:hAnsi="Calibri" w:cs="Calibri"/>
+              <w:rFonts w:ascii="Calibri" w:hAnsi="Calibri" w:eastAsia="Calibri" w:cs="Calibri"/>
               <w:szCs w:val="21"/>
             </w:rPr>
             <w:instrText xml:space="preserve"> HYPERLINK \l _Toc19283 </w:instrText>
           </w:r>
           <w:r>
             <w:rPr>
-              <w:rFonts w:ascii="Calibri" w:eastAsia="Calibri" w:hAnsi="Calibri" w:cs="Calibri"/>
+              <w:rFonts w:ascii="Calibri" w:hAnsi="Calibri" w:eastAsia="Calibri" w:cs="Calibri"/>
               <w:szCs w:val="21"/>
             </w:rPr>
             <w:fldChar w:fldCharType="separate"/>
@@ -2361,7 +2418,7 @@
           </w:r>
           <w:r>
             <w:rPr>
-              <w:rFonts w:ascii="Calibri" w:eastAsia="Calibri" w:hAnsi="Calibri" w:cs="Calibri"/>
+              <w:rFonts w:ascii="Calibri" w:hAnsi="Calibri" w:eastAsia="Calibri" w:cs="Calibri"/>
               <w:szCs w:val="21"/>
             </w:rPr>
             <w:fldChar w:fldCharType="end"/>
@@ -2369,7 +2426,7 @@
         </w:p>
         <w:p>
           <w:pPr>
-            <w:pStyle w:val="TOC2"/>
+            <w:pStyle w:val="17"/>
             <w:keepNext w:val="0"/>
             <w:keepLines w:val="0"/>
             <w:pageBreakBefore w:val="0"/>
@@ -2390,21 +2447,21 @@
           </w:pPr>
           <w:r>
             <w:rPr>
-              <w:rFonts w:ascii="Calibri" w:eastAsia="Calibri" w:hAnsi="Calibri" w:cs="Calibri"/>
+              <w:rFonts w:ascii="Calibri" w:hAnsi="Calibri" w:eastAsia="Calibri" w:cs="Calibri"/>
               <w:szCs w:val="21"/>
             </w:rPr>
             <w:fldChar w:fldCharType="begin"/>
           </w:r>
           <w:r>
             <w:rPr>
-              <w:rFonts w:ascii="Calibri" w:eastAsia="Calibri" w:hAnsi="Calibri" w:cs="Calibri"/>
+              <w:rFonts w:ascii="Calibri" w:hAnsi="Calibri" w:eastAsia="Calibri" w:cs="Calibri"/>
               <w:szCs w:val="21"/>
             </w:rPr>
             <w:instrText xml:space="preserve"> HYPERLINK \l _Toc4133 </w:instrText>
           </w:r>
           <w:r>
             <w:rPr>
-              <w:rFonts w:ascii="Calibri" w:eastAsia="Calibri" w:hAnsi="Calibri" w:cs="Calibri"/>
+              <w:rFonts w:ascii="Calibri" w:hAnsi="Calibri" w:eastAsia="Calibri" w:cs="Calibri"/>
               <w:szCs w:val="21"/>
             </w:rPr>
             <w:fldChar w:fldCharType="separate"/>
@@ -2438,7 +2495,7 @@
           </w:r>
           <w:r>
             <w:rPr>
-              <w:rFonts w:ascii="Calibri" w:eastAsia="Calibri" w:hAnsi="Calibri" w:cs="Calibri"/>
+              <w:rFonts w:ascii="Calibri" w:hAnsi="Calibri" w:eastAsia="Calibri" w:cs="Calibri"/>
               <w:szCs w:val="21"/>
             </w:rPr>
             <w:fldChar w:fldCharType="end"/>
@@ -2446,7 +2503,7 @@
         </w:p>
         <w:p>
           <w:pPr>
-            <w:pStyle w:val="TOC2"/>
+            <w:pStyle w:val="17"/>
             <w:keepNext w:val="0"/>
             <w:keepLines w:val="0"/>
             <w:pageBreakBefore w:val="0"/>
@@ -2467,21 +2524,21 @@
           </w:pPr>
           <w:r>
             <w:rPr>
-              <w:rFonts w:ascii="Calibri" w:eastAsia="Calibri" w:hAnsi="Calibri" w:cs="Calibri"/>
+              <w:rFonts w:ascii="Calibri" w:hAnsi="Calibri" w:eastAsia="Calibri" w:cs="Calibri"/>
               <w:szCs w:val="21"/>
             </w:rPr>
             <w:fldChar w:fldCharType="begin"/>
           </w:r>
           <w:r>
             <w:rPr>
-              <w:rFonts w:ascii="Calibri" w:eastAsia="Calibri" w:hAnsi="Calibri" w:cs="Calibri"/>
+              <w:rFonts w:ascii="Calibri" w:hAnsi="Calibri" w:eastAsia="Calibri" w:cs="Calibri"/>
               <w:szCs w:val="21"/>
             </w:rPr>
             <w:instrText xml:space="preserve"> HYPERLINK \l _Toc22126 </w:instrText>
           </w:r>
           <w:r>
             <w:rPr>
-              <w:rFonts w:ascii="Calibri" w:eastAsia="Calibri" w:hAnsi="Calibri" w:cs="Calibri"/>
+              <w:rFonts w:ascii="Calibri" w:hAnsi="Calibri" w:eastAsia="Calibri" w:cs="Calibri"/>
               <w:szCs w:val="21"/>
             </w:rPr>
             <w:fldChar w:fldCharType="separate"/>
@@ -2515,7 +2572,7 @@
           </w:r>
           <w:r>
             <w:rPr>
-              <w:rFonts w:ascii="Calibri" w:eastAsia="Calibri" w:hAnsi="Calibri" w:cs="Calibri"/>
+              <w:rFonts w:ascii="Calibri" w:hAnsi="Calibri" w:eastAsia="Calibri" w:cs="Calibri"/>
               <w:szCs w:val="21"/>
             </w:rPr>
             <w:fldChar w:fldCharType="end"/>
@@ -2523,7 +2580,7 @@
         </w:p>
         <w:p>
           <w:pPr>
-            <w:pStyle w:val="TOC2"/>
+            <w:pStyle w:val="17"/>
             <w:keepNext w:val="0"/>
             <w:keepLines w:val="0"/>
             <w:pageBreakBefore w:val="0"/>
@@ -2544,21 +2601,21 @@
           </w:pPr>
           <w:r>
             <w:rPr>
-              <w:rFonts w:ascii="Calibri" w:eastAsia="Calibri" w:hAnsi="Calibri" w:cs="Calibri"/>
+              <w:rFonts w:ascii="Calibri" w:hAnsi="Calibri" w:eastAsia="Calibri" w:cs="Calibri"/>
               <w:szCs w:val="21"/>
             </w:rPr>
             <w:fldChar w:fldCharType="begin"/>
           </w:r>
           <w:r>
             <w:rPr>
-              <w:rFonts w:ascii="Calibri" w:eastAsia="Calibri" w:hAnsi="Calibri" w:cs="Calibri"/>
+              <w:rFonts w:ascii="Calibri" w:hAnsi="Calibri" w:eastAsia="Calibri" w:cs="Calibri"/>
               <w:szCs w:val="21"/>
             </w:rPr>
             <w:instrText xml:space="preserve"> HYPERLINK \l _Toc30410 </w:instrText>
           </w:r>
           <w:r>
             <w:rPr>
-              <w:rFonts w:ascii="Calibri" w:eastAsia="Calibri" w:hAnsi="Calibri" w:cs="Calibri"/>
+              <w:rFonts w:ascii="Calibri" w:hAnsi="Calibri" w:eastAsia="Calibri" w:cs="Calibri"/>
               <w:szCs w:val="21"/>
             </w:rPr>
             <w:fldChar w:fldCharType="separate"/>
@@ -2592,7 +2649,7 @@
           </w:r>
           <w:r>
             <w:rPr>
-              <w:rFonts w:ascii="Calibri" w:eastAsia="Calibri" w:hAnsi="Calibri" w:cs="Calibri"/>
+              <w:rFonts w:ascii="Calibri" w:hAnsi="Calibri" w:eastAsia="Calibri" w:cs="Calibri"/>
               <w:szCs w:val="21"/>
             </w:rPr>
             <w:fldChar w:fldCharType="end"/>
@@ -2600,7 +2657,7 @@
         </w:p>
         <w:p>
           <w:pPr>
-            <w:pStyle w:val="TOC2"/>
+            <w:pStyle w:val="17"/>
             <w:keepNext w:val="0"/>
             <w:keepLines w:val="0"/>
             <w:pageBreakBefore w:val="0"/>
@@ -2621,21 +2678,21 @@
           </w:pPr>
           <w:r>
             <w:rPr>
-              <w:rFonts w:ascii="Calibri" w:eastAsia="Calibri" w:hAnsi="Calibri" w:cs="Calibri"/>
+              <w:rFonts w:ascii="Calibri" w:hAnsi="Calibri" w:eastAsia="Calibri" w:cs="Calibri"/>
               <w:szCs w:val="21"/>
             </w:rPr>
             <w:fldChar w:fldCharType="begin"/>
           </w:r>
           <w:r>
             <w:rPr>
-              <w:rFonts w:ascii="Calibri" w:eastAsia="Calibri" w:hAnsi="Calibri" w:cs="Calibri"/>
+              <w:rFonts w:ascii="Calibri" w:hAnsi="Calibri" w:eastAsia="Calibri" w:cs="Calibri"/>
               <w:szCs w:val="21"/>
             </w:rPr>
             <w:instrText xml:space="preserve"> HYPERLINK \l _Toc26561 </w:instrText>
           </w:r>
           <w:r>
             <w:rPr>
-              <w:rFonts w:ascii="Calibri" w:eastAsia="Calibri" w:hAnsi="Calibri" w:cs="Calibri"/>
+              <w:rFonts w:ascii="Calibri" w:hAnsi="Calibri" w:eastAsia="Calibri" w:cs="Calibri"/>
               <w:szCs w:val="21"/>
             </w:rPr>
             <w:fldChar w:fldCharType="separate"/>
@@ -2669,7 +2726,7 @@
           </w:r>
           <w:r>
             <w:rPr>
-              <w:rFonts w:ascii="Calibri" w:eastAsia="Calibri" w:hAnsi="Calibri" w:cs="Calibri"/>
+              <w:rFonts w:ascii="Calibri" w:hAnsi="Calibri" w:eastAsia="Calibri" w:cs="Calibri"/>
               <w:szCs w:val="21"/>
             </w:rPr>
             <w:fldChar w:fldCharType="end"/>
@@ -2693,7 +2750,7 @@
             <w:spacing w:line="220" w:lineRule="auto"/>
             <w:textAlignment w:val="baseline"/>
             <w:rPr>
-              <w:rFonts w:ascii="Calibri" w:eastAsia="Calibri" w:hAnsi="Calibri" w:cs="Calibri"/>
+              <w:rFonts w:ascii="Calibri" w:hAnsi="Calibri" w:eastAsia="Calibri" w:cs="Calibri"/>
               <w:snapToGrid w:val="0"/>
               <w:color w:val="000000"/>
               <w:kern w:val="0"/>
@@ -2704,7 +2761,7 @@
           </w:pPr>
           <w:r>
             <w:rPr>
-              <w:rFonts w:ascii="Calibri" w:eastAsia="Calibri" w:hAnsi="Calibri" w:cs="Calibri"/>
+              <w:rFonts w:ascii="Calibri" w:hAnsi="Calibri" w:eastAsia="Calibri" w:cs="Calibri"/>
               <w:szCs w:val="21"/>
             </w:rPr>
             <w:fldChar w:fldCharType="end"/>
@@ -2730,7 +2787,7 @@
         <w:spacing w:line="220" w:lineRule="auto"/>
         <w:textAlignment w:val="baseline"/>
         <w:rPr>
-          <w:rFonts w:ascii="Calibri" w:eastAsia="Calibri" w:hAnsi="Calibri" w:cs="Calibri"/>
+          <w:rFonts w:ascii="Calibri" w:hAnsi="Calibri" w:eastAsia="Calibri" w:cs="Calibri"/>
           <w:snapToGrid w:val="0"/>
           <w:color w:val="000000"/>
           <w:kern w:val="0"/>
@@ -2739,16 +2796,16 @@
           <w:lang w:val="en-US" w:eastAsia="en-US" w:bidi="ar-SA"/>
         </w:rPr>
         <w:sectPr>
-          <w:footerReference w:type="default" r:id="rId6"/>
+          <w:footerReference r:id="rId7" w:type="default"/>
           <w:pgSz w:w="11906" w:h="16839"/>
           <w:pgMar w:top="1431" w:right="1710" w:bottom="1234" w:left="1704" w:header="0" w:footer="1070" w:gutter="0"/>
-          <w:cols w:num="1" w:space="720"/>
+          <w:cols w:space="720" w:num="1"/>
         </w:sectPr>
       </w:pPr>
     </w:p>
     <w:p>
       <w:pPr>
-        <w:pStyle w:val="1"/>
+        <w:pStyle w:val="26"/>
         <w:keepNext w:val="0"/>
         <w:keepLines w:val="0"/>
         <w:pageBreakBefore w:val="0"/>
@@ -2772,7 +2829,7 @@
     </w:p>
     <w:p>
       <w:pPr>
-        <w:pStyle w:val="a"/>
+        <w:pStyle w:val="27"/>
         <w:keepNext w:val="0"/>
         <w:keepLines w:val="0"/>
         <w:pageBreakBefore w:val="0"/>
@@ -2794,7 +2851,7 @@
     </w:p>
     <w:p>
       <w:pPr>
-        <w:pStyle w:val="1"/>
+        <w:pStyle w:val="26"/>
         <w:keepNext w:val="0"/>
         <w:keepLines w:val="0"/>
         <w:pageBreakBefore w:val="0"/>
@@ -2818,7 +2875,7 @@
     </w:p>
     <w:p>
       <w:pPr>
-        <w:pStyle w:val="a"/>
+        <w:pStyle w:val="27"/>
         <w:keepNext w:val="0"/>
         <w:keepLines w:val="0"/>
         <w:pageBreakBefore w:val="0"/>
@@ -2840,7 +2897,7 @@
     </w:p>
     <w:p>
       <w:pPr>
-        <w:pStyle w:val="1"/>
+        <w:pStyle w:val="26"/>
         <w:keepNext w:val="0"/>
         <w:keepLines w:val="0"/>
         <w:pageBreakBefore w:val="0"/>
@@ -2882,17 +2939,17 @@
         <w:adjustRightInd w:val="0"/>
         <w:snapToGrid w:val="0"/>
         <w:spacing w:before="79" w:line="220" w:lineRule="auto"/>
-        <w:ind w:left="425" w:hanging="425" w:leftChars="0" w:firstLineChars="0"/>
+        <w:ind w:left="425" w:leftChars="0" w:hanging="425" w:firstLineChars="0"/>
         <w:textAlignment w:val="baseline"/>
         <w:rPr>
-          <w:rFonts w:ascii="宋体" w:eastAsia="宋体" w:hAnsi="宋体" w:cs="宋体"/>
+          <w:rFonts w:ascii="宋体" w:hAnsi="宋体" w:eastAsia="宋体" w:cs="宋体"/>
           <w:sz w:val="24"/>
           <w:szCs w:val="24"/>
         </w:rPr>
       </w:pPr>
       <w:r>
         <w:rPr>
-          <w:rFonts w:ascii="宋体" w:eastAsia="宋体" w:hAnsi="宋体" w:cs="宋体" w:hint="eastAsia"/>
+          <w:rFonts w:hint="eastAsia" w:ascii="宋体" w:hAnsi="宋体" w:eastAsia="宋体" w:cs="宋体"/>
           <w:spacing w:val="-2"/>
           <w:sz w:val="24"/>
           <w:szCs w:val="24"/>
@@ -2901,7 +2958,7 @@
       </w:r>
       <w:r>
         <w:rPr>
-          <w:rFonts w:ascii="宋体" w:eastAsia="宋体" w:hAnsi="宋体" w:cs="宋体"/>
+          <w:rFonts w:ascii="宋体" w:hAnsi="宋体" w:eastAsia="宋体" w:cs="宋体"/>
           <w:spacing w:val="-2"/>
           <w:sz w:val="24"/>
           <w:szCs w:val="24"/>
@@ -2929,17 +2986,17 @@
         <w:adjustRightInd w:val="0"/>
         <w:snapToGrid w:val="0"/>
         <w:spacing w:before="273" w:line="220" w:lineRule="auto"/>
-        <w:ind w:left="425" w:hanging="425" w:leftChars="0" w:firstLineChars="0"/>
+        <w:ind w:left="425" w:leftChars="0" w:hanging="425" w:firstLineChars="0"/>
         <w:textAlignment w:val="baseline"/>
         <w:rPr>
-          <w:rFonts w:ascii="宋体" w:eastAsia="宋体" w:hAnsi="宋体" w:cs="宋体"/>
+          <w:rFonts w:ascii="宋体" w:hAnsi="宋体" w:eastAsia="宋体" w:cs="宋体"/>
           <w:sz w:val="24"/>
           <w:szCs w:val="24"/>
         </w:rPr>
       </w:pPr>
       <w:r>
         <w:rPr>
-          <w:rFonts w:ascii="宋体" w:eastAsia="宋体" w:hAnsi="宋体" w:cs="宋体"/>
+          <w:rFonts w:ascii="宋体" w:hAnsi="宋体" w:eastAsia="宋体" w:cs="宋体"/>
           <w:spacing w:val="-1"/>
           <w:sz w:val="24"/>
           <w:szCs w:val="24"/>
@@ -2948,7 +3005,7 @@
       </w:r>
       <w:r>
         <w:rPr>
-          <w:rFonts w:ascii="宋体" w:eastAsia="宋体" w:hAnsi="宋体" w:cs="宋体"/>
+          <w:rFonts w:ascii="宋体" w:hAnsi="宋体" w:eastAsia="宋体" w:cs="宋体"/>
           <w:spacing w:val="-2"/>
           <w:sz w:val="24"/>
           <w:szCs w:val="24"/>
@@ -2957,7 +3014,7 @@
       </w:r>
       <w:r>
         <w:rPr>
-          <w:rFonts w:ascii="宋体" w:eastAsia="宋体" w:hAnsi="宋体" w:cs="宋体"/>
+          <w:rFonts w:ascii="宋体" w:hAnsi="宋体" w:eastAsia="宋体" w:cs="宋体"/>
           <w:spacing w:val="-33"/>
           <w:sz w:val="24"/>
           <w:szCs w:val="24"/>
@@ -2966,7 +3023,7 @@
       </w:r>
       <w:r>
         <w:rPr>
-          <w:rFonts w:ascii="宋体" w:eastAsia="宋体" w:hAnsi="宋体" w:cs="宋体"/>
+          <w:rFonts w:ascii="宋体" w:hAnsi="宋体" w:eastAsia="宋体" w:cs="宋体"/>
           <w:spacing w:val="-2"/>
           <w:sz w:val="24"/>
           <w:szCs w:val="24"/>
@@ -2975,7 +3032,7 @@
       </w:r>
       <w:r>
         <w:rPr>
-          <w:rFonts w:ascii="宋体" w:eastAsia="宋体" w:hAnsi="宋体" w:cs="宋体"/>
+          <w:rFonts w:ascii="宋体" w:hAnsi="宋体" w:eastAsia="宋体" w:cs="宋体"/>
           <w:spacing w:val="-47"/>
           <w:sz w:val="24"/>
           <w:szCs w:val="24"/>
@@ -2984,7 +3041,7 @@
       </w:r>
       <w:r>
         <w:rPr>
-          <w:rFonts w:ascii="宋体" w:eastAsia="宋体" w:hAnsi="宋体" w:cs="宋体"/>
+          <w:rFonts w:ascii="宋体" w:hAnsi="宋体" w:eastAsia="宋体" w:cs="宋体"/>
           <w:spacing w:val="-2"/>
           <w:sz w:val="24"/>
           <w:szCs w:val="24"/>
@@ -3012,17 +3069,17 @@
         <w:adjustRightInd w:val="0"/>
         <w:snapToGrid w:val="0"/>
         <w:spacing w:before="272" w:line="220" w:lineRule="auto"/>
-        <w:ind w:left="425" w:hanging="425" w:leftChars="0" w:firstLineChars="0"/>
+        <w:ind w:left="425" w:leftChars="0" w:hanging="425" w:firstLineChars="0"/>
         <w:textAlignment w:val="baseline"/>
         <w:rPr>
-          <w:rFonts w:ascii="宋体" w:eastAsia="宋体" w:hAnsi="宋体" w:cs="宋体"/>
+          <w:rFonts w:ascii="宋体" w:hAnsi="宋体" w:eastAsia="宋体" w:cs="宋体"/>
           <w:sz w:val="24"/>
           <w:szCs w:val="24"/>
         </w:rPr>
       </w:pPr>
       <w:r>
         <w:rPr>
-          <w:rFonts w:ascii="宋体" w:eastAsia="宋体" w:hAnsi="宋体" w:cs="宋体"/>
+          <w:rFonts w:ascii="宋体" w:hAnsi="宋体" w:eastAsia="宋体" w:cs="宋体"/>
           <w:spacing w:val="-1"/>
           <w:sz w:val="24"/>
           <w:szCs w:val="24"/>
@@ -3050,17 +3107,17 @@
         <w:adjustRightInd w:val="0"/>
         <w:snapToGrid w:val="0"/>
         <w:spacing w:before="273" w:line="220" w:lineRule="auto"/>
-        <w:ind w:left="425" w:hanging="425" w:leftChars="0" w:firstLineChars="0"/>
+        <w:ind w:left="425" w:leftChars="0" w:hanging="425" w:firstLineChars="0"/>
         <w:textAlignment w:val="baseline"/>
         <w:rPr>
-          <w:rFonts w:ascii="宋体" w:eastAsia="宋体" w:hAnsi="宋体" w:cs="宋体"/>
+          <w:rFonts w:ascii="宋体" w:hAnsi="宋体" w:eastAsia="宋体" w:cs="宋体"/>
           <w:sz w:val="24"/>
           <w:szCs w:val="24"/>
         </w:rPr>
       </w:pPr>
       <w:r>
         <w:rPr>
-          <w:rFonts w:ascii="宋体" w:eastAsia="宋体" w:hAnsi="宋体" w:cs="宋体"/>
+          <w:rFonts w:ascii="宋体" w:hAnsi="宋体" w:eastAsia="宋体" w:cs="宋体"/>
           <w:spacing w:val="-1"/>
           <w:sz w:val="24"/>
           <w:szCs w:val="24"/>
@@ -3069,7 +3126,7 @@
       </w:r>
       <w:r>
         <w:rPr>
-          <w:rFonts w:ascii="宋体" w:eastAsia="宋体" w:hAnsi="宋体" w:cs="宋体"/>
+          <w:rFonts w:ascii="宋体" w:hAnsi="宋体" w:eastAsia="宋体" w:cs="宋体"/>
           <w:spacing w:val="-48"/>
           <w:sz w:val="24"/>
           <w:szCs w:val="24"/>
@@ -3078,7 +3135,7 @@
       </w:r>
       <w:r>
         <w:rPr>
-          <w:rFonts w:ascii="宋体" w:eastAsia="宋体" w:hAnsi="宋体" w:cs="宋体"/>
+          <w:rFonts w:ascii="宋体" w:hAnsi="宋体" w:eastAsia="宋体" w:cs="宋体"/>
           <w:spacing w:val="-1"/>
           <w:sz w:val="24"/>
           <w:szCs w:val="24"/>
@@ -3087,7 +3144,7 @@
       </w:r>
       <w:r>
         <w:rPr>
-          <w:rFonts w:ascii="宋体" w:eastAsia="宋体" w:hAnsi="宋体" w:cs="宋体"/>
+          <w:rFonts w:ascii="宋体" w:hAnsi="宋体" w:eastAsia="宋体" w:cs="宋体"/>
           <w:spacing w:val="-47"/>
           <w:sz w:val="24"/>
           <w:szCs w:val="24"/>
@@ -3096,7 +3153,7 @@
       </w:r>
       <w:r>
         <w:rPr>
-          <w:rFonts w:ascii="宋体" w:eastAsia="宋体" w:hAnsi="宋体" w:cs="宋体"/>
+          <w:rFonts w:ascii="宋体" w:hAnsi="宋体" w:eastAsia="宋体" w:cs="宋体"/>
           <w:spacing w:val="-1"/>
           <w:sz w:val="24"/>
           <w:szCs w:val="24"/>
@@ -3105,7 +3162,7 @@
       </w:r>
       <w:r>
         <w:rPr>
-          <w:rFonts w:ascii="宋体" w:eastAsia="宋体" w:hAnsi="宋体" w:cs="宋体"/>
+          <w:rFonts w:ascii="宋体" w:hAnsi="宋体" w:eastAsia="宋体" w:cs="宋体"/>
           <w:spacing w:val="-2"/>
           <w:sz w:val="24"/>
           <w:szCs w:val="24"/>
@@ -3133,17 +3190,17 @@
         <w:adjustRightInd w:val="0"/>
         <w:snapToGrid w:val="0"/>
         <w:spacing w:before="273" w:line="220" w:lineRule="auto"/>
-        <w:ind w:left="425" w:hanging="425" w:leftChars="0" w:firstLineChars="0"/>
+        <w:ind w:left="425" w:leftChars="0" w:hanging="425" w:firstLineChars="0"/>
         <w:textAlignment w:val="baseline"/>
         <w:rPr>
-          <w:rFonts w:ascii="宋体" w:eastAsia="宋体" w:hAnsi="宋体" w:cs="宋体"/>
+          <w:rFonts w:ascii="宋体" w:hAnsi="宋体" w:eastAsia="宋体" w:cs="宋体"/>
           <w:sz w:val="24"/>
           <w:szCs w:val="24"/>
         </w:rPr>
       </w:pPr>
       <w:r>
         <w:rPr>
-          <w:rFonts w:ascii="宋体" w:eastAsia="宋体" w:hAnsi="宋体" w:cs="宋体"/>
+          <w:rFonts w:ascii="宋体" w:hAnsi="宋体" w:eastAsia="宋体" w:cs="宋体"/>
           <w:spacing w:val="-1"/>
           <w:sz w:val="24"/>
           <w:szCs w:val="24"/>
@@ -3152,7 +3209,7 @@
       </w:r>
       <w:r>
         <w:rPr>
-          <w:rFonts w:ascii="宋体" w:eastAsia="宋体" w:hAnsi="宋体" w:cs="宋体"/>
+          <w:rFonts w:ascii="宋体" w:hAnsi="宋体" w:eastAsia="宋体" w:cs="宋体"/>
           <w:spacing w:val="-2"/>
           <w:sz w:val="24"/>
           <w:szCs w:val="24"/>
@@ -3161,7 +3218,7 @@
       </w:r>
       <w:r>
         <w:rPr>
-          <w:rFonts w:ascii="宋体" w:eastAsia="宋体" w:hAnsi="宋体" w:cs="宋体"/>
+          <w:rFonts w:ascii="宋体" w:hAnsi="宋体" w:eastAsia="宋体" w:cs="宋体"/>
           <w:spacing w:val="-46"/>
           <w:sz w:val="24"/>
           <w:szCs w:val="24"/>
@@ -3170,7 +3227,7 @@
       </w:r>
       <w:r>
         <w:rPr>
-          <w:rFonts w:ascii="宋体" w:eastAsia="宋体" w:hAnsi="宋体" w:cs="宋体"/>
+          <w:rFonts w:ascii="宋体" w:hAnsi="宋体" w:eastAsia="宋体" w:cs="宋体"/>
           <w:spacing w:val="-2"/>
           <w:sz w:val="24"/>
           <w:szCs w:val="24"/>
@@ -3179,7 +3236,7 @@
       </w:r>
       <w:r>
         <w:rPr>
-          <w:rFonts w:ascii="宋体" w:eastAsia="宋体" w:hAnsi="宋体" w:cs="宋体"/>
+          <w:rFonts w:ascii="宋体" w:hAnsi="宋体" w:eastAsia="宋体" w:cs="宋体"/>
           <w:spacing w:val="-48"/>
           <w:sz w:val="24"/>
           <w:szCs w:val="24"/>
@@ -3188,7 +3245,7 @@
       </w:r>
       <w:r>
         <w:rPr>
-          <w:rFonts w:ascii="宋体" w:eastAsia="宋体" w:hAnsi="宋体" w:cs="宋体"/>
+          <w:rFonts w:ascii="宋体" w:hAnsi="宋体" w:eastAsia="宋体" w:cs="宋体"/>
           <w:spacing w:val="-2"/>
           <w:sz w:val="24"/>
           <w:szCs w:val="24"/>
@@ -3198,7 +3255,7 @@
     </w:p>
     <w:p>
       <w:pPr>
-        <w:pStyle w:val="1"/>
+        <w:pStyle w:val="26"/>
         <w:keepNext w:val="0"/>
         <w:keepLines w:val="0"/>
         <w:pageBreakBefore w:val="0"/>
@@ -3222,7 +3279,7 @@
     </w:p>
     <w:p>
       <w:pPr>
-        <w:pStyle w:val="2"/>
+        <w:pStyle w:val="28"/>
         <w:keepNext w:val="0"/>
         <w:keepLines w:val="0"/>
         <w:pageBreakBefore w:val="0"/>
@@ -3248,7 +3305,7 @@
     </w:p>
     <w:p>
       <w:pPr>
-        <w:pStyle w:val="a"/>
+        <w:pStyle w:val="27"/>
         <w:keepNext w:val="0"/>
         <w:keepLines w:val="0"/>
         <w:pageBreakBefore w:val="0"/>
@@ -3262,7 +3319,7 @@
         <w:bidi w:val="0"/>
         <w:adjustRightInd w:val="0"/>
         <w:snapToGrid w:val="0"/>
-        <w:ind w:left="0" w:right="0" w:firstLine="0" w:leftChars="0" w:rightChars="0" w:firstLineChars="0"/>
+        <w:ind w:left="0" w:leftChars="0" w:right="0" w:rightChars="0" w:firstLine="0" w:firstLineChars="0"/>
         <w:jc w:val="center"/>
         <w:textAlignment w:val="baseline"/>
       </w:pPr>
@@ -3285,7 +3342,7 @@
                     </pic:cNvPicPr>
                   </pic:nvPicPr>
                   <pic:blipFill>
-                    <a:blip xmlns:r="http://schemas.openxmlformats.org/officeDocument/2006/relationships" r:embed="rId7"/>
+                    <a:blip r:embed="rId10"/>
                     <a:stretch>
                       <a:fillRect/>
                     </a:stretch>
@@ -3312,7 +3369,7 @@
     </w:p>
     <w:p>
       <w:pPr>
-        <w:pStyle w:val="2"/>
+        <w:pStyle w:val="28"/>
         <w:keepNext w:val="0"/>
         <w:keepLines w:val="0"/>
         <w:pageBreakBefore w:val="0"/>
@@ -3333,21 +3390,19 @@
         <w:t>服务台管理流程的步骤</w:t>
       </w:r>
       <w:bookmarkEnd w:id="9"/>
-      <w:bookmarkStart w:id="10" w:name="_GoBack"/>
-      <w:bookmarkEnd w:id="10"/>
     </w:p>
     <w:tbl>
       <w:tblPr>
-        <w:tblStyle w:val="TableNormal0"/>
+        <w:tblStyle w:val="24"/>
         <w:tblW w:w="8295" w:type="dxa"/>
         <w:tblInd w:w="5" w:type="dxa"/>
         <w:tblBorders>
-          <w:top w:val="single" w:sz="4" w:space="0" w:color="000000"/>
-          <w:left w:val="single" w:sz="4" w:space="0" w:color="000000"/>
-          <w:bottom w:val="single" w:sz="4" w:space="0" w:color="000000"/>
-          <w:right w:val="single" w:sz="4" w:space="0" w:color="000000"/>
-          <w:insideH w:val="single" w:sz="4" w:space="0" w:color="000000"/>
-          <w:insideV w:val="single" w:sz="4" w:space="0" w:color="000000"/>
+          <w:top w:val="single" w:color="000000" w:sz="4" w:space="0"/>
+          <w:left w:val="single" w:color="000000" w:sz="4" w:space="0"/>
+          <w:bottom w:val="single" w:color="000000" w:sz="4" w:space="0"/>
+          <w:right w:val="single" w:color="000000" w:sz="4" w:space="0"/>
+          <w:insideH w:val="single" w:color="000000" w:sz="4" w:space="0"/>
+          <w:insideV w:val="single" w:color="000000" w:sz="4" w:space="0"/>
         </w:tblBorders>
         <w:tblLayout w:type="fixed"/>
         <w:tblCellMar>
@@ -3363,17 +3418,14 @@
       </w:tblGrid>
       <w:tr>
         <w:tblPrEx>
-          <w:tblW w:w="8295" w:type="dxa"/>
-          <w:tblInd w:w="5" w:type="dxa"/>
           <w:tblBorders>
-            <w:top w:val="single" w:sz="4" w:space="0" w:color="000000"/>
-            <w:left w:val="single" w:sz="4" w:space="0" w:color="000000"/>
-            <w:bottom w:val="single" w:sz="4" w:space="0" w:color="000000"/>
-            <w:right w:val="single" w:sz="4" w:space="0" w:color="000000"/>
-            <w:insideH w:val="single" w:sz="4" w:space="0" w:color="000000"/>
-            <w:insideV w:val="single" w:sz="4" w:space="0" w:color="000000"/>
+            <w:top w:val="single" w:color="000000" w:sz="4" w:space="0"/>
+            <w:left w:val="single" w:color="000000" w:sz="4" w:space="0"/>
+            <w:bottom w:val="single" w:color="000000" w:sz="4" w:space="0"/>
+            <w:right w:val="single" w:color="000000" w:sz="4" w:space="0"/>
+            <w:insideH w:val="single" w:color="000000" w:sz="4" w:space="0"/>
+            <w:insideV w:val="single" w:color="000000" w:sz="4" w:space="0"/>
           </w:tblBorders>
-          <w:tblLayout w:type="fixed"/>
           <w:tblCellMar>
             <w:top w:w="0" w:type="dxa"/>
             <w:left w:w="0" w:type="dxa"/>
@@ -3382,7 +3434,7 @@
           </w:tblCellMar>
         </w:tblPrEx>
         <w:trPr>
-          <w:trHeight w:val="561"/>
+          <w:trHeight w:val="561" w:hRule="atLeast"/>
         </w:trPr>
         <w:tc>
           <w:tcPr>
@@ -3408,14 +3460,14 @@
               <w:ind w:left="773"/>
               <w:textAlignment w:val="baseline"/>
               <w:rPr>
-                <w:rFonts w:ascii="宋体" w:eastAsia="宋体" w:hAnsi="宋体" w:cs="宋体"/>
+                <w:rFonts w:ascii="宋体" w:hAnsi="宋体" w:eastAsia="宋体" w:cs="宋体"/>
                 <w:sz w:val="24"/>
                 <w:szCs w:val="24"/>
               </w:rPr>
             </w:pPr>
             <w:r>
               <w:rPr>
-                <w:rFonts w:ascii="宋体" w:eastAsia="宋体" w:hAnsi="宋体" w:cs="宋体"/>
+                <w:rFonts w:ascii="宋体" w:hAnsi="宋体" w:eastAsia="宋体" w:cs="宋体"/>
                 <w:spacing w:val="-3"/>
                 <w:sz w:val="24"/>
                 <w:szCs w:val="24"/>
@@ -3448,14 +3500,14 @@
               <w:ind w:left="2694"/>
               <w:textAlignment w:val="baseline"/>
               <w:rPr>
-                <w:rFonts w:ascii="宋体" w:eastAsia="宋体" w:hAnsi="宋体" w:cs="宋体"/>
+                <w:rFonts w:ascii="宋体" w:hAnsi="宋体" w:eastAsia="宋体" w:cs="宋体"/>
                 <w:sz w:val="24"/>
                 <w:szCs w:val="24"/>
               </w:rPr>
             </w:pPr>
             <w:r>
               <w:rPr>
-                <w:rFonts w:ascii="宋体" w:eastAsia="宋体" w:hAnsi="宋体" w:cs="宋体"/>
+                <w:rFonts w:ascii="宋体" w:hAnsi="宋体" w:eastAsia="宋体" w:cs="宋体"/>
                 <w:spacing w:val="-10"/>
                 <w:sz w:val="24"/>
                 <w:szCs w:val="24"/>
@@ -3467,9 +3519,14 @@
       </w:tr>
       <w:tr>
         <w:tblPrEx>
-          <w:tblW w:w="8295" w:type="dxa"/>
-          <w:tblInd w:w="5" w:type="dxa"/>
-          <w:tblLayout w:type="fixed"/>
+          <w:tblBorders>
+            <w:top w:val="single" w:color="000000" w:sz="4" w:space="0"/>
+            <w:left w:val="single" w:color="000000" w:sz="4" w:space="0"/>
+            <w:bottom w:val="single" w:color="000000" w:sz="4" w:space="0"/>
+            <w:right w:val="single" w:color="000000" w:sz="4" w:space="0"/>
+            <w:insideH w:val="single" w:color="000000" w:sz="4" w:space="0"/>
+            <w:insideV w:val="single" w:color="000000" w:sz="4" w:space="0"/>
+          </w:tblBorders>
           <w:tblCellMar>
             <w:top w:w="0" w:type="dxa"/>
             <w:left w:w="0" w:type="dxa"/>
@@ -3478,7 +3535,7 @@
           </w:tblCellMar>
         </w:tblPrEx>
         <w:trPr>
-          <w:trHeight w:val="934"/>
+          <w:trHeight w:val="934" w:hRule="atLeast"/>
         </w:trPr>
         <w:tc>
           <w:tcPr>
@@ -3486,7 +3543,7 @@
           </w:tcPr>
           <w:p>
             <w:pPr>
-              <w:pStyle w:val="TableText"/>
+              <w:pStyle w:val="25"/>
               <w:keepNext w:val="0"/>
               <w:keepLines w:val="0"/>
               <w:pageBreakBefore w:val="0"/>
@@ -3523,14 +3580,14 @@
               <w:ind w:left="1009"/>
               <w:textAlignment w:val="baseline"/>
               <w:rPr>
-                <w:rFonts w:ascii="宋体" w:eastAsia="宋体" w:hAnsi="宋体" w:cs="宋体"/>
+                <w:rFonts w:ascii="宋体" w:hAnsi="宋体" w:eastAsia="宋体" w:cs="宋体"/>
                 <w:sz w:val="24"/>
                 <w:szCs w:val="24"/>
               </w:rPr>
             </w:pPr>
             <w:r>
               <w:rPr>
-                <w:rFonts w:ascii="宋体" w:eastAsia="宋体" w:hAnsi="宋体" w:cs="宋体"/>
+                <w:rFonts w:ascii="宋体" w:hAnsi="宋体" w:eastAsia="宋体" w:cs="宋体"/>
                 <w:spacing w:val="-3"/>
                 <w:sz w:val="24"/>
                 <w:szCs w:val="24"/>
@@ -3562,14 +3619,14 @@
               <w:ind w:left="112" w:hanging="1"/>
               <w:textAlignment w:val="baseline"/>
               <w:rPr>
-                <w:rFonts w:ascii="宋体" w:eastAsia="宋体" w:hAnsi="宋体" w:cs="宋体"/>
+                <w:rFonts w:ascii="宋体" w:hAnsi="宋体" w:eastAsia="宋体" w:cs="宋体"/>
                 <w:sz w:val="24"/>
                 <w:szCs w:val="24"/>
               </w:rPr>
             </w:pPr>
             <w:r>
               <w:rPr>
-                <w:rFonts w:ascii="宋体" w:eastAsia="宋体" w:hAnsi="宋体" w:cs="宋体"/>
+                <w:rFonts w:ascii="宋体" w:hAnsi="宋体" w:eastAsia="宋体" w:cs="宋体"/>
                 <w:spacing w:val="-2"/>
                 <w:sz w:val="24"/>
                 <w:szCs w:val="24"/>
@@ -3578,7 +3635,7 @@
             </w:r>
             <w:r>
               <w:rPr>
-                <w:rFonts w:ascii="Calibri" w:eastAsia="Calibri" w:hAnsi="Calibri" w:cs="Calibri"/>
+                <w:rFonts w:ascii="Calibri" w:hAnsi="Calibri" w:eastAsia="Calibri" w:cs="Calibri"/>
                 <w:spacing w:val="-2"/>
                 <w:sz w:val="24"/>
                 <w:szCs w:val="24"/>
@@ -3587,7 +3644,7 @@
             </w:r>
             <w:r>
               <w:rPr>
-                <w:rFonts w:ascii="Calibri" w:eastAsia="Calibri" w:hAnsi="Calibri" w:cs="Calibri"/>
+                <w:rFonts w:ascii="Calibri" w:hAnsi="Calibri" w:eastAsia="Calibri" w:cs="Calibri"/>
                 <w:spacing w:val="18"/>
                 <w:sz w:val="24"/>
                 <w:szCs w:val="24"/>
@@ -3596,7 +3653,7 @@
             </w:r>
             <w:r>
               <w:rPr>
-                <w:rFonts w:ascii="宋体" w:eastAsia="宋体" w:hAnsi="宋体" w:cs="宋体"/>
+                <w:rFonts w:ascii="宋体" w:hAnsi="宋体" w:eastAsia="宋体" w:cs="宋体"/>
                 <w:spacing w:val="-2"/>
                 <w:sz w:val="24"/>
                 <w:szCs w:val="24"/>
@@ -3605,7 +3662,7 @@
             </w:r>
             <w:r>
               <w:rPr>
-                <w:rFonts w:ascii="宋体" w:eastAsia="宋体" w:hAnsi="宋体" w:cs="宋体"/>
+                <w:rFonts w:ascii="宋体" w:hAnsi="宋体" w:eastAsia="宋体" w:cs="宋体"/>
                 <w:spacing w:val="-3"/>
                 <w:sz w:val="24"/>
                 <w:szCs w:val="24"/>
@@ -3614,7 +3671,7 @@
             </w:r>
             <w:r>
               <w:rPr>
-                <w:rFonts w:ascii="宋体" w:eastAsia="宋体" w:hAnsi="宋体" w:cs="宋体"/>
+                <w:rFonts w:ascii="宋体" w:hAnsi="宋体" w:eastAsia="宋体" w:cs="宋体"/>
                 <w:sz w:val="24"/>
                 <w:szCs w:val="24"/>
               </w:rPr>
@@ -3622,7 +3679,7 @@
             </w:r>
             <w:r>
               <w:rPr>
-                <w:rFonts w:ascii="宋体" w:eastAsia="宋体" w:hAnsi="宋体" w:cs="宋体"/>
+                <w:rFonts w:ascii="宋体" w:hAnsi="宋体" w:eastAsia="宋体" w:cs="宋体"/>
                 <w:spacing w:val="-4"/>
                 <w:sz w:val="24"/>
                 <w:szCs w:val="24"/>
@@ -3634,9 +3691,14 @@
       </w:tr>
       <w:tr>
         <w:tblPrEx>
-          <w:tblW w:w="8295" w:type="dxa"/>
-          <w:tblInd w:w="5" w:type="dxa"/>
-          <w:tblLayout w:type="fixed"/>
+          <w:tblBorders>
+            <w:top w:val="single" w:color="000000" w:sz="4" w:space="0"/>
+            <w:left w:val="single" w:color="000000" w:sz="4" w:space="0"/>
+            <w:bottom w:val="single" w:color="000000" w:sz="4" w:space="0"/>
+            <w:right w:val="single" w:color="000000" w:sz="4" w:space="0"/>
+            <w:insideH w:val="single" w:color="000000" w:sz="4" w:space="0"/>
+            <w:insideV w:val="single" w:color="000000" w:sz="4" w:space="0"/>
+          </w:tblBorders>
           <w:tblCellMar>
             <w:top w:w="0" w:type="dxa"/>
             <w:left w:w="0" w:type="dxa"/>
@@ -3645,7 +3707,7 @@
           </w:tblCellMar>
         </w:tblPrEx>
         <w:trPr>
-          <w:trHeight w:val="622"/>
+          <w:trHeight w:val="622" w:hRule="atLeast"/>
         </w:trPr>
         <w:tc>
           <w:tcPr>
@@ -3670,14 +3732,14 @@
               <w:ind w:left="652"/>
               <w:textAlignment w:val="baseline"/>
               <w:rPr>
-                <w:rFonts w:ascii="宋体" w:eastAsia="宋体" w:hAnsi="宋体" w:cs="宋体"/>
+                <w:rFonts w:ascii="宋体" w:hAnsi="宋体" w:eastAsia="宋体" w:cs="宋体"/>
                 <w:sz w:val="24"/>
                 <w:szCs w:val="24"/>
               </w:rPr>
             </w:pPr>
             <w:r>
               <w:rPr>
-                <w:rFonts w:ascii="宋体" w:eastAsia="宋体" w:hAnsi="宋体" w:cs="宋体"/>
+                <w:rFonts w:ascii="宋体" w:hAnsi="宋体" w:eastAsia="宋体" w:cs="宋体"/>
                 <w:spacing w:val="-2"/>
                 <w:sz w:val="24"/>
                 <w:szCs w:val="24"/>
@@ -3709,14 +3771,14 @@
               <w:ind w:left="111" w:right="170" w:hanging="1"/>
               <w:textAlignment w:val="baseline"/>
               <w:rPr>
-                <w:rFonts w:ascii="宋体" w:eastAsia="宋体" w:hAnsi="宋体" w:cs="宋体"/>
+                <w:rFonts w:ascii="宋体" w:hAnsi="宋体" w:eastAsia="宋体" w:cs="宋体"/>
                 <w:sz w:val="24"/>
                 <w:szCs w:val="24"/>
               </w:rPr>
             </w:pPr>
             <w:r>
               <w:rPr>
-                <w:rFonts w:ascii="宋体" w:eastAsia="宋体" w:hAnsi="宋体" w:cs="宋体"/>
+                <w:rFonts w:ascii="宋体" w:hAnsi="宋体" w:eastAsia="宋体" w:cs="宋体"/>
                 <w:spacing w:val="-1"/>
                 <w:sz w:val="24"/>
                 <w:szCs w:val="24"/>
@@ -3725,7 +3787,7 @@
             </w:r>
             <w:r>
               <w:rPr>
-                <w:rFonts w:ascii="宋体" w:eastAsia="宋体" w:hAnsi="宋体" w:cs="宋体"/>
+                <w:rFonts w:ascii="宋体" w:hAnsi="宋体" w:eastAsia="宋体" w:cs="宋体"/>
                 <w:spacing w:val="-10"/>
                 <w:sz w:val="24"/>
                 <w:szCs w:val="24"/>
@@ -3737,9 +3799,14 @@
       </w:tr>
       <w:tr>
         <w:tblPrEx>
-          <w:tblW w:w="8295" w:type="dxa"/>
-          <w:tblInd w:w="5" w:type="dxa"/>
-          <w:tblLayout w:type="fixed"/>
+          <w:tblBorders>
+            <w:top w:val="single" w:color="000000" w:sz="4" w:space="0"/>
+            <w:left w:val="single" w:color="000000" w:sz="4" w:space="0"/>
+            <w:bottom w:val="single" w:color="000000" w:sz="4" w:space="0"/>
+            <w:right w:val="single" w:color="000000" w:sz="4" w:space="0"/>
+            <w:insideH w:val="single" w:color="000000" w:sz="4" w:space="0"/>
+            <w:insideV w:val="single" w:color="000000" w:sz="4" w:space="0"/>
+          </w:tblBorders>
           <w:tblCellMar>
             <w:top w:w="0" w:type="dxa"/>
             <w:left w:w="0" w:type="dxa"/>
@@ -3748,7 +3815,7 @@
           </w:tblCellMar>
         </w:tblPrEx>
         <w:trPr>
-          <w:trHeight w:val="622"/>
+          <w:trHeight w:val="622" w:hRule="atLeast"/>
         </w:trPr>
         <w:tc>
           <w:tcPr>
@@ -3773,14 +3840,14 @@
               <w:ind w:left="409"/>
               <w:textAlignment w:val="baseline"/>
               <w:rPr>
-                <w:rFonts w:ascii="宋体" w:eastAsia="宋体" w:hAnsi="宋体" w:cs="宋体"/>
+                <w:rFonts w:ascii="宋体" w:hAnsi="宋体" w:eastAsia="宋体" w:cs="宋体"/>
                 <w:sz w:val="24"/>
                 <w:szCs w:val="24"/>
               </w:rPr>
             </w:pPr>
             <w:r>
               <w:rPr>
-                <w:rFonts w:ascii="宋体" w:eastAsia="宋体" w:hAnsi="宋体" w:cs="宋体"/>
+                <w:rFonts w:ascii="宋体" w:hAnsi="宋体" w:eastAsia="宋体" w:cs="宋体"/>
                 <w:spacing w:val="-2"/>
                 <w:sz w:val="24"/>
                 <w:szCs w:val="24"/>
@@ -3812,14 +3879,14 @@
               <w:ind w:left="113" w:right="170" w:hanging="4"/>
               <w:textAlignment w:val="baseline"/>
               <w:rPr>
-                <w:rFonts w:ascii="宋体" w:eastAsia="宋体" w:hAnsi="宋体" w:cs="宋体"/>
+                <w:rFonts w:ascii="宋体" w:hAnsi="宋体" w:eastAsia="宋体" w:cs="宋体"/>
                 <w:sz w:val="24"/>
                 <w:szCs w:val="24"/>
               </w:rPr>
             </w:pPr>
             <w:r>
               <w:rPr>
-                <w:rFonts w:ascii="宋体" w:eastAsia="宋体" w:hAnsi="宋体" w:cs="宋体"/>
+                <w:rFonts w:ascii="宋体" w:hAnsi="宋体" w:eastAsia="宋体" w:cs="宋体"/>
                 <w:spacing w:val="-1"/>
                 <w:sz w:val="24"/>
                 <w:szCs w:val="24"/>
@@ -3828,7 +3895,7 @@
             </w:r>
             <w:r>
               <w:rPr>
-                <w:rFonts w:ascii="宋体" w:eastAsia="宋体" w:hAnsi="宋体" w:cs="宋体"/>
+                <w:rFonts w:ascii="宋体" w:hAnsi="宋体" w:eastAsia="宋体" w:cs="宋体"/>
                 <w:spacing w:val="-12"/>
                 <w:sz w:val="24"/>
                 <w:szCs w:val="24"/>
@@ -3840,9 +3907,14 @@
       </w:tr>
       <w:tr>
         <w:tblPrEx>
-          <w:tblW w:w="8295" w:type="dxa"/>
-          <w:tblInd w:w="5" w:type="dxa"/>
-          <w:tblLayout w:type="fixed"/>
+          <w:tblBorders>
+            <w:top w:val="single" w:color="000000" w:sz="4" w:space="0"/>
+            <w:left w:val="single" w:color="000000" w:sz="4" w:space="0"/>
+            <w:bottom w:val="single" w:color="000000" w:sz="4" w:space="0"/>
+            <w:right w:val="single" w:color="000000" w:sz="4" w:space="0"/>
+            <w:insideH w:val="single" w:color="000000" w:sz="4" w:space="0"/>
+            <w:insideV w:val="single" w:color="000000" w:sz="4" w:space="0"/>
+          </w:tblBorders>
           <w:tblCellMar>
             <w:top w:w="0" w:type="dxa"/>
             <w:left w:w="0" w:type="dxa"/>
@@ -3851,7 +3923,7 @@
           </w:tblCellMar>
         </w:tblPrEx>
         <w:trPr>
-          <w:trHeight w:val="623"/>
+          <w:trHeight w:val="623" w:hRule="atLeast"/>
         </w:trPr>
         <w:tc>
           <w:tcPr>
@@ -3876,14 +3948,14 @@
               <w:ind w:left="174"/>
               <w:textAlignment w:val="baseline"/>
               <w:rPr>
-                <w:rFonts w:ascii="宋体" w:eastAsia="宋体" w:hAnsi="宋体" w:cs="宋体"/>
+                <w:rFonts w:ascii="宋体" w:hAnsi="宋体" w:eastAsia="宋体" w:cs="宋体"/>
                 <w:sz w:val="24"/>
                 <w:szCs w:val="24"/>
               </w:rPr>
             </w:pPr>
             <w:r>
               <w:rPr>
-                <w:rFonts w:ascii="宋体" w:eastAsia="宋体" w:hAnsi="宋体" w:cs="宋体"/>
+                <w:rFonts w:ascii="宋体" w:hAnsi="宋体" w:eastAsia="宋体" w:cs="宋体"/>
                 <w:spacing w:val="-2"/>
                 <w:sz w:val="24"/>
                 <w:szCs w:val="24"/>
@@ -3915,14 +3987,14 @@
               <w:ind w:left="111"/>
               <w:textAlignment w:val="baseline"/>
               <w:rPr>
-                <w:rFonts w:ascii="宋体" w:eastAsia="宋体" w:hAnsi="宋体" w:cs="宋体"/>
+                <w:rFonts w:ascii="宋体" w:hAnsi="宋体" w:eastAsia="宋体" w:cs="宋体"/>
                 <w:sz w:val="24"/>
                 <w:szCs w:val="24"/>
               </w:rPr>
             </w:pPr>
             <w:r>
               <w:rPr>
-                <w:rFonts w:ascii="宋体" w:eastAsia="宋体" w:hAnsi="宋体" w:cs="宋体"/>
+                <w:rFonts w:ascii="宋体" w:hAnsi="宋体" w:eastAsia="宋体" w:cs="宋体"/>
                 <w:spacing w:val="-1"/>
                 <w:sz w:val="24"/>
                 <w:szCs w:val="24"/>
@@ -3934,9 +4006,14 @@
       </w:tr>
       <w:tr>
         <w:tblPrEx>
-          <w:tblW w:w="8295" w:type="dxa"/>
-          <w:tblInd w:w="5" w:type="dxa"/>
-          <w:tblLayout w:type="fixed"/>
+          <w:tblBorders>
+            <w:top w:val="single" w:color="000000" w:sz="4" w:space="0"/>
+            <w:left w:val="single" w:color="000000" w:sz="4" w:space="0"/>
+            <w:bottom w:val="single" w:color="000000" w:sz="4" w:space="0"/>
+            <w:right w:val="single" w:color="000000" w:sz="4" w:space="0"/>
+            <w:insideH w:val="single" w:color="000000" w:sz="4" w:space="0"/>
+            <w:insideV w:val="single" w:color="000000" w:sz="4" w:space="0"/>
+          </w:tblBorders>
           <w:tblCellMar>
             <w:top w:w="0" w:type="dxa"/>
             <w:left w:w="0" w:type="dxa"/>
@@ -3945,7 +4022,7 @@
           </w:tblCellMar>
         </w:tblPrEx>
         <w:trPr>
-          <w:trHeight w:val="623"/>
+          <w:trHeight w:val="623" w:hRule="atLeast"/>
         </w:trPr>
         <w:tc>
           <w:tcPr>
@@ -3970,14 +4047,14 @@
               <w:ind w:left="296"/>
               <w:textAlignment w:val="baseline"/>
               <w:rPr>
-                <w:rFonts w:ascii="宋体" w:eastAsia="宋体" w:hAnsi="宋体" w:cs="宋体"/>
+                <w:rFonts w:ascii="宋体" w:hAnsi="宋体" w:eastAsia="宋体" w:cs="宋体"/>
                 <w:sz w:val="24"/>
                 <w:szCs w:val="24"/>
               </w:rPr>
             </w:pPr>
             <w:r>
               <w:rPr>
-                <w:rFonts w:ascii="宋体" w:eastAsia="宋体" w:hAnsi="宋体" w:cs="宋体"/>
+                <w:rFonts w:ascii="宋体" w:hAnsi="宋体" w:eastAsia="宋体" w:cs="宋体"/>
                 <w:spacing w:val="-2"/>
                 <w:sz w:val="24"/>
                 <w:szCs w:val="24"/>
@@ -4009,14 +4086,14 @@
               <w:ind w:left="109"/>
               <w:textAlignment w:val="baseline"/>
               <w:rPr>
-                <w:rFonts w:ascii="宋体" w:eastAsia="宋体" w:hAnsi="宋体" w:cs="宋体"/>
+                <w:rFonts w:ascii="宋体" w:hAnsi="宋体" w:eastAsia="宋体" w:cs="宋体"/>
                 <w:sz w:val="24"/>
                 <w:szCs w:val="24"/>
               </w:rPr>
             </w:pPr>
             <w:r>
               <w:rPr>
-                <w:rFonts w:ascii="宋体" w:eastAsia="宋体" w:hAnsi="宋体" w:cs="宋体"/>
+                <w:rFonts w:ascii="宋体" w:hAnsi="宋体" w:eastAsia="宋体" w:cs="宋体"/>
                 <w:spacing w:val="-1"/>
                 <w:sz w:val="24"/>
                 <w:szCs w:val="24"/>
@@ -4028,9 +4105,14 @@
       </w:tr>
       <w:tr>
         <w:tblPrEx>
-          <w:tblW w:w="8295" w:type="dxa"/>
-          <w:tblInd w:w="5" w:type="dxa"/>
-          <w:tblLayout w:type="fixed"/>
+          <w:tblBorders>
+            <w:top w:val="single" w:color="000000" w:sz="4" w:space="0"/>
+            <w:left w:val="single" w:color="000000" w:sz="4" w:space="0"/>
+            <w:bottom w:val="single" w:color="000000" w:sz="4" w:space="0"/>
+            <w:right w:val="single" w:color="000000" w:sz="4" w:space="0"/>
+            <w:insideH w:val="single" w:color="000000" w:sz="4" w:space="0"/>
+            <w:insideV w:val="single" w:color="000000" w:sz="4" w:space="0"/>
+          </w:tblBorders>
           <w:tblCellMar>
             <w:top w:w="0" w:type="dxa"/>
             <w:left w:w="0" w:type="dxa"/>
@@ -4039,7 +4121,7 @@
           </w:tblCellMar>
         </w:tblPrEx>
         <w:trPr>
-          <w:trHeight w:val="627"/>
+          <w:trHeight w:val="627" w:hRule="atLeast"/>
         </w:trPr>
         <w:tc>
           <w:tcPr>
@@ -4064,14 +4146,14 @@
               <w:ind w:left="1013"/>
               <w:textAlignment w:val="baseline"/>
               <w:rPr>
-                <w:rFonts w:ascii="宋体" w:eastAsia="宋体" w:hAnsi="宋体" w:cs="宋体"/>
+                <w:rFonts w:ascii="宋体" w:hAnsi="宋体" w:eastAsia="宋体" w:cs="宋体"/>
                 <w:sz w:val="24"/>
                 <w:szCs w:val="24"/>
               </w:rPr>
             </w:pPr>
             <w:r>
               <w:rPr>
-                <w:rFonts w:ascii="宋体" w:eastAsia="宋体" w:hAnsi="宋体" w:cs="宋体"/>
+                <w:rFonts w:ascii="宋体" w:hAnsi="宋体" w:eastAsia="宋体" w:cs="宋体"/>
                 <w:spacing w:val="-4"/>
                 <w:sz w:val="24"/>
                 <w:szCs w:val="24"/>
@@ -4103,14 +4185,14 @@
               <w:ind w:left="113"/>
               <w:textAlignment w:val="baseline"/>
               <w:rPr>
-                <w:rFonts w:ascii="宋体" w:eastAsia="宋体" w:hAnsi="宋体" w:cs="宋体"/>
+                <w:rFonts w:ascii="宋体" w:hAnsi="宋体" w:eastAsia="宋体" w:cs="宋体"/>
                 <w:sz w:val="24"/>
                 <w:szCs w:val="24"/>
               </w:rPr>
             </w:pPr>
             <w:r>
               <w:rPr>
-                <w:rFonts w:ascii="宋体" w:eastAsia="宋体" w:hAnsi="宋体" w:cs="宋体"/>
+                <w:rFonts w:ascii="宋体" w:hAnsi="宋体" w:eastAsia="宋体" w:cs="宋体"/>
                 <w:spacing w:val="-2"/>
                 <w:sz w:val="24"/>
                 <w:szCs w:val="24"/>
@@ -4123,7 +4205,7 @@
     </w:tbl>
     <w:p>
       <w:pPr>
-        <w:pStyle w:val="2"/>
+        <w:pStyle w:val="28"/>
         <w:keepNext w:val="0"/>
         <w:keepLines w:val="0"/>
         <w:pageBreakBefore w:val="0"/>
@@ -4139,15 +4221,15 @@
         <w:snapToGrid w:val="0"/>
         <w:textAlignment w:val="baseline"/>
       </w:pPr>
-      <w:bookmarkStart w:id="11" w:name="_Toc4133"/>
+      <w:bookmarkStart w:id="10" w:name="_Toc4133"/>
       <w:r>
         <w:t>服务台沟通渠道</w:t>
       </w:r>
-      <w:bookmarkEnd w:id="11"/>
+      <w:bookmarkEnd w:id="10"/>
     </w:p>
     <w:p>
       <w:pPr>
-        <w:pStyle w:val="a"/>
+        <w:pStyle w:val="27"/>
         <w:keepNext w:val="0"/>
         <w:keepLines w:val="0"/>
         <w:pageBreakBefore w:val="0"/>
@@ -4169,7 +4251,7 @@
     </w:p>
     <w:p>
       <w:pPr>
-        <w:pStyle w:val="a"/>
+        <w:pStyle w:val="27"/>
         <w:keepNext w:val="0"/>
         <w:keepLines w:val="0"/>
         <w:pageBreakBefore w:val="0"/>
@@ -4187,7 +4269,7 @@
         <w:bidi w:val="0"/>
         <w:adjustRightInd w:val="0"/>
         <w:snapToGrid w:val="0"/>
-        <w:ind w:left="425" w:hanging="425" w:leftChars="0" w:firstLineChars="0"/>
+        <w:ind w:left="425" w:leftChars="0" w:hanging="425" w:firstLineChars="0"/>
         <w:textAlignment w:val="baseline"/>
       </w:pPr>
       <w:r>
@@ -4198,15 +4280,12 @@
           <w:rFonts w:hint="eastAsia"/>
           <w:lang w:val="en-US" w:eastAsia="zh-CN"/>
         </w:rPr>
-        <w:t>gansuguobang</w:t>
-      </w:r>
-      <w:r>
-        <w:t>@126.com</w:t>
+        <w:t>zhengy@jsyunchu.com</w:t>
       </w:r>
     </w:p>
     <w:p>
       <w:pPr>
-        <w:pStyle w:val="a"/>
+        <w:pStyle w:val="27"/>
         <w:keepNext w:val="0"/>
         <w:keepLines w:val="0"/>
         <w:pageBreakBefore w:val="0"/>
@@ -4224,7 +4303,7 @@
         <w:bidi w:val="0"/>
         <w:adjustRightInd w:val="0"/>
         <w:snapToGrid w:val="0"/>
-        <w:ind w:left="425" w:hanging="425" w:leftChars="0" w:firstLineChars="0"/>
+        <w:ind w:left="425" w:leftChars="0" w:hanging="425" w:firstLineChars="0"/>
         <w:textAlignment w:val="baseline"/>
         <w:rPr>
           <w:rFonts w:hint="default"/>
@@ -4239,12 +4318,12 @@
           <w:rFonts w:hint="eastAsia"/>
           <w:lang w:val="en-US" w:eastAsia="zh-CN"/>
         </w:rPr>
-        <w:t>13758803523</w:t>
+        <w:t>17705146873</w:t>
       </w:r>
     </w:p>
     <w:p>
       <w:pPr>
-        <w:pStyle w:val="a"/>
+        <w:pStyle w:val="27"/>
         <w:keepNext w:val="0"/>
         <w:keepLines w:val="0"/>
         <w:pageBreakBefore w:val="0"/>
@@ -4262,7 +4341,7 @@
         <w:bidi w:val="0"/>
         <w:adjustRightInd w:val="0"/>
         <w:snapToGrid w:val="0"/>
-        <w:ind w:left="425" w:hanging="425" w:leftChars="0" w:firstLineChars="0"/>
+        <w:ind w:left="425" w:leftChars="0" w:hanging="425" w:firstLineChars="0"/>
         <w:textAlignment w:val="baseline"/>
       </w:pPr>
       <w:r>
@@ -4271,7 +4350,7 @@
     </w:p>
     <w:p>
       <w:pPr>
-        <w:pStyle w:val="2"/>
+        <w:pStyle w:val="28"/>
         <w:keepNext w:val="0"/>
         <w:keepLines w:val="0"/>
         <w:pageBreakBefore w:val="0"/>
@@ -4287,11 +4366,11 @@
         <w:snapToGrid w:val="0"/>
         <w:textAlignment w:val="baseline"/>
       </w:pPr>
-      <w:bookmarkStart w:id="12" w:name="_Toc22126"/>
+      <w:bookmarkStart w:id="11" w:name="_Toc22126"/>
       <w:r>
         <w:t>服务台职责</w:t>
       </w:r>
-      <w:bookmarkEnd w:id="12"/>
+      <w:bookmarkEnd w:id="11"/>
     </w:p>
     <w:p>
       <w:pPr>
@@ -4313,17 +4392,17 @@
         <w:adjustRightInd w:val="0"/>
         <w:snapToGrid w:val="0"/>
         <w:spacing w:before="79" w:line="220" w:lineRule="auto"/>
-        <w:ind w:left="425" w:hanging="425" w:leftChars="0" w:firstLineChars="0"/>
+        <w:ind w:left="425" w:leftChars="0" w:hanging="425" w:firstLineChars="0"/>
         <w:textAlignment w:val="baseline"/>
         <w:rPr>
-          <w:rFonts w:ascii="宋体" w:eastAsia="宋体" w:hAnsi="宋体" w:cs="宋体"/>
+          <w:rFonts w:ascii="宋体" w:hAnsi="宋体" w:eastAsia="宋体" w:cs="宋体"/>
           <w:sz w:val="24"/>
           <w:szCs w:val="24"/>
         </w:rPr>
       </w:pPr>
       <w:r>
         <w:rPr>
-          <w:rFonts w:ascii="宋体" w:eastAsia="宋体" w:hAnsi="宋体" w:cs="宋体"/>
+          <w:rFonts w:ascii="宋体" w:hAnsi="宋体" w:eastAsia="宋体" w:cs="宋体"/>
           <w:spacing w:val="-6"/>
           <w:sz w:val="24"/>
           <w:szCs w:val="24"/>
@@ -4332,7 +4411,7 @@
       </w:r>
       <w:r>
         <w:rPr>
-          <w:rFonts w:ascii="宋体" w:eastAsia="宋体" w:hAnsi="宋体" w:cs="宋体"/>
+          <w:rFonts w:ascii="宋体" w:hAnsi="宋体" w:eastAsia="宋体" w:cs="宋体"/>
           <w:spacing w:val="-44"/>
           <w:sz w:val="24"/>
           <w:szCs w:val="24"/>
@@ -4341,7 +4420,7 @@
       </w:r>
       <w:r>
         <w:rPr>
-          <w:rFonts w:ascii="宋体" w:eastAsia="宋体" w:hAnsi="宋体" w:cs="宋体"/>
+          <w:rFonts w:ascii="宋体" w:hAnsi="宋体" w:eastAsia="宋体" w:cs="宋体"/>
           <w:spacing w:val="-6"/>
           <w:sz w:val="24"/>
           <w:szCs w:val="24"/>
@@ -4350,7 +4429,7 @@
       </w:r>
       <w:r>
         <w:rPr>
-          <w:rFonts w:ascii="宋体" w:eastAsia="宋体" w:hAnsi="宋体" w:cs="宋体"/>
+          <w:rFonts w:ascii="宋体" w:hAnsi="宋体" w:eastAsia="宋体" w:cs="宋体"/>
           <w:spacing w:val="-44"/>
           <w:sz w:val="24"/>
           <w:szCs w:val="24"/>
@@ -4359,7 +4438,7 @@
       </w:r>
       <w:r>
         <w:rPr>
-          <w:rFonts w:ascii="宋体" w:eastAsia="宋体" w:hAnsi="宋体" w:cs="宋体"/>
+          <w:rFonts w:ascii="宋体" w:hAnsi="宋体" w:eastAsia="宋体" w:cs="宋体"/>
           <w:spacing w:val="-6"/>
           <w:sz w:val="24"/>
           <w:szCs w:val="24"/>
@@ -4387,17 +4466,17 @@
         <w:adjustRightInd w:val="0"/>
         <w:snapToGrid w:val="0"/>
         <w:spacing w:before="182" w:line="220" w:lineRule="auto"/>
-        <w:ind w:left="425" w:hanging="425" w:leftChars="0" w:firstLineChars="0"/>
+        <w:ind w:left="425" w:leftChars="0" w:hanging="425" w:firstLineChars="0"/>
         <w:textAlignment w:val="baseline"/>
         <w:rPr>
-          <w:rFonts w:ascii="宋体" w:eastAsia="宋体" w:hAnsi="宋体" w:cs="宋体"/>
+          <w:rFonts w:ascii="宋体" w:hAnsi="宋体" w:eastAsia="宋体" w:cs="宋体"/>
           <w:sz w:val="24"/>
           <w:szCs w:val="24"/>
         </w:rPr>
       </w:pPr>
       <w:r>
         <w:rPr>
-          <w:rFonts w:ascii="宋体" w:eastAsia="宋体" w:hAnsi="宋体" w:cs="宋体"/>
+          <w:rFonts w:ascii="宋体" w:hAnsi="宋体" w:eastAsia="宋体" w:cs="宋体"/>
           <w:spacing w:val="-5"/>
           <w:sz w:val="24"/>
           <w:szCs w:val="24"/>
@@ -4406,7 +4485,7 @@
       </w:r>
       <w:r>
         <w:rPr>
-          <w:rFonts w:ascii="宋体" w:eastAsia="宋体" w:hAnsi="宋体" w:cs="宋体"/>
+          <w:rFonts w:ascii="宋体" w:hAnsi="宋体" w:eastAsia="宋体" w:cs="宋体"/>
           <w:spacing w:val="5"/>
           <w:sz w:val="24"/>
           <w:szCs w:val="24"/>
@@ -4434,17 +4513,17 @@
         <w:adjustRightInd w:val="0"/>
         <w:snapToGrid w:val="0"/>
         <w:spacing w:before="182" w:line="220" w:lineRule="auto"/>
-        <w:ind w:left="425" w:hanging="425" w:leftChars="0" w:firstLineChars="0"/>
+        <w:ind w:left="425" w:leftChars="0" w:hanging="425" w:firstLineChars="0"/>
         <w:textAlignment w:val="baseline"/>
         <w:rPr>
-          <w:rFonts w:ascii="宋体" w:eastAsia="宋体" w:hAnsi="宋体" w:cs="宋体"/>
+          <w:rFonts w:ascii="宋体" w:hAnsi="宋体" w:eastAsia="宋体" w:cs="宋体"/>
           <w:sz w:val="24"/>
           <w:szCs w:val="24"/>
         </w:rPr>
       </w:pPr>
       <w:r>
         <w:rPr>
-          <w:rFonts w:ascii="宋体" w:eastAsia="宋体" w:hAnsi="宋体" w:cs="宋体"/>
+          <w:rFonts w:ascii="宋体" w:hAnsi="宋体" w:eastAsia="宋体" w:cs="宋体"/>
           <w:spacing w:val="-6"/>
           <w:sz w:val="24"/>
           <w:szCs w:val="24"/>
@@ -4453,7 +4532,7 @@
       </w:r>
       <w:r>
         <w:rPr>
-          <w:rFonts w:ascii="宋体" w:eastAsia="宋体" w:hAnsi="宋体" w:cs="宋体"/>
+          <w:rFonts w:ascii="宋体" w:hAnsi="宋体" w:eastAsia="宋体" w:cs="宋体"/>
           <w:spacing w:val="-4"/>
           <w:sz w:val="24"/>
           <w:szCs w:val="24"/>
@@ -4462,7 +4541,7 @@
       </w:r>
       <w:r>
         <w:rPr>
-          <w:rFonts w:ascii="宋体" w:eastAsia="宋体" w:hAnsi="宋体" w:cs="宋体"/>
+          <w:rFonts w:ascii="宋体" w:hAnsi="宋体" w:eastAsia="宋体" w:cs="宋体"/>
           <w:spacing w:val="-6"/>
           <w:sz w:val="24"/>
           <w:szCs w:val="24"/>
@@ -4490,17 +4569,17 @@
         <w:adjustRightInd w:val="0"/>
         <w:snapToGrid w:val="0"/>
         <w:spacing w:before="192" w:line="289" w:lineRule="auto"/>
-        <w:ind w:left="425" w:right="40" w:hanging="425" w:leftChars="0" w:firstLineChars="0"/>
+        <w:ind w:left="425" w:leftChars="0" w:right="40" w:hanging="425" w:firstLineChars="0"/>
         <w:textAlignment w:val="baseline"/>
         <w:rPr>
-          <w:rFonts w:ascii="宋体" w:eastAsia="宋体" w:hAnsi="宋体" w:cs="宋体"/>
+          <w:rFonts w:ascii="宋体" w:hAnsi="宋体" w:eastAsia="宋体" w:cs="宋体"/>
           <w:sz w:val="24"/>
           <w:szCs w:val="24"/>
         </w:rPr>
       </w:pPr>
       <w:r>
         <w:rPr>
-          <w:rFonts w:ascii="宋体" w:eastAsia="宋体" w:hAnsi="宋体" w:cs="宋体"/>
+          <w:rFonts w:ascii="宋体" w:hAnsi="宋体" w:eastAsia="宋体" w:cs="宋体"/>
           <w:spacing w:val="-1"/>
           <w:sz w:val="24"/>
           <w:szCs w:val="24"/>
@@ -4509,7 +4588,7 @@
       </w:r>
       <w:r>
         <w:rPr>
-          <w:rFonts w:ascii="宋体" w:eastAsia="宋体" w:hAnsi="宋体" w:cs="宋体"/>
+          <w:rFonts w:ascii="宋体" w:hAnsi="宋体" w:eastAsia="宋体" w:cs="宋体"/>
           <w:spacing w:val="-2"/>
           <w:sz w:val="24"/>
           <w:szCs w:val="24"/>
@@ -4537,17 +4616,17 @@
         <w:adjustRightInd w:val="0"/>
         <w:snapToGrid w:val="0"/>
         <w:spacing w:before="174" w:line="220" w:lineRule="auto"/>
-        <w:ind w:left="425" w:hanging="425" w:leftChars="0" w:firstLineChars="0"/>
+        <w:ind w:left="425" w:leftChars="0" w:hanging="425" w:firstLineChars="0"/>
         <w:textAlignment w:val="baseline"/>
         <w:rPr>
-          <w:rFonts w:ascii="宋体" w:eastAsia="宋体" w:hAnsi="宋体" w:cs="宋体"/>
+          <w:rFonts w:ascii="宋体" w:hAnsi="宋体" w:eastAsia="宋体" w:cs="宋体"/>
           <w:sz w:val="24"/>
           <w:szCs w:val="24"/>
         </w:rPr>
       </w:pPr>
       <w:r>
         <w:rPr>
-          <w:rFonts w:ascii="宋体" w:eastAsia="宋体" w:hAnsi="宋体" w:cs="宋体"/>
+          <w:rFonts w:ascii="宋体" w:hAnsi="宋体" w:eastAsia="宋体" w:cs="宋体"/>
           <w:spacing w:val="-4"/>
           <w:sz w:val="24"/>
           <w:szCs w:val="24"/>
@@ -4574,14 +4653,14 @@
         <w:ind w:left="867" w:right="40" w:hanging="413"/>
         <w:textAlignment w:val="baseline"/>
         <w:rPr>
-          <w:rFonts w:ascii="宋体" w:eastAsia="宋体" w:hAnsi="宋体" w:cs="宋体"/>
+          <w:rFonts w:ascii="宋体" w:hAnsi="宋体" w:eastAsia="宋体" w:cs="宋体"/>
           <w:sz w:val="24"/>
           <w:szCs w:val="24"/>
         </w:rPr>
       </w:pPr>
       <w:r>
         <w:rPr>
-          <w:rFonts w:ascii="宋体" w:eastAsia="宋体" w:hAnsi="宋体" w:cs="宋体"/>
+          <w:rFonts w:ascii="宋体" w:hAnsi="宋体" w:eastAsia="宋体" w:cs="宋体"/>
           <w:sz w:val="24"/>
           <w:szCs w:val="24"/>
         </w:rPr>
@@ -4589,7 +4668,7 @@
       </w:r>
       <w:r>
         <w:rPr>
-          <w:rFonts w:ascii="宋体" w:eastAsia="宋体" w:hAnsi="宋体" w:cs="宋体"/>
+          <w:rFonts w:ascii="宋体" w:hAnsi="宋体" w:eastAsia="宋体" w:cs="宋体"/>
           <w:spacing w:val="-1"/>
           <w:sz w:val="24"/>
           <w:szCs w:val="24"/>
@@ -4598,7 +4677,7 @@
       </w:r>
       <w:r>
         <w:rPr>
-          <w:rFonts w:ascii="宋体" w:eastAsia="宋体" w:hAnsi="宋体" w:cs="宋体"/>
+          <w:rFonts w:ascii="宋体" w:hAnsi="宋体" w:eastAsia="宋体" w:cs="宋体"/>
           <w:spacing w:val="-10"/>
           <w:sz w:val="24"/>
           <w:szCs w:val="24"/>
@@ -4626,17 +4705,17 @@
         <w:adjustRightInd w:val="0"/>
         <w:snapToGrid w:val="0"/>
         <w:spacing w:before="174" w:line="293" w:lineRule="auto"/>
-        <w:ind w:left="425" w:right="40" w:hanging="425" w:leftChars="0" w:firstLineChars="0"/>
+        <w:ind w:left="425" w:leftChars="0" w:right="40" w:hanging="425" w:firstLineChars="0"/>
         <w:textAlignment w:val="baseline"/>
         <w:rPr>
-          <w:rFonts w:ascii="宋体" w:eastAsia="宋体" w:hAnsi="宋体" w:cs="宋体"/>
+          <w:rFonts w:ascii="宋体" w:hAnsi="宋体" w:eastAsia="宋体" w:cs="宋体"/>
           <w:sz w:val="24"/>
           <w:szCs w:val="24"/>
         </w:rPr>
       </w:pPr>
       <w:r>
         <w:rPr>
-          <w:rFonts w:ascii="宋体" w:eastAsia="宋体" w:hAnsi="宋体" w:cs="宋体"/>
+          <w:rFonts w:ascii="宋体" w:hAnsi="宋体" w:eastAsia="宋体" w:cs="宋体"/>
           <w:sz w:val="24"/>
           <w:szCs w:val="24"/>
         </w:rPr>
@@ -4644,7 +4723,7 @@
       </w:r>
       <w:r>
         <w:rPr>
-          <w:rFonts w:ascii="宋体" w:eastAsia="宋体" w:hAnsi="宋体" w:cs="宋体"/>
+          <w:rFonts w:ascii="宋体" w:hAnsi="宋体" w:eastAsia="宋体" w:cs="宋体"/>
           <w:spacing w:val="-1"/>
           <w:sz w:val="24"/>
           <w:szCs w:val="24"/>
@@ -4653,7 +4732,7 @@
       </w:r>
       <w:r>
         <w:rPr>
-          <w:rFonts w:ascii="宋体" w:eastAsia="宋体" w:hAnsi="宋体" w:cs="宋体"/>
+          <w:rFonts w:ascii="宋体" w:hAnsi="宋体" w:eastAsia="宋体" w:cs="宋体"/>
           <w:spacing w:val="-14"/>
           <w:sz w:val="24"/>
           <w:szCs w:val="24"/>
@@ -4681,17 +4760,17 @@
         <w:adjustRightInd w:val="0"/>
         <w:snapToGrid w:val="0"/>
         <w:spacing w:before="173" w:line="220" w:lineRule="auto"/>
-        <w:ind w:left="425" w:hanging="425" w:leftChars="0" w:firstLineChars="0"/>
+        <w:ind w:left="425" w:leftChars="0" w:hanging="425" w:firstLineChars="0"/>
         <w:textAlignment w:val="baseline"/>
         <w:rPr>
-          <w:rFonts w:ascii="宋体" w:eastAsia="宋体" w:hAnsi="宋体" w:cs="宋体"/>
+          <w:rFonts w:ascii="宋体" w:hAnsi="宋体" w:eastAsia="宋体" w:cs="宋体"/>
           <w:sz w:val="24"/>
           <w:szCs w:val="24"/>
         </w:rPr>
       </w:pPr>
       <w:r>
         <w:rPr>
-          <w:rFonts w:ascii="宋体" w:eastAsia="宋体" w:hAnsi="宋体" w:cs="宋体"/>
+          <w:rFonts w:ascii="宋体" w:hAnsi="宋体" w:eastAsia="宋体" w:cs="宋体"/>
           <w:spacing w:val="-3"/>
           <w:sz w:val="24"/>
           <w:szCs w:val="24"/>
@@ -4719,17 +4798,17 @@
         <w:adjustRightInd w:val="0"/>
         <w:snapToGrid w:val="0"/>
         <w:spacing w:before="182" w:line="220" w:lineRule="auto"/>
-        <w:ind w:left="425" w:hanging="425" w:leftChars="0" w:firstLineChars="0"/>
+        <w:ind w:left="425" w:leftChars="0" w:hanging="425" w:firstLineChars="0"/>
         <w:textAlignment w:val="baseline"/>
         <w:rPr>
-          <w:rFonts w:ascii="宋体" w:eastAsia="宋体" w:hAnsi="宋体" w:cs="宋体"/>
+          <w:rFonts w:ascii="宋体" w:hAnsi="宋体" w:eastAsia="宋体" w:cs="宋体"/>
           <w:sz w:val="24"/>
           <w:szCs w:val="24"/>
         </w:rPr>
       </w:pPr>
       <w:r>
         <w:rPr>
-          <w:rFonts w:ascii="宋体" w:eastAsia="宋体" w:hAnsi="宋体" w:cs="宋体"/>
+          <w:rFonts w:ascii="宋体" w:hAnsi="宋体" w:eastAsia="宋体" w:cs="宋体"/>
           <w:spacing w:val="-3"/>
           <w:sz w:val="24"/>
           <w:szCs w:val="24"/>
@@ -4757,17 +4836,17 @@
         <w:adjustRightInd w:val="0"/>
         <w:snapToGrid w:val="0"/>
         <w:spacing w:before="182" w:line="220" w:lineRule="auto"/>
-        <w:ind w:left="425" w:hanging="425" w:leftChars="0" w:firstLineChars="0"/>
+        <w:ind w:left="425" w:leftChars="0" w:hanging="425" w:firstLineChars="0"/>
         <w:textAlignment w:val="baseline"/>
         <w:rPr>
-          <w:rFonts w:ascii="宋体" w:eastAsia="宋体" w:hAnsi="宋体" w:cs="宋体"/>
+          <w:rFonts w:ascii="宋体" w:hAnsi="宋体" w:eastAsia="宋体" w:cs="宋体"/>
           <w:sz w:val="24"/>
           <w:szCs w:val="24"/>
         </w:rPr>
       </w:pPr>
       <w:r>
         <w:rPr>
-          <w:rFonts w:ascii="宋体" w:eastAsia="宋体" w:hAnsi="宋体" w:cs="宋体"/>
+          <w:rFonts w:ascii="宋体" w:hAnsi="宋体" w:eastAsia="宋体" w:cs="宋体"/>
           <w:spacing w:val="-4"/>
           <w:sz w:val="24"/>
           <w:szCs w:val="24"/>
@@ -4795,17 +4874,17 @@
         <w:adjustRightInd w:val="0"/>
         <w:snapToGrid w:val="0"/>
         <w:spacing w:before="181" w:line="220" w:lineRule="auto"/>
-        <w:ind w:left="425" w:hanging="425" w:leftChars="0" w:firstLineChars="0"/>
+        <w:ind w:left="425" w:leftChars="0" w:hanging="425" w:firstLineChars="0"/>
         <w:textAlignment w:val="baseline"/>
         <w:rPr>
-          <w:rFonts w:ascii="宋体" w:eastAsia="宋体" w:hAnsi="宋体" w:cs="宋体"/>
+          <w:rFonts w:ascii="宋体" w:hAnsi="宋体" w:eastAsia="宋体" w:cs="宋体"/>
           <w:sz w:val="24"/>
           <w:szCs w:val="24"/>
         </w:rPr>
       </w:pPr>
       <w:r>
         <w:rPr>
-          <w:rFonts w:ascii="宋体" w:eastAsia="宋体" w:hAnsi="宋体" w:cs="宋体"/>
+          <w:rFonts w:ascii="宋体" w:hAnsi="宋体" w:eastAsia="宋体" w:cs="宋体"/>
           <w:spacing w:val="-5"/>
           <w:sz w:val="24"/>
           <w:szCs w:val="24"/>
@@ -4814,7 +4893,7 @@
       </w:r>
       <w:r>
         <w:rPr>
-          <w:rFonts w:ascii="宋体" w:eastAsia="宋体" w:hAnsi="宋体" w:cs="宋体"/>
+          <w:rFonts w:ascii="宋体" w:hAnsi="宋体" w:eastAsia="宋体" w:cs="宋体"/>
           <w:spacing w:val="-38"/>
           <w:sz w:val="24"/>
           <w:szCs w:val="24"/>
@@ -4823,7 +4902,7 @@
       </w:r>
       <w:r>
         <w:rPr>
-          <w:rFonts w:ascii="宋体" w:eastAsia="宋体" w:hAnsi="宋体" w:cs="宋体"/>
+          <w:rFonts w:ascii="宋体" w:hAnsi="宋体" w:eastAsia="宋体" w:cs="宋体"/>
           <w:spacing w:val="-5"/>
           <w:sz w:val="24"/>
           <w:szCs w:val="24"/>
@@ -4832,7 +4911,7 @@
       </w:r>
       <w:r>
         <w:rPr>
-          <w:rFonts w:ascii="宋体" w:eastAsia="宋体" w:hAnsi="宋体" w:cs="宋体"/>
+          <w:rFonts w:ascii="宋体" w:hAnsi="宋体" w:eastAsia="宋体" w:cs="宋体"/>
           <w:spacing w:val="-50"/>
           <w:sz w:val="24"/>
           <w:szCs w:val="24"/>
@@ -4841,7 +4920,7 @@
       </w:r>
       <w:r>
         <w:rPr>
-          <w:rFonts w:ascii="宋体" w:eastAsia="宋体" w:hAnsi="宋体" w:cs="宋体"/>
+          <w:rFonts w:ascii="宋体" w:hAnsi="宋体" w:eastAsia="宋体" w:cs="宋体"/>
           <w:spacing w:val="-5"/>
           <w:sz w:val="24"/>
           <w:szCs w:val="24"/>
@@ -4869,17 +4948,17 @@
         <w:adjustRightInd w:val="0"/>
         <w:snapToGrid w:val="0"/>
         <w:spacing w:before="182" w:line="220" w:lineRule="auto"/>
-        <w:ind w:left="425" w:hanging="425" w:leftChars="0" w:firstLineChars="0"/>
+        <w:ind w:left="425" w:leftChars="0" w:hanging="425" w:firstLineChars="0"/>
         <w:textAlignment w:val="baseline"/>
         <w:rPr>
-          <w:rFonts w:ascii="宋体" w:eastAsia="宋体" w:hAnsi="宋体" w:cs="宋体"/>
+          <w:rFonts w:ascii="宋体" w:hAnsi="宋体" w:eastAsia="宋体" w:cs="宋体"/>
           <w:sz w:val="24"/>
           <w:szCs w:val="24"/>
         </w:rPr>
       </w:pPr>
       <w:r>
         <w:rPr>
-          <w:rFonts w:ascii="宋体" w:eastAsia="宋体" w:hAnsi="宋体" w:cs="宋体"/>
+          <w:rFonts w:ascii="宋体" w:hAnsi="宋体" w:eastAsia="宋体" w:cs="宋体"/>
           <w:spacing w:val="-4"/>
           <w:sz w:val="24"/>
           <w:szCs w:val="24"/>
@@ -4907,17 +4986,17 @@
         <w:adjustRightInd w:val="0"/>
         <w:snapToGrid w:val="0"/>
         <w:spacing w:before="181" w:line="220" w:lineRule="auto"/>
-        <w:ind w:left="425" w:hanging="425" w:leftChars="0" w:firstLineChars="0"/>
+        <w:ind w:left="425" w:leftChars="0" w:hanging="425" w:firstLineChars="0"/>
         <w:textAlignment w:val="baseline"/>
         <w:rPr>
-          <w:rFonts w:ascii="宋体" w:eastAsia="宋体" w:hAnsi="宋体" w:cs="宋体"/>
+          <w:rFonts w:ascii="宋体" w:hAnsi="宋体" w:eastAsia="宋体" w:cs="宋体"/>
           <w:sz w:val="24"/>
           <w:szCs w:val="24"/>
         </w:rPr>
       </w:pPr>
       <w:r>
         <w:rPr>
-          <w:rFonts w:ascii="宋体" w:eastAsia="宋体" w:hAnsi="宋体" w:cs="宋体"/>
+          <w:rFonts w:ascii="宋体" w:hAnsi="宋体" w:eastAsia="宋体" w:cs="宋体"/>
           <w:spacing w:val="-5"/>
           <w:sz w:val="24"/>
           <w:szCs w:val="24"/>
@@ -4945,17 +5024,17 @@
         <w:adjustRightInd w:val="0"/>
         <w:snapToGrid w:val="0"/>
         <w:spacing w:before="182" w:line="220" w:lineRule="auto"/>
-        <w:ind w:left="425" w:hanging="425" w:leftChars="0" w:firstLineChars="0"/>
+        <w:ind w:left="425" w:leftChars="0" w:hanging="425" w:firstLineChars="0"/>
         <w:textAlignment w:val="baseline"/>
         <w:rPr>
-          <w:rFonts w:ascii="宋体" w:eastAsia="宋体" w:hAnsi="宋体" w:cs="宋体"/>
+          <w:rFonts w:ascii="宋体" w:hAnsi="宋体" w:eastAsia="宋体" w:cs="宋体"/>
           <w:sz w:val="24"/>
           <w:szCs w:val="24"/>
         </w:rPr>
       </w:pPr>
       <w:r>
         <w:rPr>
-          <w:rFonts w:ascii="宋体" w:eastAsia="宋体" w:hAnsi="宋体" w:cs="宋体"/>
+          <w:rFonts w:ascii="宋体" w:hAnsi="宋体" w:eastAsia="宋体" w:cs="宋体"/>
           <w:spacing w:val="-4"/>
           <w:sz w:val="24"/>
           <w:szCs w:val="24"/>
@@ -4965,7 +5044,7 @@
     </w:p>
     <w:p>
       <w:pPr>
-        <w:pStyle w:val="2"/>
+        <w:pStyle w:val="28"/>
         <w:keepNext w:val="0"/>
         <w:keepLines w:val="0"/>
         <w:pageBreakBefore w:val="0"/>
@@ -4981,15 +5060,15 @@
         <w:snapToGrid w:val="0"/>
         <w:textAlignment w:val="baseline"/>
       </w:pPr>
-      <w:bookmarkStart w:id="13" w:name="_Toc30410"/>
+      <w:bookmarkStart w:id="12" w:name="_Toc30410"/>
       <w:r>
         <w:t>服务台操作规程</w:t>
       </w:r>
-      <w:bookmarkEnd w:id="13"/>
+      <w:bookmarkEnd w:id="12"/>
     </w:p>
     <w:p>
       <w:pPr>
-        <w:pStyle w:val="a3"/>
+        <w:pStyle w:val="41"/>
         <w:keepNext w:val="0"/>
         <w:keepLines w:val="0"/>
         <w:pageBreakBefore w:val="0"/>
@@ -5007,7 +5086,7 @@
         <w:bidi w:val="0"/>
         <w:adjustRightInd w:val="0"/>
         <w:snapToGrid w:val="0"/>
-        <w:ind w:left="425" w:hanging="425" w:leftChars="0" w:firstLineChars="0"/>
+        <w:ind w:left="425" w:leftChars="0" w:hanging="425" w:firstLineChars="0"/>
         <w:textAlignment w:val="baseline"/>
       </w:pPr>
       <w:r>
@@ -5016,7 +5095,7 @@
     </w:p>
     <w:p>
       <w:pPr>
-        <w:pStyle w:val="a"/>
+        <w:pStyle w:val="27"/>
         <w:keepNext w:val="0"/>
         <w:keepLines w:val="0"/>
         <w:pageBreakBefore w:val="0"/>
@@ -5038,7 +5117,7 @@
     </w:p>
     <w:p>
       <w:pPr>
-        <w:pStyle w:val="a3"/>
+        <w:pStyle w:val="41"/>
         <w:keepNext w:val="0"/>
         <w:keepLines w:val="0"/>
         <w:pageBreakBefore w:val="0"/>
@@ -5056,7 +5135,7 @@
         <w:bidi w:val="0"/>
         <w:adjustRightInd w:val="0"/>
         <w:snapToGrid w:val="0"/>
-        <w:ind w:left="425" w:hanging="425" w:leftChars="0" w:firstLineChars="0"/>
+        <w:ind w:left="425" w:leftChars="0" w:hanging="425" w:firstLineChars="0"/>
         <w:textAlignment w:val="baseline"/>
       </w:pPr>
       <w:r>
@@ -5065,7 +5144,7 @@
     </w:p>
     <w:p>
       <w:pPr>
-        <w:pStyle w:val="a"/>
+        <w:pStyle w:val="27"/>
         <w:keepNext w:val="0"/>
         <w:keepLines w:val="0"/>
         <w:pageBreakBefore w:val="0"/>
@@ -5087,7 +5166,7 @@
     </w:p>
     <w:p>
       <w:pPr>
-        <w:pStyle w:val="a"/>
+        <w:pStyle w:val="27"/>
         <w:keepNext w:val="0"/>
         <w:keepLines w:val="0"/>
         <w:pageBreakBefore w:val="0"/>
@@ -5109,7 +5188,7 @@
     </w:p>
     <w:p>
       <w:pPr>
-        <w:pStyle w:val="a3"/>
+        <w:pStyle w:val="41"/>
         <w:keepNext w:val="0"/>
         <w:keepLines w:val="0"/>
         <w:pageBreakBefore w:val="0"/>
@@ -5127,7 +5206,7 @@
         <w:bidi w:val="0"/>
         <w:adjustRightInd w:val="0"/>
         <w:snapToGrid w:val="0"/>
-        <w:ind w:left="425" w:hanging="425" w:leftChars="0" w:firstLineChars="0"/>
+        <w:ind w:left="425" w:leftChars="0" w:hanging="425" w:firstLineChars="0"/>
         <w:textAlignment w:val="baseline"/>
       </w:pPr>
       <w:r>
@@ -5136,7 +5215,7 @@
     </w:p>
     <w:p>
       <w:pPr>
-        <w:pStyle w:val="a"/>
+        <w:pStyle w:val="27"/>
         <w:keepNext w:val="0"/>
         <w:keepLines w:val="0"/>
         <w:pageBreakBefore w:val="0"/>
@@ -5158,7 +5237,7 @@
     </w:p>
     <w:p>
       <w:pPr>
-        <w:pStyle w:val="a3"/>
+        <w:pStyle w:val="41"/>
         <w:keepNext w:val="0"/>
         <w:keepLines w:val="0"/>
         <w:pageBreakBefore w:val="0"/>
@@ -5176,7 +5255,7 @@
         <w:bidi w:val="0"/>
         <w:adjustRightInd w:val="0"/>
         <w:snapToGrid w:val="0"/>
-        <w:ind w:left="425" w:hanging="425" w:leftChars="0" w:firstLineChars="0"/>
+        <w:ind w:left="425" w:leftChars="0" w:hanging="425" w:firstLineChars="0"/>
         <w:textAlignment w:val="baseline"/>
       </w:pPr>
       <w:r>
@@ -5185,7 +5264,7 @@
     </w:p>
     <w:p>
       <w:pPr>
-        <w:pStyle w:val="a"/>
+        <w:pStyle w:val="27"/>
         <w:keepNext w:val="0"/>
         <w:keepLines w:val="0"/>
         <w:pageBreakBefore w:val="0"/>
@@ -5207,7 +5286,7 @@
     </w:p>
     <w:p>
       <w:pPr>
-        <w:pStyle w:val="a3"/>
+        <w:pStyle w:val="41"/>
         <w:keepNext w:val="0"/>
         <w:keepLines w:val="0"/>
         <w:pageBreakBefore w:val="0"/>
@@ -5225,7 +5304,7 @@
         <w:bidi w:val="0"/>
         <w:adjustRightInd w:val="0"/>
         <w:snapToGrid w:val="0"/>
-        <w:ind w:left="425" w:hanging="425" w:leftChars="0" w:firstLineChars="0"/>
+        <w:ind w:left="425" w:leftChars="0" w:hanging="425" w:firstLineChars="0"/>
         <w:textAlignment w:val="baseline"/>
       </w:pPr>
       <w:r>
@@ -5234,7 +5313,7 @@
     </w:p>
     <w:p>
       <w:pPr>
-        <w:pStyle w:val="a"/>
+        <w:pStyle w:val="27"/>
         <w:keepNext w:val="0"/>
         <w:keepLines w:val="0"/>
         <w:pageBreakBefore w:val="0"/>
@@ -5256,7 +5335,7 @@
     </w:p>
     <w:p>
       <w:pPr>
-        <w:pStyle w:val="a3"/>
+        <w:pStyle w:val="41"/>
         <w:keepNext w:val="0"/>
         <w:keepLines w:val="0"/>
         <w:pageBreakBefore w:val="0"/>
@@ -5274,7 +5353,7 @@
         <w:bidi w:val="0"/>
         <w:adjustRightInd w:val="0"/>
         <w:snapToGrid w:val="0"/>
-        <w:ind w:left="425" w:hanging="425" w:leftChars="0" w:firstLineChars="0"/>
+        <w:ind w:left="425" w:leftChars="0" w:hanging="425" w:firstLineChars="0"/>
         <w:textAlignment w:val="baseline"/>
       </w:pPr>
       <w:r>
@@ -5283,7 +5362,7 @@
     </w:p>
     <w:p>
       <w:pPr>
-        <w:pStyle w:val="a"/>
+        <w:pStyle w:val="27"/>
         <w:keepNext w:val="0"/>
         <w:keepLines w:val="0"/>
         <w:pageBreakBefore w:val="0"/>
@@ -5305,7 +5384,7 @@
     </w:p>
     <w:p>
       <w:pPr>
-        <w:pStyle w:val="a3"/>
+        <w:pStyle w:val="41"/>
         <w:keepNext w:val="0"/>
         <w:keepLines w:val="0"/>
         <w:pageBreakBefore w:val="0"/>
@@ -5323,7 +5402,7 @@
         <w:bidi w:val="0"/>
         <w:adjustRightInd w:val="0"/>
         <w:snapToGrid w:val="0"/>
-        <w:ind w:left="425" w:hanging="425" w:leftChars="0" w:firstLineChars="0"/>
+        <w:ind w:left="425" w:leftChars="0" w:hanging="425" w:firstLineChars="0"/>
         <w:textAlignment w:val="baseline"/>
       </w:pPr>
       <w:r>
@@ -5332,7 +5411,7 @@
     </w:p>
     <w:p>
       <w:pPr>
-        <w:pStyle w:val="a"/>
+        <w:pStyle w:val="27"/>
         <w:keepNext w:val="0"/>
         <w:keepLines w:val="0"/>
         <w:pageBreakBefore w:val="0"/>
@@ -5354,7 +5433,7 @@
     </w:p>
     <w:p>
       <w:pPr>
-        <w:pStyle w:val="a3"/>
+        <w:pStyle w:val="41"/>
         <w:keepNext w:val="0"/>
         <w:keepLines w:val="0"/>
         <w:pageBreakBefore w:val="0"/>
@@ -5372,7 +5451,7 @@
         <w:bidi w:val="0"/>
         <w:adjustRightInd w:val="0"/>
         <w:snapToGrid w:val="0"/>
-        <w:ind w:left="425" w:hanging="425" w:leftChars="0" w:firstLineChars="0"/>
+        <w:ind w:left="425" w:leftChars="0" w:hanging="425" w:firstLineChars="0"/>
         <w:textAlignment w:val="baseline"/>
       </w:pPr>
       <w:r>
@@ -5381,7 +5460,7 @@
     </w:p>
     <w:p>
       <w:pPr>
-        <w:pStyle w:val="a"/>
+        <w:pStyle w:val="27"/>
         <w:keepNext w:val="0"/>
         <w:keepLines w:val="0"/>
         <w:pageBreakBefore w:val="0"/>
@@ -5403,7 +5482,7 @@
     </w:p>
     <w:p>
       <w:pPr>
-        <w:pStyle w:val="2"/>
+        <w:pStyle w:val="28"/>
         <w:keepNext w:val="0"/>
         <w:keepLines w:val="0"/>
         <w:pageBreakBefore w:val="0"/>
@@ -5419,24 +5498,24 @@
         <w:snapToGrid w:val="0"/>
         <w:textAlignment w:val="baseline"/>
       </w:pPr>
-      <w:bookmarkStart w:id="14" w:name="_Toc26561"/>
+      <w:bookmarkStart w:id="13" w:name="_Toc26561"/>
       <w:r>
         <w:t>服务台绩效考核</w:t>
       </w:r>
-      <w:bookmarkEnd w:id="14"/>
+      <w:bookmarkEnd w:id="13"/>
     </w:p>
     <w:tbl>
       <w:tblPr>
-        <w:tblStyle w:val="TableNormal0"/>
+        <w:tblStyle w:val="24"/>
         <w:tblW w:w="9797" w:type="dxa"/>
         <w:jc w:val="center"/>
         <w:tblBorders>
-          <w:top w:val="single" w:sz="4" w:space="0" w:color="000000"/>
-          <w:left w:val="single" w:sz="4" w:space="0" w:color="000000"/>
-          <w:bottom w:val="single" w:sz="4" w:space="0" w:color="000000"/>
-          <w:right w:val="single" w:sz="4" w:space="0" w:color="000000"/>
-          <w:insideH w:val="single" w:sz="4" w:space="0" w:color="000000"/>
-          <w:insideV w:val="single" w:sz="4" w:space="0" w:color="000000"/>
+          <w:top w:val="single" w:color="000000" w:sz="4" w:space="0"/>
+          <w:left w:val="single" w:color="000000" w:sz="4" w:space="0"/>
+          <w:bottom w:val="single" w:color="000000" w:sz="4" w:space="0"/>
+          <w:right w:val="single" w:color="000000" w:sz="4" w:space="0"/>
+          <w:insideH w:val="single" w:color="000000" w:sz="4" w:space="0"/>
+          <w:insideV w:val="single" w:color="000000" w:sz="4" w:space="0"/>
         </w:tblBorders>
         <w:tblLayout w:type="fixed"/>
         <w:tblCellMar>
@@ -5455,17 +5534,14 @@
       </w:tblGrid>
       <w:tr>
         <w:tblPrEx>
-          <w:tblW w:w="9797" w:type="dxa"/>
-          <w:jc w:val="center"/>
           <w:tblBorders>
-            <w:top w:val="single" w:sz="4" w:space="0" w:color="000000"/>
-            <w:left w:val="single" w:sz="4" w:space="0" w:color="000000"/>
-            <w:bottom w:val="single" w:sz="4" w:space="0" w:color="000000"/>
-            <w:right w:val="single" w:sz="4" w:space="0" w:color="000000"/>
-            <w:insideH w:val="single" w:sz="4" w:space="0" w:color="000000"/>
-            <w:insideV w:val="single" w:sz="4" w:space="0" w:color="000000"/>
+            <w:top w:val="single" w:color="000000" w:sz="4" w:space="0"/>
+            <w:left w:val="single" w:color="000000" w:sz="4" w:space="0"/>
+            <w:bottom w:val="single" w:color="000000" w:sz="4" w:space="0"/>
+            <w:right w:val="single" w:color="000000" w:sz="4" w:space="0"/>
+            <w:insideH w:val="single" w:color="000000" w:sz="4" w:space="0"/>
+            <w:insideV w:val="single" w:color="000000" w:sz="4" w:space="0"/>
           </w:tblBorders>
-          <w:tblLayout w:type="fixed"/>
           <w:tblCellMar>
             <w:top w:w="0" w:type="dxa"/>
             <w:left w:w="0" w:type="dxa"/>
@@ -5474,7 +5550,7 @@
           </w:tblCellMar>
         </w:tblPrEx>
         <w:trPr>
-          <w:trHeight w:val="651"/>
+          <w:trHeight w:val="651" w:hRule="atLeast"/>
           <w:jc w:val="center"/>
         </w:trPr>
         <w:tc>
@@ -5502,7 +5578,7 @@
               <w:ind w:left="195" w:leftChars="0"/>
               <w:textAlignment w:val="baseline"/>
               <w:rPr>
-                <w:rFonts w:ascii="宋体" w:eastAsia="宋体" w:hAnsi="宋体" w:cs="宋体" w:hint="eastAsia"/>
+                <w:rFonts w:hint="eastAsia" w:ascii="宋体" w:hAnsi="宋体" w:eastAsia="宋体" w:cs="宋体"/>
                 <w:b/>
                 <w:bCs/>
                 <w:snapToGrid w:val="0"/>
@@ -5516,7 +5592,7 @@
             </w:pPr>
             <w:r>
               <w:rPr>
-                <w:rFonts w:ascii="宋体" w:eastAsia="宋体" w:hAnsi="宋体" w:cs="宋体"/>
+                <w:rFonts w:ascii="宋体" w:hAnsi="宋体" w:eastAsia="宋体" w:cs="宋体"/>
                 <w:b/>
                 <w:bCs/>
                 <w:spacing w:val="-7"/>
@@ -5552,7 +5628,7 @@
               <w:ind w:left="195" w:leftChars="0"/>
               <w:textAlignment w:val="baseline"/>
               <w:rPr>
-                <w:rFonts w:ascii="宋体" w:eastAsia="宋体" w:hAnsi="宋体" w:cs="宋体" w:hint="default"/>
+                <w:rFonts w:hint="default" w:ascii="宋体" w:hAnsi="宋体" w:eastAsia="宋体" w:cs="宋体"/>
                 <w:b/>
                 <w:bCs/>
                 <w:snapToGrid w:val="0"/>
@@ -5566,7 +5642,7 @@
             </w:pPr>
             <w:r>
               <w:rPr>
-                <w:rFonts w:ascii="宋体" w:eastAsia="宋体" w:hAnsi="宋体" w:cs="宋体"/>
+                <w:rFonts w:ascii="宋体" w:hAnsi="宋体" w:eastAsia="宋体" w:cs="宋体"/>
                 <w:b/>
                 <w:bCs/>
                 <w:spacing w:val="-7"/>
@@ -5602,7 +5678,7 @@
               <w:ind w:left="195" w:leftChars="0"/>
               <w:textAlignment w:val="baseline"/>
               <w:rPr>
-                <w:rFonts w:ascii="宋体" w:eastAsia="宋体" w:hAnsi="宋体" w:cs="宋体" w:hint="eastAsia"/>
+                <w:rFonts w:hint="eastAsia" w:ascii="宋体" w:hAnsi="宋体" w:eastAsia="宋体" w:cs="宋体"/>
                 <w:b/>
                 <w:bCs/>
                 <w:snapToGrid w:val="0"/>
@@ -5616,7 +5692,7 @@
             </w:pPr>
             <w:r>
               <w:rPr>
-                <w:rFonts w:ascii="宋体" w:eastAsia="宋体" w:hAnsi="宋体" w:cs="宋体"/>
+                <w:rFonts w:ascii="宋体" w:hAnsi="宋体" w:eastAsia="宋体" w:cs="宋体"/>
                 <w:b/>
                 <w:bCs/>
                 <w:spacing w:val="-7"/>
@@ -5652,7 +5728,7 @@
               <w:ind w:left="195" w:leftChars="0"/>
               <w:textAlignment w:val="baseline"/>
               <w:rPr>
-                <w:rFonts w:ascii="宋体" w:eastAsia="宋体" w:hAnsi="宋体" w:cs="宋体" w:hint="eastAsia"/>
+                <w:rFonts w:hint="eastAsia" w:ascii="宋体" w:hAnsi="宋体" w:eastAsia="宋体" w:cs="宋体"/>
                 <w:b/>
                 <w:bCs/>
                 <w:snapToGrid w:val="0"/>
@@ -5666,7 +5742,7 @@
             </w:pPr>
             <w:r>
               <w:rPr>
-                <w:rFonts w:ascii="宋体" w:eastAsia="宋体" w:hAnsi="宋体" w:cs="宋体" w:hint="eastAsia"/>
+                <w:rFonts w:hint="eastAsia" w:ascii="宋体" w:hAnsi="宋体" w:eastAsia="宋体" w:cs="宋体"/>
                 <w:b/>
                 <w:bCs/>
                 <w:spacing w:val="-7"/>
@@ -5703,7 +5779,7 @@
               <w:ind w:left="195" w:leftChars="0"/>
               <w:textAlignment w:val="baseline"/>
               <w:rPr>
-                <w:rFonts w:ascii="宋体" w:eastAsia="宋体" w:hAnsi="宋体" w:cs="宋体" w:hint="default"/>
+                <w:rFonts w:hint="default" w:ascii="宋体" w:hAnsi="宋体" w:eastAsia="宋体" w:cs="宋体"/>
                 <w:b/>
                 <w:bCs/>
                 <w:snapToGrid w:val="0"/>
@@ -5717,7 +5793,7 @@
             </w:pPr>
             <w:r>
               <w:rPr>
-                <w:rFonts w:ascii="宋体" w:hAnsi="宋体" w:cs="宋体" w:hint="eastAsia"/>
+                <w:rFonts w:hint="eastAsia" w:ascii="宋体" w:hAnsi="宋体" w:cs="宋体"/>
                 <w:b/>
                 <w:bCs/>
                 <w:spacing w:val="-7"/>
@@ -5732,9 +5808,14 @@
       </w:tr>
       <w:tr>
         <w:tblPrEx>
-          <w:tblW w:w="9797" w:type="dxa"/>
-          <w:jc w:val="center"/>
-          <w:tblLayout w:type="fixed"/>
+          <w:tblBorders>
+            <w:top w:val="single" w:color="000000" w:sz="4" w:space="0"/>
+            <w:left w:val="single" w:color="000000" w:sz="4" w:space="0"/>
+            <w:bottom w:val="single" w:color="000000" w:sz="4" w:space="0"/>
+            <w:right w:val="single" w:color="000000" w:sz="4" w:space="0"/>
+            <w:insideH w:val="single" w:color="000000" w:sz="4" w:space="0"/>
+            <w:insideV w:val="single" w:color="000000" w:sz="4" w:space="0"/>
+          </w:tblBorders>
           <w:tblCellMar>
             <w:top w:w="0" w:type="dxa"/>
             <w:left w:w="0" w:type="dxa"/>
@@ -5743,7 +5824,7 @@
           </w:tblCellMar>
         </w:tblPrEx>
         <w:trPr>
-          <w:trHeight w:val="651"/>
+          <w:trHeight w:val="651" w:hRule="atLeast"/>
           <w:jc w:val="center"/>
         </w:trPr>
         <w:tc>
@@ -5753,7 +5834,7 @@
           </w:tcPr>
           <w:p>
             <w:pPr>
-              <w:pStyle w:val="a3"/>
+              <w:pStyle w:val="41"/>
               <w:keepNext w:val="0"/>
               <w:keepLines w:val="0"/>
               <w:pageBreakBefore w:val="0"/>
@@ -5767,11 +5848,11 @@
               <w:bidi w:val="0"/>
               <w:adjustRightInd w:val="0"/>
               <w:snapToGrid w:val="0"/>
-              <w:ind w:left="0" w:right="0" w:firstLine="0" w:leftChars="0" w:rightChars="0" w:firstLineChars="0"/>
+              <w:ind w:left="0" w:leftChars="0" w:right="0" w:rightChars="0" w:firstLine="0" w:firstLineChars="0"/>
               <w:jc w:val="center"/>
               <w:textAlignment w:val="baseline"/>
               <w:rPr>
-                <w:rFonts w:eastAsia="宋体" w:hint="eastAsia"/>
+                <w:rFonts w:hint="eastAsia" w:eastAsia="宋体"/>
                 <w:lang w:val="en-US" w:eastAsia="zh-CN"/>
               </w:rPr>
             </w:pPr>
@@ -5791,7 +5872,7 @@
           </w:tcPr>
           <w:p>
             <w:pPr>
-              <w:pStyle w:val="a3"/>
+              <w:pStyle w:val="41"/>
               <w:keepNext w:val="0"/>
               <w:keepLines w:val="0"/>
               <w:pageBreakBefore w:val="0"/>
@@ -5822,7 +5903,7 @@
           </w:tcPr>
           <w:p>
             <w:pPr>
-              <w:pStyle w:val="TableText"/>
+              <w:pStyle w:val="25"/>
               <w:keepNext w:val="0"/>
               <w:keepLines w:val="0"/>
               <w:pageBreakBefore w:val="0"/>
@@ -5869,7 +5950,7 @@
           </w:tcPr>
           <w:p>
             <w:pPr>
-              <w:pStyle w:val="TableText"/>
+              <w:pStyle w:val="25"/>
               <w:keepNext w:val="0"/>
               <w:keepLines w:val="0"/>
               <w:pageBreakBefore w:val="0"/>
@@ -5908,7 +5989,7 @@
           </w:tcPr>
           <w:p>
             <w:pPr>
-              <w:pStyle w:val="TableText"/>
+              <w:pStyle w:val="25"/>
               <w:keepNext w:val="0"/>
               <w:keepLines w:val="0"/>
               <w:pageBreakBefore w:val="0"/>
@@ -5926,7 +6007,7 @@
               <w:ind w:left="231" w:leftChars="0"/>
               <w:textAlignment w:val="baseline"/>
               <w:rPr>
-                <w:rFonts w:eastAsia="宋体" w:hint="default"/>
+                <w:rFonts w:hint="default" w:eastAsia="宋体"/>
                 <w:spacing w:val="-2"/>
                 <w:sz w:val="24"/>
                 <w:szCs w:val="24"/>
@@ -5966,37 +6047,62 @@
         <w:ind w:left="668" w:right="237" w:firstLine="478"/>
         <w:textAlignment w:val="baseline"/>
         <w:rPr>
-          <w:rFonts w:ascii="宋体" w:eastAsia="宋体" w:hAnsi="宋体" w:cs="宋体"/>
+          <w:rFonts w:ascii="宋体" w:hAnsi="宋体" w:eastAsia="宋体" w:cs="宋体"/>
           <w:sz w:val="24"/>
           <w:szCs w:val="24"/>
         </w:rPr>
       </w:pPr>
     </w:p>
     <w:sectPr>
-      <w:footerReference w:type="default" r:id="rId8"/>
+      <w:footerReference r:id="rId8" w:type="default"/>
       <w:pgSz w:w="11906" w:h="16839"/>
       <w:pgMar w:top="1431" w:right="1785" w:bottom="1373" w:left="1785" w:header="0" w:footer="1211" w:gutter="0"/>
-      <w:cols w:num="1" w:space="720"/>
+      <w:cols w:space="720" w:num="1"/>
     </w:sectPr>
   </w:body>
 </w:document>
 </file>
 
+<file path=word/endnotes.xml><?xml version="1.0" encoding="utf-8"?>
+<w:endnotes xmlns:wpc="http://schemas.microsoft.com/office/word/2010/wordprocessingCanvas" xmlns:mc="http://schemas.openxmlformats.org/markup-compatibility/2006" xmlns:o="urn:schemas-microsoft-com:office:office" xmlns:r="http://schemas.openxmlformats.org/officeDocument/2006/relationships" xmlns:m="http://schemas.openxmlformats.org/officeDocument/2006/math" xmlns:v="urn:schemas-microsoft-com:vml" xmlns:wp14="http://schemas.microsoft.com/office/word/2010/wordprocessingDrawing" xmlns:wp="http://schemas.openxmlformats.org/drawingml/2006/wordprocessingDrawing" xmlns:w="http://schemas.openxmlformats.org/wordprocessingml/2006/main" xmlns:w14="http://schemas.microsoft.com/office/word/2010/wordml" xmlns:w15="http://schemas.microsoft.com/office/word/2012/wordml" xmlns:w10="urn:schemas-microsoft-com:office:word" xmlns:wpg="http://schemas.microsoft.com/office/word/2010/wordprocessingGroup" xmlns:wpi="http://schemas.microsoft.com/office/word/2010/wordprocessingInk" xmlns:wne="http://schemas.microsoft.com/office/word/2006/wordml" xmlns:wps="http://schemas.microsoft.com/office/word/2010/wordprocessingShape" xmlns:wpsCustomData="http://www.wps.cn/officeDocument/2013/wpsCustomData" mc:Ignorable="w14 w15 wp14">
+  <w:endnote w:type="separator" w:id="0">
+    <w:p>
+      <w:pPr>
+        <w:spacing w:line="240" w:lineRule="auto"/>
+      </w:pPr>
+      <w:r>
+        <w:separator/>
+      </w:r>
+    </w:p>
+  </w:endnote>
+  <w:endnote w:type="continuationSeparator" w:id="1">
+    <w:p>
+      <w:pPr>
+        <w:spacing w:line="240" w:lineRule="auto"/>
+      </w:pPr>
+      <w:r>
+        <w:continuationSeparator/>
+      </w:r>
+    </w:p>
+  </w:endnote>
+</w:endnotes>
+</file>
+
 <file path=word/footer1.xml><?xml version="1.0" encoding="utf-8"?>
-<w:ftr xmlns:wpc="http://schemas.microsoft.com/office/word/2010/wordprocessingCanvas" xmlns:mc="http://schemas.openxmlformats.org/markup-compatibility/2006" xmlns:o="urn:schemas-microsoft-com:office:office" xmlns:r="http://schemas.openxmlformats.org/officeDocument/2006/relationships" xmlns:m="http://schemas.openxmlformats.org/officeDocument/2006/math" xmlns:v="urn:schemas-microsoft-com:vml" xmlns:wp14="http://schemas.microsoft.com/office/word/2010/wordprocessingDrawing" xmlns:wp="http://schemas.openxmlformats.org/drawingml/2006/wordprocessingDrawing" xmlns:w10="urn:schemas-microsoft-com:office:word" xmlns:w="http://schemas.openxmlformats.org/wordprocessingml/2006/main" xmlns:w14="http://schemas.microsoft.com/office/word/2010/wordml" xmlns:w15="http://schemas.microsoft.com/office/word/2012/wordml" xmlns:wne="http://schemas.microsoft.com/office/word/2006/wordml" xmlns:wpg="http://schemas.microsoft.com/office/word/2010/wordprocessingGroup" xmlns:wpi="http://schemas.microsoft.com/office/word/2010/wordprocessingInk" xmlns:wps="http://schemas.microsoft.com/office/word/2010/wordprocessingShape" mc:Ignorable="w14 w15 wp14">
+<w:ftr xmlns:wpc="http://schemas.microsoft.com/office/word/2010/wordprocessingCanvas" xmlns:mc="http://schemas.openxmlformats.org/markup-compatibility/2006" xmlns:o="urn:schemas-microsoft-com:office:office" xmlns:r="http://schemas.openxmlformats.org/officeDocument/2006/relationships" xmlns:m="http://schemas.openxmlformats.org/officeDocument/2006/math" xmlns:v="urn:schemas-microsoft-com:vml" xmlns:wp14="http://schemas.microsoft.com/office/word/2010/wordprocessingDrawing" xmlns:wp="http://schemas.openxmlformats.org/drawingml/2006/wordprocessingDrawing" xmlns:w10="urn:schemas-microsoft-com:office:word" xmlns:w="http://schemas.openxmlformats.org/wordprocessingml/2006/main" xmlns:w14="http://schemas.microsoft.com/office/word/2010/wordml" xmlns:w15="http://schemas.microsoft.com/office/word/2012/wordml" xmlns:wpg="http://schemas.microsoft.com/office/word/2010/wordprocessingGroup" xmlns:wpi="http://schemas.microsoft.com/office/word/2010/wordprocessingInk" xmlns:wne="http://schemas.microsoft.com/office/word/2006/wordml" xmlns:wps="http://schemas.microsoft.com/office/word/2010/wordprocessingShape" xmlns:wpsCustomData="http://www.wps.cn/officeDocument/2013/wpsCustomData" mc:Ignorable="w14 w15 wp14">
   <w:p>
     <w:pPr>
       <w:spacing w:line="167" w:lineRule="auto"/>
       <w:ind w:left="4127"/>
       <w:rPr>
-        <w:rFonts w:ascii="Calibri" w:eastAsia="Calibri" w:hAnsi="Calibri" w:cs="Calibri"/>
+        <w:rFonts w:ascii="Calibri" w:hAnsi="Calibri" w:eastAsia="Calibri" w:cs="Calibri"/>
         <w:sz w:val="18"/>
         <w:szCs w:val="18"/>
       </w:rPr>
     </w:pPr>
     <w:r>
       <w:rPr>
-        <w:rFonts w:ascii="Calibri" w:eastAsia="Calibri" w:hAnsi="Calibri" w:cs="Calibri"/>
+        <w:rFonts w:ascii="Calibri" w:hAnsi="Calibri" w:eastAsia="Calibri" w:cs="Calibri"/>
         <w:sz w:val="18"/>
         <w:szCs w:val="18"/>
       </w:rPr>
@@ -6007,20 +6113,20 @@
 </file>
 
 <file path=word/footer2.xml><?xml version="1.0" encoding="utf-8"?>
-<w:ftr xmlns:wpc="http://schemas.microsoft.com/office/word/2010/wordprocessingCanvas" xmlns:mc="http://schemas.openxmlformats.org/markup-compatibility/2006" xmlns:o="urn:schemas-microsoft-com:office:office" xmlns:r="http://schemas.openxmlformats.org/officeDocument/2006/relationships" xmlns:m="http://schemas.openxmlformats.org/officeDocument/2006/math" xmlns:v="urn:schemas-microsoft-com:vml" xmlns:wp14="http://schemas.microsoft.com/office/word/2010/wordprocessingDrawing" xmlns:wp="http://schemas.openxmlformats.org/drawingml/2006/wordprocessingDrawing" xmlns:w10="urn:schemas-microsoft-com:office:word" xmlns:w="http://schemas.openxmlformats.org/wordprocessingml/2006/main" xmlns:w14="http://schemas.microsoft.com/office/word/2010/wordml" xmlns:w15="http://schemas.microsoft.com/office/word/2012/wordml" xmlns:wne="http://schemas.microsoft.com/office/word/2006/wordml" xmlns:wpg="http://schemas.microsoft.com/office/word/2010/wordprocessingGroup" xmlns:wpi="http://schemas.microsoft.com/office/word/2010/wordprocessingInk" xmlns:wps="http://schemas.microsoft.com/office/word/2010/wordprocessingShape" mc:Ignorable="w14 w15 wp14">
+<w:ftr xmlns:wpc="http://schemas.microsoft.com/office/word/2010/wordprocessingCanvas" xmlns:mc="http://schemas.openxmlformats.org/markup-compatibility/2006" xmlns:o="urn:schemas-microsoft-com:office:office" xmlns:r="http://schemas.openxmlformats.org/officeDocument/2006/relationships" xmlns:m="http://schemas.openxmlformats.org/officeDocument/2006/math" xmlns:v="urn:schemas-microsoft-com:vml" xmlns:wp14="http://schemas.microsoft.com/office/word/2010/wordprocessingDrawing" xmlns:wp="http://schemas.openxmlformats.org/drawingml/2006/wordprocessingDrawing" xmlns:w10="urn:schemas-microsoft-com:office:word" xmlns:w="http://schemas.openxmlformats.org/wordprocessingml/2006/main" xmlns:w14="http://schemas.microsoft.com/office/word/2010/wordml" xmlns:w15="http://schemas.microsoft.com/office/word/2012/wordml" xmlns:wpg="http://schemas.microsoft.com/office/word/2010/wordprocessingGroup" xmlns:wpi="http://schemas.microsoft.com/office/word/2010/wordprocessingInk" xmlns:wne="http://schemas.microsoft.com/office/word/2006/wordml" xmlns:wps="http://schemas.microsoft.com/office/word/2010/wordprocessingShape" xmlns:wpsCustomData="http://www.wps.cn/officeDocument/2013/wpsCustomData" mc:Ignorable="w14 w15 wp14">
   <w:p>
     <w:pPr>
       <w:spacing w:line="166" w:lineRule="auto"/>
       <w:ind w:left="4226"/>
       <w:rPr>
-        <w:rFonts w:ascii="Calibri" w:eastAsia="Calibri" w:hAnsi="Calibri" w:cs="Calibri"/>
+        <w:rFonts w:ascii="Calibri" w:hAnsi="Calibri" w:eastAsia="Calibri" w:cs="Calibri"/>
         <w:sz w:val="18"/>
         <w:szCs w:val="18"/>
       </w:rPr>
     </w:pPr>
     <w:r>
       <w:rPr>
-        <w:rFonts w:ascii="Calibri" w:eastAsia="Calibri" w:hAnsi="Calibri" w:cs="Calibri"/>
+        <w:rFonts w:ascii="Calibri" w:hAnsi="Calibri" w:eastAsia="Calibri" w:cs="Calibri"/>
         <w:sz w:val="18"/>
         <w:szCs w:val="18"/>
       </w:rPr>
@@ -6031,20 +6137,20 @@
 </file>
 
 <file path=word/footer3.xml><?xml version="1.0" encoding="utf-8"?>
-<w:ftr xmlns:wpc="http://schemas.microsoft.com/office/word/2010/wordprocessingCanvas" xmlns:mc="http://schemas.openxmlformats.org/markup-compatibility/2006" xmlns:o="urn:schemas-microsoft-com:office:office" xmlns:r="http://schemas.openxmlformats.org/officeDocument/2006/relationships" xmlns:m="http://schemas.openxmlformats.org/officeDocument/2006/math" xmlns:v="urn:schemas-microsoft-com:vml" xmlns:wp14="http://schemas.microsoft.com/office/word/2010/wordprocessingDrawing" xmlns:wp="http://schemas.openxmlformats.org/drawingml/2006/wordprocessingDrawing" xmlns:w10="urn:schemas-microsoft-com:office:word" xmlns:w="http://schemas.openxmlformats.org/wordprocessingml/2006/main" xmlns:w14="http://schemas.microsoft.com/office/word/2010/wordml" xmlns:w15="http://schemas.microsoft.com/office/word/2012/wordml" xmlns:wne="http://schemas.microsoft.com/office/word/2006/wordml" xmlns:wpg="http://schemas.microsoft.com/office/word/2010/wordprocessingGroup" xmlns:wpi="http://schemas.microsoft.com/office/word/2010/wordprocessingInk" xmlns:wps="http://schemas.microsoft.com/office/word/2010/wordprocessingShape" mc:Ignorable="w14 w15 wp14">
+<w:ftr xmlns:wpc="http://schemas.microsoft.com/office/word/2010/wordprocessingCanvas" xmlns:mc="http://schemas.openxmlformats.org/markup-compatibility/2006" xmlns:o="urn:schemas-microsoft-com:office:office" xmlns:r="http://schemas.openxmlformats.org/officeDocument/2006/relationships" xmlns:m="http://schemas.openxmlformats.org/officeDocument/2006/math" xmlns:v="urn:schemas-microsoft-com:vml" xmlns:wp14="http://schemas.microsoft.com/office/word/2010/wordprocessingDrawing" xmlns:wp="http://schemas.openxmlformats.org/drawingml/2006/wordprocessingDrawing" xmlns:w10="urn:schemas-microsoft-com:office:word" xmlns:w="http://schemas.openxmlformats.org/wordprocessingml/2006/main" xmlns:w14="http://schemas.microsoft.com/office/word/2010/wordml" xmlns:w15="http://schemas.microsoft.com/office/word/2012/wordml" xmlns:wpg="http://schemas.microsoft.com/office/word/2010/wordprocessingGroup" xmlns:wpi="http://schemas.microsoft.com/office/word/2010/wordprocessingInk" xmlns:wne="http://schemas.microsoft.com/office/word/2006/wordml" xmlns:wps="http://schemas.microsoft.com/office/word/2010/wordprocessingShape" xmlns:wpsCustomData="http://www.wps.cn/officeDocument/2013/wpsCustomData" mc:Ignorable="w14 w15 wp14">
   <w:p>
     <w:pPr>
       <w:spacing w:line="167" w:lineRule="auto"/>
       <w:ind w:left="4213"/>
       <w:rPr>
-        <w:rFonts w:ascii="Calibri" w:eastAsia="Calibri" w:hAnsi="Calibri" w:cs="Calibri"/>
+        <w:rFonts w:ascii="Calibri" w:hAnsi="Calibri" w:eastAsia="Calibri" w:cs="Calibri"/>
         <w:sz w:val="18"/>
         <w:szCs w:val="18"/>
       </w:rPr>
     </w:pPr>
     <w:r>
       <w:rPr>
-        <w:rFonts w:ascii="Calibri" w:eastAsia="Calibri" w:hAnsi="Calibri" w:cs="Calibri"/>
+        <w:rFonts w:ascii="Calibri" w:hAnsi="Calibri" w:eastAsia="Calibri" w:cs="Calibri"/>
         <w:sz w:val="18"/>
         <w:szCs w:val="18"/>
       </w:rPr>
@@ -6055,20 +6161,20 @@
 </file>
 
 <file path=word/footer4.xml><?xml version="1.0" encoding="utf-8"?>
-<w:ftr xmlns:wpc="http://schemas.microsoft.com/office/word/2010/wordprocessingCanvas" xmlns:mc="http://schemas.openxmlformats.org/markup-compatibility/2006" xmlns:o="urn:schemas-microsoft-com:office:office" xmlns:r="http://schemas.openxmlformats.org/officeDocument/2006/relationships" xmlns:m="http://schemas.openxmlformats.org/officeDocument/2006/math" xmlns:v="urn:schemas-microsoft-com:vml" xmlns:wp14="http://schemas.microsoft.com/office/word/2010/wordprocessingDrawing" xmlns:wp="http://schemas.openxmlformats.org/drawingml/2006/wordprocessingDrawing" xmlns:w10="urn:schemas-microsoft-com:office:word" xmlns:w="http://schemas.openxmlformats.org/wordprocessingml/2006/main" xmlns:w14="http://schemas.microsoft.com/office/word/2010/wordml" xmlns:w15="http://schemas.microsoft.com/office/word/2012/wordml" xmlns:wne="http://schemas.microsoft.com/office/word/2006/wordml" xmlns:wpg="http://schemas.microsoft.com/office/word/2010/wordprocessingGroup" xmlns:wpi="http://schemas.microsoft.com/office/word/2010/wordprocessingInk" xmlns:wps="http://schemas.microsoft.com/office/word/2010/wordprocessingShape" mc:Ignorable="w14 w15 wp14">
+<w:ftr xmlns:wpc="http://schemas.microsoft.com/office/word/2010/wordprocessingCanvas" xmlns:mc="http://schemas.openxmlformats.org/markup-compatibility/2006" xmlns:o="urn:schemas-microsoft-com:office:office" xmlns:r="http://schemas.openxmlformats.org/officeDocument/2006/relationships" xmlns:m="http://schemas.openxmlformats.org/officeDocument/2006/math" xmlns:v="urn:schemas-microsoft-com:vml" xmlns:wp14="http://schemas.microsoft.com/office/word/2010/wordprocessingDrawing" xmlns:wp="http://schemas.openxmlformats.org/drawingml/2006/wordprocessingDrawing" xmlns:w10="urn:schemas-microsoft-com:office:word" xmlns:w="http://schemas.openxmlformats.org/wordprocessingml/2006/main" xmlns:w14="http://schemas.microsoft.com/office/word/2010/wordml" xmlns:w15="http://schemas.microsoft.com/office/word/2012/wordml" xmlns:wpg="http://schemas.microsoft.com/office/word/2010/wordprocessingGroup" xmlns:wpi="http://schemas.microsoft.com/office/word/2010/wordprocessingInk" xmlns:wne="http://schemas.microsoft.com/office/word/2006/wordml" xmlns:wps="http://schemas.microsoft.com/office/word/2010/wordprocessingShape" xmlns:wpsCustomData="http://www.wps.cn/officeDocument/2013/wpsCustomData" mc:Ignorable="w14 w15 wp14">
   <w:p>
     <w:pPr>
       <w:spacing w:line="165" w:lineRule="auto"/>
       <w:ind w:left="4130"/>
       <w:rPr>
-        <w:rFonts w:ascii="Calibri" w:eastAsia="Calibri" w:hAnsi="Calibri" w:cs="Calibri"/>
+        <w:rFonts w:ascii="Calibri" w:hAnsi="Calibri" w:eastAsia="Calibri" w:cs="Calibri"/>
         <w:sz w:val="18"/>
         <w:szCs w:val="18"/>
       </w:rPr>
     </w:pPr>
     <w:r>
       <w:rPr>
-        <w:rFonts w:ascii="Calibri" w:eastAsia="Calibri" w:hAnsi="Calibri" w:cs="Calibri"/>
+        <w:rFonts w:ascii="Calibri" w:hAnsi="Calibri" w:eastAsia="Calibri" w:cs="Calibri"/>
         <w:sz w:val="18"/>
         <w:szCs w:val="18"/>
       </w:rPr>
@@ -6078,16 +6184,41 @@
 </w:ftr>
 </file>
 
+<file path=word/footnotes.xml><?xml version="1.0" encoding="utf-8"?>
+<w:footnotes xmlns:wpc="http://schemas.microsoft.com/office/word/2010/wordprocessingCanvas" xmlns:mc="http://schemas.openxmlformats.org/markup-compatibility/2006" xmlns:o="urn:schemas-microsoft-com:office:office" xmlns:r="http://schemas.openxmlformats.org/officeDocument/2006/relationships" xmlns:m="http://schemas.openxmlformats.org/officeDocument/2006/math" xmlns:v="urn:schemas-microsoft-com:vml" xmlns:wp14="http://schemas.microsoft.com/office/word/2010/wordprocessingDrawing" xmlns:wp="http://schemas.openxmlformats.org/drawingml/2006/wordprocessingDrawing" xmlns:w="http://schemas.openxmlformats.org/wordprocessingml/2006/main" xmlns:w14="http://schemas.microsoft.com/office/word/2010/wordml" xmlns:w15="http://schemas.microsoft.com/office/word/2012/wordml" xmlns:w10="urn:schemas-microsoft-com:office:word" xmlns:wpg="http://schemas.microsoft.com/office/word/2010/wordprocessingGroup" xmlns:wpi="http://schemas.microsoft.com/office/word/2010/wordprocessingInk" xmlns:wne="http://schemas.microsoft.com/office/word/2006/wordml" xmlns:wps="http://schemas.microsoft.com/office/word/2010/wordprocessingShape" xmlns:wpsCustomData="http://www.wps.cn/officeDocument/2013/wpsCustomData" mc:Ignorable="w14 w15 wp14">
+  <w:footnote w:type="separator" w:id="0">
+    <w:p>
+      <w:pPr>
+        <w:spacing w:line="360" w:lineRule="auto"/>
+      </w:pPr>
+      <w:r>
+        <w:separator/>
+      </w:r>
+    </w:p>
+  </w:footnote>
+  <w:footnote w:type="continuationSeparator" w:id="1">
+    <w:p>
+      <w:pPr>
+        <w:spacing w:line="360" w:lineRule="auto"/>
+      </w:pPr>
+      <w:r>
+        <w:continuationSeparator/>
+      </w:r>
+    </w:p>
+  </w:footnote>
+</w:footnotes>
+</file>
+
 <file path=word/numbering.xml><?xml version="1.0" encoding="utf-8"?>
-<w:numbering xmlns:wpc="http://schemas.microsoft.com/office/word/2010/wordprocessingCanvas" xmlns:mc="http://schemas.openxmlformats.org/markup-compatibility/2006" xmlns:o="urn:schemas-microsoft-com:office:office" xmlns:r="http://schemas.openxmlformats.org/officeDocument/2006/relationships" xmlns:m="http://schemas.openxmlformats.org/officeDocument/2006/math" xmlns:v="urn:schemas-microsoft-com:vml" xmlns:wp14="http://schemas.microsoft.com/office/word/2010/wordprocessingDrawing" xmlns:wp="http://schemas.openxmlformats.org/drawingml/2006/wordprocessingDrawing" xmlns:w10="urn:schemas-microsoft-com:office:word" xmlns:w="http://schemas.openxmlformats.org/wordprocessingml/2006/main" xmlns:w14="http://schemas.microsoft.com/office/word/2010/wordml" xmlns:w15="http://schemas.microsoft.com/office/word/2012/wordml" xmlns:wne="http://schemas.microsoft.com/office/word/2006/wordml" xmlns:wpg="http://schemas.microsoft.com/office/word/2010/wordprocessingGroup" xmlns:wpi="http://schemas.microsoft.com/office/word/2010/wordprocessingInk" xmlns:wps="http://schemas.microsoft.com/office/word/2010/wordprocessingShape" mc:Ignorable="w14 w15 wp14">
+<w:numbering xmlns:wpc="http://schemas.microsoft.com/office/word/2010/wordprocessingCanvas" xmlns:mc="http://schemas.openxmlformats.org/markup-compatibility/2006" xmlns:o="urn:schemas-microsoft-com:office:office" xmlns:r="http://schemas.openxmlformats.org/officeDocument/2006/relationships" xmlns:m="http://schemas.openxmlformats.org/officeDocument/2006/math" xmlns:v="urn:schemas-microsoft-com:vml" xmlns:wp14="http://schemas.microsoft.com/office/word/2010/wordprocessingDrawing" xmlns:wp="http://schemas.openxmlformats.org/drawingml/2006/wordprocessingDrawing" xmlns:w10="urn:schemas-microsoft-com:office:word" xmlns:w="http://schemas.openxmlformats.org/wordprocessingml/2006/main" xmlns:w14="http://schemas.microsoft.com/office/word/2010/wordml" xmlns:wpg="http://schemas.microsoft.com/office/word/2010/wordprocessingGroup" xmlns:wpi="http://schemas.microsoft.com/office/word/2010/wordprocessingInk" xmlns:wne="http://schemas.microsoft.com/office/word/2006/wordml" xmlns:wps="http://schemas.microsoft.com/office/word/2010/wordprocessingShape" xmlns:wpsCustomData="http://www.wps.cn/officeDocument/2013/wpsCustomData" mc:Ignorable="w14 wp14">
   <w:abstractNum w:abstractNumId="0">
     <w:nsid w:val="8E964DCE"/>
     <w:multiLevelType w:val="multilevel"/>
     <w:tmpl w:val="8E964DCE"/>
-    <w:lvl w:ilvl="0">
+    <w:lvl w:ilvl="0" w:tentative="0">
       <w:start w:val="1"/>
       <w:numFmt w:val="decimal"/>
-      <w:pStyle w:val="Heading1"/>
+      <w:pStyle w:val="2"/>
       <w:lvlText w:val="%1."/>
       <w:lvlJc w:val="left"/>
       <w:pPr>
@@ -6097,10 +6228,10 @@
         <w:rFonts w:hint="default"/>
       </w:rPr>
     </w:lvl>
-    <w:lvl w:ilvl="1">
+    <w:lvl w:ilvl="1" w:tentative="0">
       <w:start w:val="1"/>
       <w:numFmt w:val="decimal"/>
-      <w:pStyle w:val="Heading2"/>
+      <w:pStyle w:val="3"/>
       <w:lvlText w:val="%1.%2."/>
       <w:lvlJc w:val="left"/>
       <w:pPr>
@@ -6110,10 +6241,10 @@
         <w:rFonts w:hint="default"/>
       </w:rPr>
     </w:lvl>
-    <w:lvl w:ilvl="2">
+    <w:lvl w:ilvl="2" w:tentative="0">
       <w:start w:val="1"/>
       <w:numFmt w:val="decimal"/>
-      <w:pStyle w:val="Heading3"/>
+      <w:pStyle w:val="4"/>
       <w:lvlText w:val="%1.%2.%3."/>
       <w:lvlJc w:val="left"/>
       <w:pPr>
@@ -6123,10 +6254,10 @@
         <w:rFonts w:hint="default"/>
       </w:rPr>
     </w:lvl>
-    <w:lvl w:ilvl="3">
+    <w:lvl w:ilvl="3" w:tentative="0">
       <w:start w:val="1"/>
       <w:numFmt w:val="decimal"/>
-      <w:pStyle w:val="Heading4"/>
+      <w:pStyle w:val="5"/>
       <w:lvlText w:val="%1.%2.%3.%4."/>
       <w:lvlJc w:val="left"/>
       <w:pPr>
@@ -6136,10 +6267,10 @@
         <w:rFonts w:hint="default"/>
       </w:rPr>
     </w:lvl>
-    <w:lvl w:ilvl="4">
+    <w:lvl w:ilvl="4" w:tentative="0">
       <w:start w:val="1"/>
       <w:numFmt w:val="decimal"/>
-      <w:pStyle w:val="Heading5"/>
+      <w:pStyle w:val="6"/>
       <w:lvlText w:val="%1.%2.%3.%4.%5."/>
       <w:lvlJc w:val="left"/>
       <w:pPr>
@@ -6149,10 +6280,10 @@
         <w:rFonts w:hint="default"/>
       </w:rPr>
     </w:lvl>
-    <w:lvl w:ilvl="5">
+    <w:lvl w:ilvl="5" w:tentative="0">
       <w:start w:val="1"/>
       <w:numFmt w:val="decimal"/>
-      <w:pStyle w:val="Heading6"/>
+      <w:pStyle w:val="7"/>
       <w:lvlText w:val="%1.%2.%3.%4.%5.%6."/>
       <w:lvlJc w:val="left"/>
       <w:pPr>
@@ -6162,10 +6293,10 @@
         <w:rFonts w:hint="default"/>
       </w:rPr>
     </w:lvl>
-    <w:lvl w:ilvl="6">
+    <w:lvl w:ilvl="6" w:tentative="0">
       <w:start w:val="1"/>
       <w:numFmt w:val="decimal"/>
-      <w:pStyle w:val="Heading7"/>
+      <w:pStyle w:val="8"/>
       <w:lvlText w:val="%1.%2.%3.%4.%5.%6.%7."/>
       <w:lvlJc w:val="left"/>
       <w:pPr>
@@ -6175,10 +6306,10 @@
         <w:rFonts w:hint="default"/>
       </w:rPr>
     </w:lvl>
-    <w:lvl w:ilvl="7">
+    <w:lvl w:ilvl="7" w:tentative="0">
       <w:start w:val="1"/>
       <w:numFmt w:val="decimal"/>
-      <w:pStyle w:val="Heading8"/>
+      <w:pStyle w:val="9"/>
       <w:lvlText w:val="%1.%2.%3.%4.%5.%6.%7.%8."/>
       <w:lvlJc w:val="left"/>
       <w:pPr>
@@ -6188,10 +6319,10 @@
         <w:rFonts w:hint="default"/>
       </w:rPr>
     </w:lvl>
-    <w:lvl w:ilvl="8">
+    <w:lvl w:ilvl="8" w:tentative="0">
       <w:start w:val="1"/>
       <w:numFmt w:val="decimal"/>
-      <w:pStyle w:val="Heading9"/>
+      <w:pStyle w:val="10"/>
       <w:lvlText w:val="%1.%2.%3.%4.%5.%6.%7.%8.%9."/>
       <w:lvlJc w:val="left"/>
       <w:pPr>
@@ -6206,7 +6337,7 @@
     <w:nsid w:val="CC3E6955"/>
     <w:multiLevelType w:val="singleLevel"/>
     <w:tmpl w:val="CC3E6955"/>
-    <w:lvl w:ilvl="0">
+    <w:lvl w:ilvl="0" w:tentative="0">
       <w:start w:val="1"/>
       <w:numFmt w:val="decimal"/>
       <w:lvlText w:val="%1."/>
@@ -6223,7 +6354,7 @@
     <w:nsid w:val="F9D1283E"/>
     <w:multiLevelType w:val="singleLevel"/>
     <w:tmpl w:val="F9D1283E"/>
-    <w:lvl w:ilvl="0">
+    <w:lvl w:ilvl="0" w:tentative="0">
       <w:start w:val="1"/>
       <w:numFmt w:val="decimal"/>
       <w:lvlText w:val="%1."/>
@@ -6240,7 +6371,7 @@
     <w:nsid w:val="08FA327B"/>
     <w:multiLevelType w:val="singleLevel"/>
     <w:tmpl w:val="08FA327B"/>
-    <w:lvl w:ilvl="0">
+    <w:lvl w:ilvl="0" w:tentative="0">
       <w:start w:val="1"/>
       <w:numFmt w:val="decimal"/>
       <w:lvlText w:val="%1."/>
@@ -6257,7 +6388,7 @@
     <w:nsid w:val="1FA11AE3"/>
     <w:multiLevelType w:val="singleLevel"/>
     <w:tmpl w:val="1FA11AE3"/>
-    <w:lvl w:ilvl="0">
+    <w:lvl w:ilvl="0" w:tentative="0">
       <w:start w:val="1"/>
       <w:numFmt w:val="decimal"/>
       <w:lvlText w:val="%1."/>
@@ -6289,267 +6420,269 @@
 </file>
 
 <file path=word/styles.xml><?xml version="1.0" encoding="utf-8"?>
-<w:styles xmlns:mc="http://schemas.openxmlformats.org/markup-compatibility/2006" xmlns:r="http://schemas.openxmlformats.org/officeDocument/2006/relationships" xmlns:w="http://schemas.openxmlformats.org/wordprocessingml/2006/main" xmlns:w14="http://schemas.microsoft.com/office/word/2010/wordml" xmlns:w15="http://schemas.microsoft.com/office/word/2012/wordml" mc:Ignorable="w14 w15">
+<w:styles xmlns:mc="http://schemas.openxmlformats.org/markup-compatibility/2006" xmlns:o="urn:schemas-microsoft-com:office:office" xmlns:r="http://schemas.openxmlformats.org/officeDocument/2006/relationships" xmlns:m="http://schemas.openxmlformats.org/officeDocument/2006/math" xmlns:v="urn:schemas-microsoft-com:vml" xmlns:w="http://schemas.openxmlformats.org/wordprocessingml/2006/main" xmlns:w14="http://schemas.microsoft.com/office/word/2010/wordml" xmlns:w10="urn:schemas-microsoft-com:office:word" xmlns:sl="http://schemas.openxmlformats.org/schemaLibrary/2006/main" xmlns:wpsCustomData="http://www.wps.cn/officeDocument/2013/wpsCustomData" mc:Ignorable="w14">
   <w:docDefaults>
     <w:rPrDefault>
       <w:rPr>
-        <w:rFonts w:ascii="Arial" w:eastAsia="Arial" w:hAnsi="Arial" w:cs="Arial"/>
+        <w:rFonts w:ascii="Arial" w:hAnsi="Arial" w:eastAsia="Arial" w:cs="Arial"/>
       </w:rPr>
     </w:rPrDefault>
     <w:pPrDefault/>
   </w:docDefaults>
-  <w:latentStyles w:defLockedState="0" w:defUIPriority="99" w:defSemiHidden="1" w:defUnhideWhenUsed="1" w:defQFormat="0" w:count="260">
-    <w:lsdException w:name="Normal" w:semiHidden="0" w:uiPriority="0" w:unhideWhenUsed="0" w:qFormat="1"/>
-    <w:lsdException w:name="heading 1" w:semiHidden="0" w:uiPriority="0" w:unhideWhenUsed="0" w:qFormat="1"/>
-    <w:lsdException w:name="heading 2" w:semiHidden="0" w:uiPriority="0" w:qFormat="1"/>
-    <w:lsdException w:name="heading 3" w:uiPriority="0" w:qFormat="1"/>
-    <w:lsdException w:name="heading 4" w:semiHidden="0" w:uiPriority="0" w:qFormat="1"/>
-    <w:lsdException w:name="heading 5" w:uiPriority="0" w:qFormat="1"/>
-    <w:lsdException w:name="heading 6" w:uiPriority="0" w:qFormat="1"/>
-    <w:lsdException w:name="heading 7" w:uiPriority="0" w:qFormat="1"/>
-    <w:lsdException w:name="heading 8" w:uiPriority="0" w:qFormat="1"/>
-    <w:lsdException w:name="heading 9" w:uiPriority="0" w:qFormat="1"/>
-    <w:lsdException w:name="index 1" w:semiHidden="0" w:uiPriority="0" w:unhideWhenUsed="0"/>
-    <w:lsdException w:name="index 2" w:semiHidden="0" w:uiPriority="0" w:unhideWhenUsed="0"/>
-    <w:lsdException w:name="index 3" w:semiHidden="0" w:uiPriority="0" w:unhideWhenUsed="0"/>
-    <w:lsdException w:name="index 4" w:semiHidden="0" w:uiPriority="0" w:unhideWhenUsed="0"/>
-    <w:lsdException w:name="index 5" w:semiHidden="0" w:uiPriority="0" w:unhideWhenUsed="0"/>
-    <w:lsdException w:name="index 6" w:semiHidden="0" w:uiPriority="0" w:unhideWhenUsed="0"/>
-    <w:lsdException w:name="index 7" w:semiHidden="0" w:uiPriority="0" w:unhideWhenUsed="0"/>
-    <w:lsdException w:name="index 8" w:semiHidden="0" w:uiPriority="0" w:unhideWhenUsed="0"/>
-    <w:lsdException w:name="index 9" w:semiHidden="0" w:uiPriority="0" w:unhideWhenUsed="0"/>
-    <w:lsdException w:name="toc 1" w:semiHidden="0" w:uiPriority="0" w:unhideWhenUsed="0" w:qFormat="1"/>
-    <w:lsdException w:name="toc 2" w:semiHidden="0" w:uiPriority="0" w:unhideWhenUsed="0" w:qFormat="1"/>
-    <w:lsdException w:name="toc 3" w:semiHidden="0" w:uiPriority="0" w:unhideWhenUsed="0" w:qFormat="1"/>
-    <w:lsdException w:name="toc 4" w:semiHidden="0" w:uiPriority="0" w:unhideWhenUsed="0"/>
-    <w:lsdException w:name="toc 5" w:semiHidden="0" w:uiPriority="0" w:unhideWhenUsed="0"/>
-    <w:lsdException w:name="toc 6" w:semiHidden="0" w:uiPriority="0" w:unhideWhenUsed="0"/>
-    <w:lsdException w:name="toc 7" w:semiHidden="0" w:uiPriority="0" w:unhideWhenUsed="0"/>
-    <w:lsdException w:name="toc 8" w:semiHidden="0" w:uiPriority="0" w:unhideWhenUsed="0"/>
-    <w:lsdException w:name="toc 9" w:semiHidden="0" w:uiPriority="0" w:unhideWhenUsed="0"/>
-    <w:lsdException w:name="Normal Indent" w:semiHidden="0" w:uiPriority="0" w:unhideWhenUsed="0"/>
-    <w:lsdException w:name="footnote text" w:semiHidden="0" w:uiPriority="0" w:unhideWhenUsed="0"/>
-    <w:lsdException w:name="annotation text" w:semiHidden="0" w:uiPriority="0" w:unhideWhenUsed="0" w:qFormat="1"/>
-    <w:lsdException w:name="header" w:semiHidden="0" w:uiPriority="0" w:unhideWhenUsed="0" w:qFormat="1"/>
-    <w:lsdException w:name="footer" w:semiHidden="0" w:uiPriority="0" w:unhideWhenUsed="0" w:qFormat="1"/>
-    <w:lsdException w:name="index heading" w:semiHidden="0" w:uiPriority="0" w:unhideWhenUsed="0"/>
-    <w:lsdException w:name="caption" w:uiPriority="0" w:qFormat="1"/>
-    <w:lsdException w:name="table of figures" w:semiHidden="0" w:uiPriority="0" w:unhideWhenUsed="0"/>
-    <w:lsdException w:name="envelope address" w:semiHidden="0" w:uiPriority="0" w:unhideWhenUsed="0"/>
-    <w:lsdException w:name="envelope return" w:semiHidden="0" w:uiPriority="0" w:unhideWhenUsed="0"/>
-    <w:lsdException w:name="footnote reference" w:semiHidden="0" w:uiPriority="0" w:unhideWhenUsed="0"/>
-    <w:lsdException w:name="annotation reference" w:semiHidden="0" w:uiPriority="0" w:unhideWhenUsed="0"/>
-    <w:lsdException w:name="line number" w:semiHidden="0" w:uiPriority="0" w:unhideWhenUsed="0"/>
-    <w:lsdException w:name="page number" w:semiHidden="0" w:uiPriority="0" w:unhideWhenUsed="0"/>
-    <w:lsdException w:name="endnote reference" w:semiHidden="0" w:uiPriority="0" w:unhideWhenUsed="0"/>
-    <w:lsdException w:name="endnote text" w:semiHidden="0" w:uiPriority="0" w:unhideWhenUsed="0"/>
-    <w:lsdException w:name="table of authorities" w:semiHidden="0" w:uiPriority="0" w:unhideWhenUsed="0"/>
-    <w:lsdException w:name="macro" w:semiHidden="0" w:uiPriority="0" w:unhideWhenUsed="0"/>
-    <w:lsdException w:name="toa heading" w:semiHidden="0" w:uiPriority="0" w:unhideWhenUsed="0"/>
-    <w:lsdException w:name="List" w:semiHidden="0" w:uiPriority="0" w:unhideWhenUsed="0"/>
-    <w:lsdException w:name="List Bullet" w:semiHidden="0" w:uiPriority="0" w:unhideWhenUsed="0"/>
-    <w:lsdException w:name="List Number" w:semiHidden="0" w:uiPriority="0" w:unhideWhenUsed="0"/>
-    <w:lsdException w:name="List 2" w:semiHidden="0" w:uiPriority="0" w:unhideWhenUsed="0"/>
-    <w:lsdException w:name="List 3" w:semiHidden="0" w:uiPriority="0" w:unhideWhenUsed="0"/>
-    <w:lsdException w:name="List 4" w:semiHidden="0" w:uiPriority="0" w:unhideWhenUsed="0"/>
-    <w:lsdException w:name="List 5" w:semiHidden="0" w:uiPriority="0" w:unhideWhenUsed="0"/>
-    <w:lsdException w:name="List Bullet 2" w:semiHidden="0" w:uiPriority="0" w:unhideWhenUsed="0"/>
-    <w:lsdException w:name="List Bullet 3" w:semiHidden="0" w:uiPriority="0" w:unhideWhenUsed="0"/>
-    <w:lsdException w:name="List Bullet 4" w:semiHidden="0" w:uiPriority="0" w:unhideWhenUsed="0"/>
-    <w:lsdException w:name="List Bullet 5" w:semiHidden="0" w:uiPriority="0" w:unhideWhenUsed="0"/>
-    <w:lsdException w:name="List Number 2" w:semiHidden="0" w:uiPriority="0" w:unhideWhenUsed="0"/>
-    <w:lsdException w:name="List Number 3" w:semiHidden="0" w:uiPriority="0" w:unhideWhenUsed="0"/>
-    <w:lsdException w:name="List Number 4" w:semiHidden="0" w:uiPriority="0" w:unhideWhenUsed="0"/>
-    <w:lsdException w:name="List Number 5" w:semiHidden="0" w:uiPriority="0" w:unhideWhenUsed="0"/>
-    <w:lsdException w:name="Title" w:semiHidden="0" w:uiPriority="0" w:unhideWhenUsed="0" w:qFormat="1"/>
-    <w:lsdException w:name="Closing" w:semiHidden="0" w:uiPriority="0" w:unhideWhenUsed="0"/>
-    <w:lsdException w:name="Signature" w:semiHidden="0" w:uiPriority="0" w:unhideWhenUsed="0"/>
-    <w:lsdException w:name="Default Paragraph Font" w:uiPriority="0" w:unhideWhenUsed="0" w:qFormat="1"/>
-    <w:lsdException w:name="Body Text" w:uiPriority="0" w:unhideWhenUsed="0" w:qFormat="1"/>
-    <w:lsdException w:name="Body Text Indent" w:semiHidden="0" w:uiPriority="0" w:unhideWhenUsed="0"/>
-    <w:lsdException w:name="List Continue" w:semiHidden="0" w:uiPriority="0" w:unhideWhenUsed="0"/>
-    <w:lsdException w:name="List Continue 2" w:semiHidden="0" w:uiPriority="0" w:unhideWhenUsed="0"/>
-    <w:lsdException w:name="List Continue 3" w:semiHidden="0" w:uiPriority="0" w:unhideWhenUsed="0"/>
-    <w:lsdException w:name="List Continue 4" w:semiHidden="0" w:uiPriority="0" w:unhideWhenUsed="0"/>
-    <w:lsdException w:name="List Continue 5" w:semiHidden="0" w:uiPriority="0" w:unhideWhenUsed="0"/>
-    <w:lsdException w:name="Message Header" w:semiHidden="0" w:uiPriority="0" w:unhideWhenUsed="0"/>
-    <w:lsdException w:name="Subtitle" w:semiHidden="0" w:uiPriority="0" w:unhideWhenUsed="0" w:qFormat="1"/>
-    <w:lsdException w:name="Salutation" w:semiHidden="0" w:uiPriority="0" w:unhideWhenUsed="0"/>
-    <w:lsdException w:name="Date" w:semiHidden="0" w:uiPriority="0" w:unhideWhenUsed="0"/>
-    <w:lsdException w:name="Body Text First Indent" w:semiHidden="0" w:uiPriority="0" w:unhideWhenUsed="0"/>
-    <w:lsdException w:name="Body Text First Indent 2" w:semiHidden="0" w:uiPriority="0" w:unhideWhenUsed="0"/>
-    <w:lsdException w:name="Body Text 2" w:semiHidden="0" w:uiPriority="0" w:unhideWhenUsed="0"/>
-    <w:lsdException w:name="Body Text 3" w:semiHidden="0" w:uiPriority="0" w:unhideWhenUsed="0"/>
-    <w:lsdException w:name="Body Text Indent 2" w:semiHidden="0" w:uiPriority="0" w:unhideWhenUsed="0"/>
-    <w:lsdException w:name="Body Text Indent 3" w:semiHidden="0" w:uiPriority="0" w:unhideWhenUsed="0"/>
-    <w:lsdException w:name="Block Text" w:semiHidden="0" w:uiPriority="0" w:unhideWhenUsed="0"/>
-    <w:lsdException w:name="Hyperlink" w:semiHidden="0" w:uiPriority="0" w:unhideWhenUsed="0"/>
-    <w:lsdException w:name="FollowedHyperlink" w:semiHidden="0" w:uiPriority="0" w:unhideWhenUsed="0"/>
-    <w:lsdException w:name="Strong" w:semiHidden="0" w:uiPriority="0" w:unhideWhenUsed="0" w:qFormat="1"/>
-    <w:lsdException w:name="Emphasis" w:semiHidden="0" w:uiPriority="0" w:unhideWhenUsed="0" w:qFormat="1"/>
-    <w:lsdException w:name="Document Map" w:semiHidden="0" w:uiPriority="0" w:unhideWhenUsed="0"/>
-    <w:lsdException w:name="Plain Text" w:semiHidden="0" w:uiPriority="0" w:unhideWhenUsed="0"/>
-    <w:lsdException w:name="E-mail Signature" w:semiHidden="0" w:uiPriority="0" w:unhideWhenUsed="0"/>
-    <w:lsdException w:name="Normal (Web)" w:semiHidden="0" w:uiPriority="0" w:unhideWhenUsed="0" w:qFormat="1"/>
-    <w:lsdException w:name="HTML Acronym" w:semiHidden="0" w:uiPriority="0" w:unhideWhenUsed="0"/>
-    <w:lsdException w:name="HTML Address" w:semiHidden="0" w:uiPriority="0" w:unhideWhenUsed="0"/>
-    <w:lsdException w:name="HTML Cite" w:semiHidden="0" w:uiPriority="0" w:unhideWhenUsed="0"/>
-    <w:lsdException w:name="HTML Code" w:semiHidden="0" w:uiPriority="0" w:unhideWhenUsed="0"/>
-    <w:lsdException w:name="HTML Definition" w:semiHidden="0" w:uiPriority="0" w:unhideWhenUsed="0"/>
-    <w:lsdException w:name="HTML Keyboard" w:semiHidden="0" w:uiPriority="0" w:unhideWhenUsed="0"/>
-    <w:lsdException w:name="HTML Preformatted" w:semiHidden="0" w:uiPriority="0" w:unhideWhenUsed="0"/>
-    <w:lsdException w:name="HTML Sample" w:semiHidden="0" w:uiPriority="0" w:unhideWhenUsed="0"/>
-    <w:lsdException w:name="HTML Typewriter" w:semiHidden="0" w:uiPriority="0" w:unhideWhenUsed="0"/>
-    <w:lsdException w:name="HTML Variable" w:semiHidden="0" w:uiPriority="0" w:unhideWhenUsed="0"/>
-    <w:lsdException w:name="Normal Table" w:uiPriority="0" w:unhideWhenUsed="0" w:qFormat="1"/>
-    <w:lsdException w:name="annotation subject" w:semiHidden="0" w:uiPriority="0" w:unhideWhenUsed="0"/>
-    <w:lsdException w:name="Table Simple 1" w:semiHidden="0" w:uiPriority="0" w:unhideWhenUsed="0"/>
-    <w:lsdException w:name="Table Simple 2" w:semiHidden="0" w:uiPriority="0" w:unhideWhenUsed="0"/>
-    <w:lsdException w:name="Table Simple 3" w:semiHidden="0" w:uiPriority="0" w:unhideWhenUsed="0"/>
-    <w:lsdException w:name="Table Classic 1" w:semiHidden="0" w:uiPriority="0" w:unhideWhenUsed="0"/>
-    <w:lsdException w:name="Table Classic 2" w:semiHidden="0" w:uiPriority="0" w:unhideWhenUsed="0"/>
-    <w:lsdException w:name="Table Classic 3" w:semiHidden="0" w:uiPriority="0" w:unhideWhenUsed="0"/>
-    <w:lsdException w:name="Table Classic 4" w:semiHidden="0" w:uiPriority="0" w:unhideWhenUsed="0"/>
-    <w:lsdException w:name="Table Colorful 1" w:semiHidden="0" w:uiPriority="0" w:unhideWhenUsed="0"/>
-    <w:lsdException w:name="Table Colorful 2" w:semiHidden="0" w:uiPriority="0" w:unhideWhenUsed="0"/>
-    <w:lsdException w:name="Table Colorful 3" w:semiHidden="0" w:uiPriority="0" w:unhideWhenUsed="0"/>
-    <w:lsdException w:name="Table Columns 1" w:semiHidden="0" w:uiPriority="0" w:unhideWhenUsed="0"/>
-    <w:lsdException w:name="Table Columns 2" w:semiHidden="0" w:uiPriority="0" w:unhideWhenUsed="0"/>
-    <w:lsdException w:name="Table Columns 3" w:semiHidden="0" w:uiPriority="0" w:unhideWhenUsed="0"/>
-    <w:lsdException w:name="Table Columns 4" w:semiHidden="0" w:uiPriority="0" w:unhideWhenUsed="0"/>
-    <w:lsdException w:name="Table Columns 5" w:semiHidden="0" w:uiPriority="0" w:unhideWhenUsed="0"/>
-    <w:lsdException w:name="Table Grid 1" w:semiHidden="0" w:uiPriority="0" w:unhideWhenUsed="0"/>
-    <w:lsdException w:name="Table Grid 2" w:semiHidden="0" w:uiPriority="0" w:unhideWhenUsed="0"/>
-    <w:lsdException w:name="Table Grid 3" w:semiHidden="0" w:uiPriority="0" w:unhideWhenUsed="0"/>
-    <w:lsdException w:name="Table Grid 4" w:semiHidden="0" w:uiPriority="0" w:unhideWhenUsed="0"/>
-    <w:lsdException w:name="Table Grid 5" w:semiHidden="0" w:uiPriority="0" w:unhideWhenUsed="0"/>
-    <w:lsdException w:name="Table Grid 6" w:semiHidden="0" w:uiPriority="0" w:unhideWhenUsed="0"/>
-    <w:lsdException w:name="Table Grid 7" w:semiHidden="0" w:uiPriority="0" w:unhideWhenUsed="0"/>
-    <w:lsdException w:name="Table Grid 8" w:semiHidden="0" w:uiPriority="0" w:unhideWhenUsed="0"/>
-    <w:lsdException w:name="Table List 1" w:semiHidden="0" w:uiPriority="0" w:unhideWhenUsed="0"/>
-    <w:lsdException w:name="Table List 2" w:semiHidden="0" w:uiPriority="0" w:unhideWhenUsed="0"/>
-    <w:lsdException w:name="Table List 3" w:semiHidden="0" w:uiPriority="0" w:unhideWhenUsed="0"/>
-    <w:lsdException w:name="Table List 4" w:semiHidden="0" w:uiPriority="0" w:unhideWhenUsed="0"/>
-    <w:lsdException w:name="Table List 5" w:semiHidden="0" w:uiPriority="0" w:unhideWhenUsed="0"/>
-    <w:lsdException w:name="Table List 6" w:semiHidden="0" w:uiPriority="0" w:unhideWhenUsed="0"/>
-    <w:lsdException w:name="Table List 7" w:semiHidden="0" w:uiPriority="0" w:unhideWhenUsed="0"/>
-    <w:lsdException w:name="Table List 8" w:semiHidden="0" w:uiPriority="0" w:unhideWhenUsed="0"/>
-    <w:lsdException w:name="Table 3D effects 1" w:semiHidden="0" w:uiPriority="0" w:unhideWhenUsed="0"/>
-    <w:lsdException w:name="Table 3D effects 2" w:semiHidden="0" w:uiPriority="0" w:unhideWhenUsed="0"/>
-    <w:lsdException w:name="Table 3D effects 3" w:semiHidden="0" w:uiPriority="0" w:unhideWhenUsed="0"/>
-    <w:lsdException w:name="Table Contemporary" w:semiHidden="0" w:uiPriority="0" w:unhideWhenUsed="0"/>
-    <w:lsdException w:name="Table Elegant" w:semiHidden="0" w:uiPriority="0" w:unhideWhenUsed="0"/>
-    <w:lsdException w:name="Table Professional" w:semiHidden="0" w:uiPriority="0" w:unhideWhenUsed="0"/>
-    <w:lsdException w:name="Table Subtle 1" w:semiHidden="0" w:uiPriority="0" w:unhideWhenUsed="0"/>
-    <w:lsdException w:name="Table Subtle 2" w:semiHidden="0" w:uiPriority="0" w:unhideWhenUsed="0"/>
-    <w:lsdException w:name="Table Web 1" w:semiHidden="0" w:uiPriority="0" w:unhideWhenUsed="0"/>
-    <w:lsdException w:name="Table Web 2" w:semiHidden="0" w:uiPriority="0" w:unhideWhenUsed="0"/>
-    <w:lsdException w:name="Table Web 3" w:semiHidden="0" w:uiPriority="0" w:unhideWhenUsed="0"/>
-    <w:lsdException w:name="Balloon Text" w:semiHidden="0" w:uiPriority="0" w:unhideWhenUsed="0"/>
-    <w:lsdException w:name="Table Grid" w:semiHidden="0" w:uiPriority="0" w:unhideWhenUsed="0" w:qFormat="1"/>
-    <w:lsdException w:name="Table Theme" w:semiHidden="0" w:uiPriority="0" w:unhideWhenUsed="0"/>
-    <w:lsdException w:name="Light Shading" w:semiHidden="0" w:uiPriority="60" w:unhideWhenUsed="0"/>
-    <w:lsdException w:name="Light List" w:semiHidden="0" w:uiPriority="61" w:unhideWhenUsed="0"/>
-    <w:lsdException w:name="Light Grid" w:semiHidden="0" w:uiPriority="62" w:unhideWhenUsed="0"/>
-    <w:lsdException w:name="Medium Shading 1" w:semiHidden="0" w:uiPriority="63" w:unhideWhenUsed="0"/>
-    <w:lsdException w:name="Medium Shading 2" w:semiHidden="0" w:uiPriority="64" w:unhideWhenUsed="0"/>
-    <w:lsdException w:name="Medium List 1" w:semiHidden="0" w:uiPriority="65" w:unhideWhenUsed="0"/>
-    <w:lsdException w:name="Medium List 2" w:semiHidden="0" w:uiPriority="66" w:unhideWhenUsed="0"/>
-    <w:lsdException w:name="Medium Grid 1" w:semiHidden="0" w:uiPriority="67" w:unhideWhenUsed="0"/>
-    <w:lsdException w:name="Medium Grid 2" w:semiHidden="0" w:uiPriority="68" w:unhideWhenUsed="0"/>
-    <w:lsdException w:name="Medium Grid 3" w:semiHidden="0" w:uiPriority="69" w:unhideWhenUsed="0"/>
-    <w:lsdException w:name="Dark List" w:semiHidden="0" w:uiPriority="70" w:unhideWhenUsed="0"/>
-    <w:lsdException w:name="Colorful Shading" w:semiHidden="0" w:uiPriority="71" w:unhideWhenUsed="0"/>
-    <w:lsdException w:name="Colorful List" w:semiHidden="0" w:uiPriority="72" w:unhideWhenUsed="0"/>
-    <w:lsdException w:name="Colorful Grid" w:semiHidden="0" w:uiPriority="73" w:unhideWhenUsed="0"/>
-    <w:lsdException w:name="Light Shading Accent 1" w:semiHidden="0" w:uiPriority="60" w:unhideWhenUsed="0"/>
-    <w:lsdException w:name="Light List Accent 1" w:semiHidden="0" w:uiPriority="61" w:unhideWhenUsed="0"/>
-    <w:lsdException w:name="Light Grid Accent 1" w:semiHidden="0" w:uiPriority="62" w:unhideWhenUsed="0"/>
-    <w:lsdException w:name="Medium Shading 1 Accent 1" w:semiHidden="0" w:uiPriority="63" w:unhideWhenUsed="0"/>
-    <w:lsdException w:name="Medium Shading 2 Accent 1" w:semiHidden="0" w:uiPriority="64" w:unhideWhenUsed="0"/>
-    <w:lsdException w:name="Medium List 1 Accent 1" w:semiHidden="0" w:uiPriority="65" w:unhideWhenUsed="0"/>
-    <w:lsdException w:name="Medium List 2 Accent 1" w:semiHidden="0" w:uiPriority="66" w:unhideWhenUsed="0"/>
-    <w:lsdException w:name="Medium Grid 1 Accent 1" w:semiHidden="0" w:uiPriority="67" w:unhideWhenUsed="0"/>
-    <w:lsdException w:name="Medium Grid 2 Accent 1" w:semiHidden="0" w:uiPriority="68" w:unhideWhenUsed="0"/>
-    <w:lsdException w:name="Medium Grid 3 Accent 1" w:semiHidden="0" w:uiPriority="69" w:unhideWhenUsed="0"/>
-    <w:lsdException w:name="Dark List Accent 1" w:semiHidden="0" w:uiPriority="70" w:unhideWhenUsed="0"/>
-    <w:lsdException w:name="Colorful Shading Accent 1" w:semiHidden="0" w:uiPriority="71" w:unhideWhenUsed="0"/>
-    <w:lsdException w:name="Colorful List Accent 1" w:semiHidden="0" w:uiPriority="72" w:unhideWhenUsed="0"/>
-    <w:lsdException w:name="Colorful Grid Accent 1" w:semiHidden="0" w:uiPriority="73" w:unhideWhenUsed="0"/>
-    <w:lsdException w:name="Light Shading Accent 2" w:semiHidden="0" w:uiPriority="60" w:unhideWhenUsed="0"/>
-    <w:lsdException w:name="Light List Accent 2" w:semiHidden="0" w:uiPriority="61" w:unhideWhenUsed="0"/>
-    <w:lsdException w:name="Light Grid Accent 2" w:semiHidden="0" w:uiPriority="62" w:unhideWhenUsed="0"/>
-    <w:lsdException w:name="Medium Shading 1 Accent 2" w:semiHidden="0" w:uiPriority="63" w:unhideWhenUsed="0"/>
-    <w:lsdException w:name="Medium Shading 2 Accent 2" w:semiHidden="0" w:uiPriority="64" w:unhideWhenUsed="0"/>
-    <w:lsdException w:name="Medium List 1 Accent 2" w:semiHidden="0" w:uiPriority="65" w:unhideWhenUsed="0"/>
-    <w:lsdException w:name="Medium List 2 Accent 2" w:semiHidden="0" w:uiPriority="66" w:unhideWhenUsed="0"/>
-    <w:lsdException w:name="Medium Grid 1 Accent 2" w:semiHidden="0" w:uiPriority="67" w:unhideWhenUsed="0"/>
-    <w:lsdException w:name="Medium Grid 2 Accent 2" w:semiHidden="0" w:uiPriority="68" w:unhideWhenUsed="0"/>
-    <w:lsdException w:name="Medium Grid 3 Accent 2" w:semiHidden="0" w:uiPriority="69" w:unhideWhenUsed="0"/>
-    <w:lsdException w:name="Dark List Accent 2" w:semiHidden="0" w:uiPriority="70" w:unhideWhenUsed="0"/>
-    <w:lsdException w:name="Colorful Shading Accent 2" w:semiHidden="0" w:uiPriority="71" w:unhideWhenUsed="0"/>
-    <w:lsdException w:name="Colorful List Accent 2" w:semiHidden="0" w:uiPriority="72" w:unhideWhenUsed="0"/>
-    <w:lsdException w:name="Colorful Grid Accent 2" w:semiHidden="0" w:uiPriority="73" w:unhideWhenUsed="0"/>
-    <w:lsdException w:name="Light Shading Accent 3" w:semiHidden="0" w:uiPriority="60" w:unhideWhenUsed="0"/>
-    <w:lsdException w:name="Light List Accent 3" w:semiHidden="0" w:uiPriority="61" w:unhideWhenUsed="0"/>
-    <w:lsdException w:name="Light Grid Accent 3" w:semiHidden="0" w:uiPriority="62" w:unhideWhenUsed="0"/>
-    <w:lsdException w:name="Medium Shading 1 Accent 3" w:semiHidden="0" w:uiPriority="63" w:unhideWhenUsed="0"/>
-    <w:lsdException w:name="Medium Shading 2 Accent 3" w:semiHidden="0" w:uiPriority="64" w:unhideWhenUsed="0"/>
-    <w:lsdException w:name="Medium List 1 Accent 3" w:semiHidden="0" w:uiPriority="65" w:unhideWhenUsed="0"/>
-    <w:lsdException w:name="Medium List 2 Accent 3" w:semiHidden="0" w:uiPriority="66" w:unhideWhenUsed="0"/>
-    <w:lsdException w:name="Medium Grid 1 Accent 3" w:semiHidden="0" w:uiPriority="67" w:unhideWhenUsed="0"/>
-    <w:lsdException w:name="Medium Grid 2 Accent 3" w:semiHidden="0" w:uiPriority="68" w:unhideWhenUsed="0"/>
-    <w:lsdException w:name="Medium Grid 3 Accent 3" w:semiHidden="0" w:uiPriority="69" w:unhideWhenUsed="0"/>
-    <w:lsdException w:name="Dark List Accent 3" w:semiHidden="0" w:uiPriority="70" w:unhideWhenUsed="0"/>
-    <w:lsdException w:name="Colorful Shading Accent 3" w:semiHidden="0" w:uiPriority="71" w:unhideWhenUsed="0"/>
-    <w:lsdException w:name="Colorful List Accent 3" w:semiHidden="0" w:uiPriority="72" w:unhideWhenUsed="0"/>
-    <w:lsdException w:name="Colorful Grid Accent 3" w:semiHidden="0" w:uiPriority="73" w:unhideWhenUsed="0"/>
-    <w:lsdException w:name="Light Shading Accent 4" w:semiHidden="0" w:uiPriority="60" w:unhideWhenUsed="0"/>
-    <w:lsdException w:name="Light List Accent 4" w:semiHidden="0" w:uiPriority="61" w:unhideWhenUsed="0"/>
-    <w:lsdException w:name="Light Grid Accent 4" w:semiHidden="0" w:uiPriority="62" w:unhideWhenUsed="0"/>
-    <w:lsdException w:name="Medium Shading 1 Accent 4" w:semiHidden="0" w:uiPriority="63" w:unhideWhenUsed="0"/>
-    <w:lsdException w:name="Medium Shading 2 Accent 4" w:semiHidden="0" w:uiPriority="64" w:unhideWhenUsed="0"/>
-    <w:lsdException w:name="Medium List 1 Accent 4" w:semiHidden="0" w:uiPriority="65" w:unhideWhenUsed="0"/>
-    <w:lsdException w:name="Medium List 2 Accent 4" w:semiHidden="0" w:uiPriority="66" w:unhideWhenUsed="0"/>
-    <w:lsdException w:name="Medium Grid 1 Accent 4" w:semiHidden="0" w:uiPriority="67" w:unhideWhenUsed="0"/>
-    <w:lsdException w:name="Medium Grid 2 Accent 4" w:semiHidden="0" w:uiPriority="68" w:unhideWhenUsed="0"/>
-    <w:lsdException w:name="Medium Grid 3 Accent 4" w:semiHidden="0" w:uiPriority="69" w:unhideWhenUsed="0"/>
-    <w:lsdException w:name="Dark List Accent 4" w:semiHidden="0" w:uiPriority="70" w:unhideWhenUsed="0"/>
-    <w:lsdException w:name="Colorful Shading Accent 4" w:semiHidden="0" w:uiPriority="71" w:unhideWhenUsed="0"/>
-    <w:lsdException w:name="Colorful List Accent 4" w:semiHidden="0" w:uiPriority="72" w:unhideWhenUsed="0"/>
-    <w:lsdException w:name="Colorful Grid Accent 4" w:semiHidden="0" w:uiPriority="73" w:unhideWhenUsed="0"/>
-    <w:lsdException w:name="Light Shading Accent 5" w:semiHidden="0" w:uiPriority="60" w:unhideWhenUsed="0"/>
-    <w:lsdException w:name="Light List Accent 5" w:semiHidden="0" w:uiPriority="61" w:unhideWhenUsed="0"/>
-    <w:lsdException w:name="Light Grid Accent 5" w:semiHidden="0" w:uiPriority="62" w:unhideWhenUsed="0"/>
-    <w:lsdException w:name="Medium Shading 1 Accent 5" w:semiHidden="0" w:uiPriority="63" w:unhideWhenUsed="0"/>
-    <w:lsdException w:name="Medium Shading 2 Accent 5" w:semiHidden="0" w:uiPriority="64" w:unhideWhenUsed="0"/>
-    <w:lsdException w:name="Medium List 1 Accent 5" w:semiHidden="0" w:uiPriority="65" w:unhideWhenUsed="0"/>
-    <w:lsdException w:name="Medium List 2 Accent 5" w:semiHidden="0" w:uiPriority="66" w:unhideWhenUsed="0"/>
-    <w:lsdException w:name="Medium Grid 1 Accent 5" w:semiHidden="0" w:uiPriority="67" w:unhideWhenUsed="0"/>
-    <w:lsdException w:name="Medium Grid 2 Accent 5" w:semiHidden="0" w:uiPriority="68" w:unhideWhenUsed="0"/>
-    <w:lsdException w:name="Medium Grid 3 Accent 5" w:semiHidden="0" w:uiPriority="69" w:unhideWhenUsed="0"/>
-    <w:lsdException w:name="Dark List Accent 5" w:semiHidden="0" w:uiPriority="70" w:unhideWhenUsed="0"/>
-    <w:lsdException w:name="Colorful Shading Accent 5" w:semiHidden="0" w:uiPriority="71" w:unhideWhenUsed="0"/>
-    <w:lsdException w:name="Colorful List Accent 5" w:semiHidden="0" w:uiPriority="72" w:unhideWhenUsed="0"/>
-    <w:lsdException w:name="Colorful Grid Accent 5" w:semiHidden="0" w:uiPriority="73" w:unhideWhenUsed="0"/>
-    <w:lsdException w:name="Light Shading Accent 6" w:semiHidden="0" w:uiPriority="60" w:unhideWhenUsed="0"/>
-    <w:lsdException w:name="Light List Accent 6" w:semiHidden="0" w:uiPriority="61" w:unhideWhenUsed="0"/>
-    <w:lsdException w:name="Light Grid Accent 6" w:semiHidden="0" w:uiPriority="62" w:unhideWhenUsed="0"/>
-    <w:lsdException w:name="Medium Shading 1 Accent 6" w:semiHidden="0" w:uiPriority="63" w:unhideWhenUsed="0"/>
-    <w:lsdException w:name="Medium Shading 2 Accent 6" w:semiHidden="0" w:uiPriority="64" w:unhideWhenUsed="0"/>
-    <w:lsdException w:name="Medium List 1 Accent 6" w:semiHidden="0" w:uiPriority="65" w:unhideWhenUsed="0"/>
-    <w:lsdException w:name="Medium List 2 Accent 6" w:semiHidden="0" w:uiPriority="66" w:unhideWhenUsed="0"/>
-    <w:lsdException w:name="Medium Grid 1 Accent 6" w:semiHidden="0" w:uiPriority="67" w:unhideWhenUsed="0"/>
-    <w:lsdException w:name="Medium Grid 2 Accent 6" w:semiHidden="0" w:uiPriority="68" w:unhideWhenUsed="0"/>
-    <w:lsdException w:name="Medium Grid 3 Accent 6" w:semiHidden="0" w:uiPriority="69" w:unhideWhenUsed="0"/>
-    <w:lsdException w:name="Dark List Accent 6" w:semiHidden="0" w:uiPriority="70" w:unhideWhenUsed="0"/>
-    <w:lsdException w:name="Colorful Shading Accent 6" w:semiHidden="0" w:uiPriority="71" w:unhideWhenUsed="0"/>
-    <w:lsdException w:name="Colorful List Accent 6" w:semiHidden="0" w:uiPriority="72" w:unhideWhenUsed="0"/>
-    <w:lsdException w:name="Colorful Grid Accent 6" w:semiHidden="0" w:uiPriority="73" w:unhideWhenUsed="0"/>
+  <w:latentStyles w:count="260" w:defQFormat="0" w:defUnhideWhenUsed="1" w:defSemiHidden="1" w:defUIPriority="99" w:defLockedState="0">
+    <w:lsdException w:qFormat="1" w:unhideWhenUsed="0" w:uiPriority="0" w:semiHidden="0" w:name="Normal"/>
+    <w:lsdException w:qFormat="1" w:unhideWhenUsed="0" w:uiPriority="0" w:semiHidden="0" w:name="heading 1"/>
+    <w:lsdException w:qFormat="1" w:uiPriority="0" w:semiHidden="0" w:name="heading 2"/>
+    <w:lsdException w:qFormat="1" w:uiPriority="0" w:name="heading 3"/>
+    <w:lsdException w:qFormat="1" w:uiPriority="0" w:semiHidden="0" w:name="heading 4"/>
+    <w:lsdException w:qFormat="1" w:uiPriority="0" w:name="heading 5"/>
+    <w:lsdException w:qFormat="1" w:uiPriority="0" w:name="heading 6"/>
+    <w:lsdException w:qFormat="1" w:uiPriority="0" w:name="heading 7"/>
+    <w:lsdException w:qFormat="1" w:uiPriority="0" w:name="heading 8"/>
+    <w:lsdException w:qFormat="1" w:uiPriority="0" w:name="heading 9"/>
+    <w:lsdException w:unhideWhenUsed="0" w:uiPriority="0" w:semiHidden="0" w:name="index 1"/>
+    <w:lsdException w:unhideWhenUsed="0" w:uiPriority="0" w:semiHidden="0" w:name="index 2"/>
+    <w:lsdException w:unhideWhenUsed="0" w:uiPriority="0" w:semiHidden="0" w:name="index 3"/>
+    <w:lsdException w:unhideWhenUsed="0" w:uiPriority="0" w:semiHidden="0" w:name="index 4"/>
+    <w:lsdException w:unhideWhenUsed="0" w:uiPriority="0" w:semiHidden="0" w:name="index 5"/>
+    <w:lsdException w:unhideWhenUsed="0" w:uiPriority="0" w:semiHidden="0" w:name="index 6"/>
+    <w:lsdException w:unhideWhenUsed="0" w:uiPriority="0" w:semiHidden="0" w:name="index 7"/>
+    <w:lsdException w:unhideWhenUsed="0" w:uiPriority="0" w:semiHidden="0" w:name="index 8"/>
+    <w:lsdException w:unhideWhenUsed="0" w:uiPriority="0" w:semiHidden="0" w:name="index 9"/>
+    <w:lsdException w:qFormat="1" w:unhideWhenUsed="0" w:uiPriority="0" w:semiHidden="0" w:name="toc 1"/>
+    <w:lsdException w:qFormat="1" w:unhideWhenUsed="0" w:uiPriority="0" w:semiHidden="0" w:name="toc 2"/>
+    <w:lsdException w:qFormat="1" w:unhideWhenUsed="0" w:uiPriority="0" w:semiHidden="0" w:name="toc 3"/>
+    <w:lsdException w:unhideWhenUsed="0" w:uiPriority="0" w:semiHidden="0" w:name="toc 4"/>
+    <w:lsdException w:unhideWhenUsed="0" w:uiPriority="0" w:semiHidden="0" w:name="toc 5"/>
+    <w:lsdException w:unhideWhenUsed="0" w:uiPriority="0" w:semiHidden="0" w:name="toc 6"/>
+    <w:lsdException w:unhideWhenUsed="0" w:uiPriority="0" w:semiHidden="0" w:name="toc 7"/>
+    <w:lsdException w:unhideWhenUsed="0" w:uiPriority="0" w:semiHidden="0" w:name="toc 8"/>
+    <w:lsdException w:unhideWhenUsed="0" w:uiPriority="0" w:semiHidden="0" w:name="toc 9"/>
+    <w:lsdException w:unhideWhenUsed="0" w:uiPriority="0" w:semiHidden="0" w:name="Normal Indent"/>
+    <w:lsdException w:unhideWhenUsed="0" w:uiPriority="0" w:semiHidden="0" w:name="footnote text"/>
+    <w:lsdException w:qFormat="1" w:unhideWhenUsed="0" w:uiPriority="0" w:semiHidden="0" w:name="annotation text"/>
+    <w:lsdException w:qFormat="1" w:unhideWhenUsed="0" w:uiPriority="0" w:semiHidden="0" w:name="header"/>
+    <w:lsdException w:qFormat="1" w:unhideWhenUsed="0" w:uiPriority="0" w:semiHidden="0" w:name="footer"/>
+    <w:lsdException w:unhideWhenUsed="0" w:uiPriority="0" w:semiHidden="0" w:name="index heading"/>
+    <w:lsdException w:qFormat="1" w:uiPriority="0" w:name="caption"/>
+    <w:lsdException w:unhideWhenUsed="0" w:uiPriority="0" w:semiHidden="0" w:name="table of figures"/>
+    <w:lsdException w:unhideWhenUsed="0" w:uiPriority="0" w:semiHidden="0" w:name="envelope address"/>
+    <w:lsdException w:unhideWhenUsed="0" w:uiPriority="0" w:semiHidden="0" w:name="envelope return"/>
+    <w:lsdException w:unhideWhenUsed="0" w:uiPriority="0" w:semiHidden="0" w:name="footnote reference"/>
+    <w:lsdException w:unhideWhenUsed="0" w:uiPriority="0" w:semiHidden="0" w:name="annotation reference"/>
+    <w:lsdException w:unhideWhenUsed="0" w:uiPriority="0" w:semiHidden="0" w:name="line number"/>
+    <w:lsdException w:unhideWhenUsed="0" w:uiPriority="0" w:semiHidden="0" w:name="page number"/>
+    <w:lsdException w:unhideWhenUsed="0" w:uiPriority="0" w:semiHidden="0" w:name="endnote reference"/>
+    <w:lsdException w:unhideWhenUsed="0" w:uiPriority="0" w:semiHidden="0" w:name="endnote text"/>
+    <w:lsdException w:unhideWhenUsed="0" w:uiPriority="0" w:semiHidden="0" w:name="table of authorities"/>
+    <w:lsdException w:unhideWhenUsed="0" w:uiPriority="0" w:semiHidden="0" w:name="macro"/>
+    <w:lsdException w:unhideWhenUsed="0" w:uiPriority="0" w:semiHidden="0" w:name="toa heading"/>
+    <w:lsdException w:unhideWhenUsed="0" w:uiPriority="0" w:semiHidden="0" w:name="List"/>
+    <w:lsdException w:unhideWhenUsed="0" w:uiPriority="0" w:semiHidden="0" w:name="List Bullet"/>
+    <w:lsdException w:unhideWhenUsed="0" w:uiPriority="0" w:semiHidden="0" w:name="List Number"/>
+    <w:lsdException w:unhideWhenUsed="0" w:uiPriority="0" w:semiHidden="0" w:name="List 2"/>
+    <w:lsdException w:unhideWhenUsed="0" w:uiPriority="0" w:semiHidden="0" w:name="List 3"/>
+    <w:lsdException w:unhideWhenUsed="0" w:uiPriority="0" w:semiHidden="0" w:name="List 4"/>
+    <w:lsdException w:unhideWhenUsed="0" w:uiPriority="0" w:semiHidden="0" w:name="List 5"/>
+    <w:lsdException w:unhideWhenUsed="0" w:uiPriority="0" w:semiHidden="0" w:name="List Bullet 2"/>
+    <w:lsdException w:unhideWhenUsed="0" w:uiPriority="0" w:semiHidden="0" w:name="List Bullet 3"/>
+    <w:lsdException w:unhideWhenUsed="0" w:uiPriority="0" w:semiHidden="0" w:name="List Bullet 4"/>
+    <w:lsdException w:unhideWhenUsed="0" w:uiPriority="0" w:semiHidden="0" w:name="List Bullet 5"/>
+    <w:lsdException w:unhideWhenUsed="0" w:uiPriority="0" w:semiHidden="0" w:name="List Number 2"/>
+    <w:lsdException w:unhideWhenUsed="0" w:uiPriority="0" w:semiHidden="0" w:name="List Number 3"/>
+    <w:lsdException w:unhideWhenUsed="0" w:uiPriority="0" w:semiHidden="0" w:name="List Number 4"/>
+    <w:lsdException w:unhideWhenUsed="0" w:uiPriority="0" w:semiHidden="0" w:name="List Number 5"/>
+    <w:lsdException w:qFormat="1" w:unhideWhenUsed="0" w:uiPriority="0" w:semiHidden="0" w:name="Title"/>
+    <w:lsdException w:unhideWhenUsed="0" w:uiPriority="0" w:semiHidden="0" w:name="Closing"/>
+    <w:lsdException w:unhideWhenUsed="0" w:uiPriority="0" w:semiHidden="0" w:name="Signature"/>
+    <w:lsdException w:qFormat="1" w:unhideWhenUsed="0" w:uiPriority="0" w:name="Default Paragraph Font"/>
+    <w:lsdException w:qFormat="1" w:unhideWhenUsed="0" w:uiPriority="0" w:name="Body Text"/>
+    <w:lsdException w:unhideWhenUsed="0" w:uiPriority="0" w:semiHidden="0" w:name="Body Text Indent"/>
+    <w:lsdException w:unhideWhenUsed="0" w:uiPriority="0" w:semiHidden="0" w:name="List Continue"/>
+    <w:lsdException w:unhideWhenUsed="0" w:uiPriority="0" w:semiHidden="0" w:name="List Continue 2"/>
+    <w:lsdException w:unhideWhenUsed="0" w:uiPriority="0" w:semiHidden="0" w:name="List Continue 3"/>
+    <w:lsdException w:unhideWhenUsed="0" w:uiPriority="0" w:semiHidden="0" w:name="List Continue 4"/>
+    <w:lsdException w:unhideWhenUsed="0" w:uiPriority="0" w:semiHidden="0" w:name="List Continue 5"/>
+    <w:lsdException w:unhideWhenUsed="0" w:uiPriority="0" w:semiHidden="0" w:name="Message Header"/>
+    <w:lsdException w:qFormat="1" w:unhideWhenUsed="0" w:uiPriority="0" w:semiHidden="0" w:name="Subtitle"/>
+    <w:lsdException w:unhideWhenUsed="0" w:uiPriority="0" w:semiHidden="0" w:name="Salutation"/>
+    <w:lsdException w:unhideWhenUsed="0" w:uiPriority="0" w:semiHidden="0" w:name="Date"/>
+    <w:lsdException w:unhideWhenUsed="0" w:uiPriority="0" w:semiHidden="0" w:name="Body Text First Indent"/>
+    <w:lsdException w:unhideWhenUsed="0" w:uiPriority="0" w:semiHidden="0" w:name="Body Text First Indent 2"/>
+    <w:lsdException w:uiPriority="99" w:name="Note Heading"/>
+    <w:lsdException w:unhideWhenUsed="0" w:uiPriority="0" w:semiHidden="0" w:name="Body Text 2"/>
+    <w:lsdException w:unhideWhenUsed="0" w:uiPriority="0" w:semiHidden="0" w:name="Body Text 3"/>
+    <w:lsdException w:unhideWhenUsed="0" w:uiPriority="0" w:semiHidden="0" w:name="Body Text Indent 2"/>
+    <w:lsdException w:unhideWhenUsed="0" w:uiPriority="0" w:semiHidden="0" w:name="Body Text Indent 3"/>
+    <w:lsdException w:unhideWhenUsed="0" w:uiPriority="0" w:semiHidden="0" w:name="Block Text"/>
+    <w:lsdException w:unhideWhenUsed="0" w:uiPriority="0" w:semiHidden="0" w:name="Hyperlink"/>
+    <w:lsdException w:unhideWhenUsed="0" w:uiPriority="0" w:semiHidden="0" w:name="FollowedHyperlink"/>
+    <w:lsdException w:qFormat="1" w:unhideWhenUsed="0" w:uiPriority="0" w:semiHidden="0" w:name="Strong"/>
+    <w:lsdException w:qFormat="1" w:unhideWhenUsed="0" w:uiPriority="0" w:semiHidden="0" w:name="Emphasis"/>
+    <w:lsdException w:unhideWhenUsed="0" w:uiPriority="0" w:semiHidden="0" w:name="Document Map"/>
+    <w:lsdException w:unhideWhenUsed="0" w:uiPriority="0" w:semiHidden="0" w:name="Plain Text"/>
+    <w:lsdException w:unhideWhenUsed="0" w:uiPriority="0" w:semiHidden="0" w:name="E-mail Signature"/>
+    <w:lsdException w:qFormat="1" w:unhideWhenUsed="0" w:uiPriority="0" w:semiHidden="0" w:name="Normal (Web)"/>
+    <w:lsdException w:unhideWhenUsed="0" w:uiPriority="0" w:semiHidden="0" w:name="HTML Acronym"/>
+    <w:lsdException w:unhideWhenUsed="0" w:uiPriority="0" w:semiHidden="0" w:name="HTML Address"/>
+    <w:lsdException w:unhideWhenUsed="0" w:uiPriority="0" w:semiHidden="0" w:name="HTML Cite"/>
+    <w:lsdException w:unhideWhenUsed="0" w:uiPriority="0" w:semiHidden="0" w:name="HTML Code"/>
+    <w:lsdException w:unhideWhenUsed="0" w:uiPriority="0" w:semiHidden="0" w:name="HTML Definition"/>
+    <w:lsdException w:unhideWhenUsed="0" w:uiPriority="0" w:semiHidden="0" w:name="HTML Keyboard"/>
+    <w:lsdException w:unhideWhenUsed="0" w:uiPriority="0" w:semiHidden="0" w:name="HTML Preformatted"/>
+    <w:lsdException w:unhideWhenUsed="0" w:uiPriority="0" w:semiHidden="0" w:name="HTML Sample"/>
+    <w:lsdException w:unhideWhenUsed="0" w:uiPriority="0" w:semiHidden="0" w:name="HTML Typewriter"/>
+    <w:lsdException w:unhideWhenUsed="0" w:uiPriority="0" w:semiHidden="0" w:name="HTML Variable"/>
+    <w:lsdException w:qFormat="1" w:unhideWhenUsed="0" w:uiPriority="0" w:name="Normal Table"/>
+    <w:lsdException w:unhideWhenUsed="0" w:uiPriority="0" w:semiHidden="0" w:name="annotation subject"/>
+    <w:lsdException w:unhideWhenUsed="0" w:uiPriority="0" w:semiHidden="0" w:name="Table Simple 1"/>
+    <w:lsdException w:unhideWhenUsed="0" w:uiPriority="0" w:semiHidden="0" w:name="Table Simple 2"/>
+    <w:lsdException w:unhideWhenUsed="0" w:uiPriority="0" w:semiHidden="0" w:name="Table Simple 3"/>
+    <w:lsdException w:unhideWhenUsed="0" w:uiPriority="0" w:semiHidden="0" w:name="Table Classic 1"/>
+    <w:lsdException w:unhideWhenUsed="0" w:uiPriority="0" w:semiHidden="0" w:name="Table Classic 2"/>
+    <w:lsdException w:unhideWhenUsed="0" w:uiPriority="0" w:semiHidden="0" w:name="Table Classic 3"/>
+    <w:lsdException w:unhideWhenUsed="0" w:uiPriority="0" w:semiHidden="0" w:name="Table Classic 4"/>
+    <w:lsdException w:unhideWhenUsed="0" w:uiPriority="0" w:semiHidden="0" w:name="Table Colorful 1"/>
+    <w:lsdException w:unhideWhenUsed="0" w:uiPriority="0" w:semiHidden="0" w:name="Table Colorful 2"/>
+    <w:lsdException w:unhideWhenUsed="0" w:uiPriority="0" w:semiHidden="0" w:name="Table Colorful 3"/>
+    <w:lsdException w:unhideWhenUsed="0" w:uiPriority="0" w:semiHidden="0" w:name="Table Columns 1"/>
+    <w:lsdException w:unhideWhenUsed="0" w:uiPriority="0" w:semiHidden="0" w:name="Table Columns 2"/>
+    <w:lsdException w:unhideWhenUsed="0" w:uiPriority="0" w:semiHidden="0" w:name="Table Columns 3"/>
+    <w:lsdException w:unhideWhenUsed="0" w:uiPriority="0" w:semiHidden="0" w:name="Table Columns 4"/>
+    <w:lsdException w:unhideWhenUsed="0" w:uiPriority="0" w:semiHidden="0" w:name="Table Columns 5"/>
+    <w:lsdException w:unhideWhenUsed="0" w:uiPriority="0" w:semiHidden="0" w:name="Table Grid 1"/>
+    <w:lsdException w:unhideWhenUsed="0" w:uiPriority="0" w:semiHidden="0" w:name="Table Grid 2"/>
+    <w:lsdException w:unhideWhenUsed="0" w:uiPriority="0" w:semiHidden="0" w:name="Table Grid 3"/>
+    <w:lsdException w:unhideWhenUsed="0" w:uiPriority="0" w:semiHidden="0" w:name="Table Grid 4"/>
+    <w:lsdException w:unhideWhenUsed="0" w:uiPriority="0" w:semiHidden="0" w:name="Table Grid 5"/>
+    <w:lsdException w:unhideWhenUsed="0" w:uiPriority="0" w:semiHidden="0" w:name="Table Grid 6"/>
+    <w:lsdException w:unhideWhenUsed="0" w:uiPriority="0" w:semiHidden="0" w:name="Table Grid 7"/>
+    <w:lsdException w:unhideWhenUsed="0" w:uiPriority="0" w:semiHidden="0" w:name="Table Grid 8"/>
+    <w:lsdException w:unhideWhenUsed="0" w:uiPriority="0" w:semiHidden="0" w:name="Table List 1"/>
+    <w:lsdException w:unhideWhenUsed="0" w:uiPriority="0" w:semiHidden="0" w:name="Table List 2"/>
+    <w:lsdException w:unhideWhenUsed="0" w:uiPriority="0" w:semiHidden="0" w:name="Table List 3"/>
+    <w:lsdException w:unhideWhenUsed="0" w:uiPriority="0" w:semiHidden="0" w:name="Table List 4"/>
+    <w:lsdException w:unhideWhenUsed="0" w:uiPriority="0" w:semiHidden="0" w:name="Table List 5"/>
+    <w:lsdException w:unhideWhenUsed="0" w:uiPriority="0" w:semiHidden="0" w:name="Table List 6"/>
+    <w:lsdException w:unhideWhenUsed="0" w:uiPriority="0" w:semiHidden="0" w:name="Table List 7"/>
+    <w:lsdException w:unhideWhenUsed="0" w:uiPriority="0" w:semiHidden="0" w:name="Table List 8"/>
+    <w:lsdException w:unhideWhenUsed="0" w:uiPriority="0" w:semiHidden="0" w:name="Table 3D effects 1"/>
+    <w:lsdException w:unhideWhenUsed="0" w:uiPriority="0" w:semiHidden="0" w:name="Table 3D effects 2"/>
+    <w:lsdException w:unhideWhenUsed="0" w:uiPriority="0" w:semiHidden="0" w:name="Table 3D effects 3"/>
+    <w:lsdException w:unhideWhenUsed="0" w:uiPriority="0" w:semiHidden="0" w:name="Table Contemporary"/>
+    <w:lsdException w:unhideWhenUsed="0" w:uiPriority="0" w:semiHidden="0" w:name="Table Elegant"/>
+    <w:lsdException w:unhideWhenUsed="0" w:uiPriority="0" w:semiHidden="0" w:name="Table Professional"/>
+    <w:lsdException w:unhideWhenUsed="0" w:uiPriority="0" w:semiHidden="0" w:name="Table Subtle 1"/>
+    <w:lsdException w:unhideWhenUsed="0" w:uiPriority="0" w:semiHidden="0" w:name="Table Subtle 2"/>
+    <w:lsdException w:unhideWhenUsed="0" w:uiPriority="0" w:semiHidden="0" w:name="Table Web 1"/>
+    <w:lsdException w:unhideWhenUsed="0" w:uiPriority="0" w:semiHidden="0" w:name="Table Web 2"/>
+    <w:lsdException w:unhideWhenUsed="0" w:uiPriority="0" w:semiHidden="0" w:name="Table Web 3"/>
+    <w:lsdException w:unhideWhenUsed="0" w:uiPriority="0" w:semiHidden="0" w:name="Balloon Text"/>
+    <w:lsdException w:qFormat="1" w:unhideWhenUsed="0" w:uiPriority="0" w:semiHidden="0" w:name="Table Grid"/>
+    <w:lsdException w:unhideWhenUsed="0" w:uiPriority="0" w:semiHidden="0" w:name="Table Theme"/>
+    <w:lsdException w:unhideWhenUsed="0" w:uiPriority="60" w:semiHidden="0" w:name="Light Shading"/>
+    <w:lsdException w:unhideWhenUsed="0" w:uiPriority="61" w:semiHidden="0" w:name="Light List"/>
+    <w:lsdException w:unhideWhenUsed="0" w:uiPriority="62" w:semiHidden="0" w:name="Light Grid"/>
+    <w:lsdException w:unhideWhenUsed="0" w:uiPriority="63" w:semiHidden="0" w:name="Medium Shading 1"/>
+    <w:lsdException w:unhideWhenUsed="0" w:uiPriority="64" w:semiHidden="0" w:name="Medium Shading 2"/>
+    <w:lsdException w:unhideWhenUsed="0" w:uiPriority="65" w:semiHidden="0" w:name="Medium List 1"/>
+    <w:lsdException w:unhideWhenUsed="0" w:uiPriority="66" w:semiHidden="0" w:name="Medium List 2"/>
+    <w:lsdException w:unhideWhenUsed="0" w:uiPriority="67" w:semiHidden="0" w:name="Medium Grid 1"/>
+    <w:lsdException w:unhideWhenUsed="0" w:uiPriority="68" w:semiHidden="0" w:name="Medium Grid 2"/>
+    <w:lsdException w:unhideWhenUsed="0" w:uiPriority="69" w:semiHidden="0" w:name="Medium Grid 3"/>
+    <w:lsdException w:unhideWhenUsed="0" w:uiPriority="70" w:semiHidden="0" w:name="Dark List"/>
+    <w:lsdException w:unhideWhenUsed="0" w:uiPriority="71" w:semiHidden="0" w:name="Colorful Shading"/>
+    <w:lsdException w:unhideWhenUsed="0" w:uiPriority="72" w:semiHidden="0" w:name="Colorful List"/>
+    <w:lsdException w:unhideWhenUsed="0" w:uiPriority="73" w:semiHidden="0" w:name="Colorful Grid"/>
+    <w:lsdException w:unhideWhenUsed="0" w:uiPriority="60" w:semiHidden="0" w:name="Light Shading Accent 1"/>
+    <w:lsdException w:unhideWhenUsed="0" w:uiPriority="61" w:semiHidden="0" w:name="Light List Accent 1"/>
+    <w:lsdException w:unhideWhenUsed="0" w:uiPriority="62" w:semiHidden="0" w:name="Light Grid Accent 1"/>
+    <w:lsdException w:unhideWhenUsed="0" w:uiPriority="63" w:semiHidden="0" w:name="Medium Shading 1 Accent 1"/>
+    <w:lsdException w:unhideWhenUsed="0" w:uiPriority="64" w:semiHidden="0" w:name="Medium Shading 2 Accent 1"/>
+    <w:lsdException w:unhideWhenUsed="0" w:uiPriority="65" w:semiHidden="0" w:name="Medium List 1 Accent 1"/>
+    <w:lsdException w:unhideWhenUsed="0" w:uiPriority="66" w:semiHidden="0" w:name="Medium List 2 Accent 1"/>
+    <w:lsdException w:unhideWhenUsed="0" w:uiPriority="67" w:semiHidden="0" w:name="Medium Grid 1 Accent 1"/>
+    <w:lsdException w:unhideWhenUsed="0" w:uiPriority="68" w:semiHidden="0" w:name="Medium Grid 2 Accent 1"/>
+    <w:lsdException w:unhideWhenUsed="0" w:uiPriority="69" w:semiHidden="0" w:name="Medium Grid 3 Accent 1"/>
+    <w:lsdException w:unhideWhenUsed="0" w:uiPriority="70" w:semiHidden="0" w:name="Dark List Accent 1"/>
+    <w:lsdException w:unhideWhenUsed="0" w:uiPriority="71" w:semiHidden="0" w:name="Colorful Shading Accent 1"/>
+    <w:lsdException w:unhideWhenUsed="0" w:uiPriority="72" w:semiHidden="0" w:name="Colorful List Accent 1"/>
+    <w:lsdException w:unhideWhenUsed="0" w:uiPriority="73" w:semiHidden="0" w:name="Colorful Grid Accent 1"/>
+    <w:lsdException w:unhideWhenUsed="0" w:uiPriority="60" w:semiHidden="0" w:name="Light Shading Accent 2"/>
+    <w:lsdException w:unhideWhenUsed="0" w:uiPriority="61" w:semiHidden="0" w:name="Light List Accent 2"/>
+    <w:lsdException w:unhideWhenUsed="0" w:uiPriority="62" w:semiHidden="0" w:name="Light Grid Accent 2"/>
+    <w:lsdException w:unhideWhenUsed="0" w:uiPriority="63" w:semiHidden="0" w:name="Medium Shading 1 Accent 2"/>
+    <w:lsdException w:unhideWhenUsed="0" w:uiPriority="64" w:semiHidden="0" w:name="Medium Shading 2 Accent 2"/>
+    <w:lsdException w:unhideWhenUsed="0" w:uiPriority="65" w:semiHidden="0" w:name="Medium List 1 Accent 2"/>
+    <w:lsdException w:unhideWhenUsed="0" w:uiPriority="66" w:semiHidden="0" w:name="Medium List 2 Accent 2"/>
+    <w:lsdException w:unhideWhenUsed="0" w:uiPriority="67" w:semiHidden="0" w:name="Medium Grid 1 Accent 2"/>
+    <w:lsdException w:unhideWhenUsed="0" w:uiPriority="68" w:semiHidden="0" w:name="Medium Grid 2 Accent 2"/>
+    <w:lsdException w:unhideWhenUsed="0" w:uiPriority="69" w:semiHidden="0" w:name="Medium Grid 3 Accent 2"/>
+    <w:lsdException w:unhideWhenUsed="0" w:uiPriority="70" w:semiHidden="0" w:name="Dark List Accent 2"/>
+    <w:lsdException w:unhideWhenUsed="0" w:uiPriority="71" w:semiHidden="0" w:name="Colorful Shading Accent 2"/>
+    <w:lsdException w:unhideWhenUsed="0" w:uiPriority="72" w:semiHidden="0" w:name="Colorful List Accent 2"/>
+    <w:lsdException w:unhideWhenUsed="0" w:uiPriority="73" w:semiHidden="0" w:name="Colorful Grid Accent 2"/>
+    <w:lsdException w:unhideWhenUsed="0" w:uiPriority="60" w:semiHidden="0" w:name="Light Shading Accent 3"/>
+    <w:lsdException w:unhideWhenUsed="0" w:uiPriority="61" w:semiHidden="0" w:name="Light List Accent 3"/>
+    <w:lsdException w:unhideWhenUsed="0" w:uiPriority="62" w:semiHidden="0" w:name="Light Grid Accent 3"/>
+    <w:lsdException w:unhideWhenUsed="0" w:uiPriority="63" w:semiHidden="0" w:name="Medium Shading 1 Accent 3"/>
+    <w:lsdException w:unhideWhenUsed="0" w:uiPriority="64" w:semiHidden="0" w:name="Medium Shading 2 Accent 3"/>
+    <w:lsdException w:unhideWhenUsed="0" w:uiPriority="65" w:semiHidden="0" w:name="Medium List 1 Accent 3"/>
+    <w:lsdException w:unhideWhenUsed="0" w:uiPriority="66" w:semiHidden="0" w:name="Medium List 2 Accent 3"/>
+    <w:lsdException w:unhideWhenUsed="0" w:uiPriority="67" w:semiHidden="0" w:name="Medium Grid 1 Accent 3"/>
+    <w:lsdException w:unhideWhenUsed="0" w:uiPriority="68" w:semiHidden="0" w:name="Medium Grid 2 Accent 3"/>
+    <w:lsdException w:unhideWhenUsed="0" w:uiPriority="69" w:semiHidden="0" w:name="Medium Grid 3 Accent 3"/>
+    <w:lsdException w:unhideWhenUsed="0" w:uiPriority="70" w:semiHidden="0" w:name="Dark List Accent 3"/>
+    <w:lsdException w:unhideWhenUsed="0" w:uiPriority="71" w:semiHidden="0" w:name="Colorful Shading Accent 3"/>
+    <w:lsdException w:unhideWhenUsed="0" w:uiPriority="72" w:semiHidden="0" w:name="Colorful List Accent 3"/>
+    <w:lsdException w:unhideWhenUsed="0" w:uiPriority="73" w:semiHidden="0" w:name="Colorful Grid Accent 3"/>
+    <w:lsdException w:unhideWhenUsed="0" w:uiPriority="60" w:semiHidden="0" w:name="Light Shading Accent 4"/>
+    <w:lsdException w:unhideWhenUsed="0" w:uiPriority="61" w:semiHidden="0" w:name="Light List Accent 4"/>
+    <w:lsdException w:unhideWhenUsed="0" w:uiPriority="62" w:semiHidden="0" w:name="Light Grid Accent 4"/>
+    <w:lsdException w:unhideWhenUsed="0" w:uiPriority="63" w:semiHidden="0" w:name="Medium Shading 1 Accent 4"/>
+    <w:lsdException w:unhideWhenUsed="0" w:uiPriority="64" w:semiHidden="0" w:name="Medium Shading 2 Accent 4"/>
+    <w:lsdException w:unhideWhenUsed="0" w:uiPriority="65" w:semiHidden="0" w:name="Medium List 1 Accent 4"/>
+    <w:lsdException w:unhideWhenUsed="0" w:uiPriority="66" w:semiHidden="0" w:name="Medium List 2 Accent 4"/>
+    <w:lsdException w:unhideWhenUsed="0" w:uiPriority="67" w:semiHidden="0" w:name="Medium Grid 1 Accent 4"/>
+    <w:lsdException w:unhideWhenUsed="0" w:uiPriority="68" w:semiHidden="0" w:name="Medium Grid 2 Accent 4"/>
+    <w:lsdException w:unhideWhenUsed="0" w:uiPriority="69" w:semiHidden="0" w:name="Medium Grid 3 Accent 4"/>
+    <w:lsdException w:unhideWhenUsed="0" w:uiPriority="70" w:semiHidden="0" w:name="Dark List Accent 4"/>
+    <w:lsdException w:unhideWhenUsed="0" w:uiPriority="71" w:semiHidden="0" w:name="Colorful Shading Accent 4"/>
+    <w:lsdException w:unhideWhenUsed="0" w:uiPriority="72" w:semiHidden="0" w:name="Colorful List Accent 4"/>
+    <w:lsdException w:unhideWhenUsed="0" w:uiPriority="73" w:semiHidden="0" w:name="Colorful Grid Accent 4"/>
+    <w:lsdException w:unhideWhenUsed="0" w:uiPriority="60" w:semiHidden="0" w:name="Light Shading Accent 5"/>
+    <w:lsdException w:unhideWhenUsed="0" w:uiPriority="61" w:semiHidden="0" w:name="Light List Accent 5"/>
+    <w:lsdException w:unhideWhenUsed="0" w:uiPriority="62" w:semiHidden="0" w:name="Light Grid Accent 5"/>
+    <w:lsdException w:unhideWhenUsed="0" w:uiPriority="63" w:semiHidden="0" w:name="Medium Shading 1 Accent 5"/>
+    <w:lsdException w:unhideWhenUsed="0" w:uiPriority="64" w:semiHidden="0" w:name="Medium Shading 2 Accent 5"/>
+    <w:lsdException w:unhideWhenUsed="0" w:uiPriority="65" w:semiHidden="0" w:name="Medium List 1 Accent 5"/>
+    <w:lsdException w:unhideWhenUsed="0" w:uiPriority="66" w:semiHidden="0" w:name="Medium List 2 Accent 5"/>
+    <w:lsdException w:unhideWhenUsed="0" w:uiPriority="67" w:semiHidden="0" w:name="Medium Grid 1 Accent 5"/>
+    <w:lsdException w:unhideWhenUsed="0" w:uiPriority="68" w:semiHidden="0" w:name="Medium Grid 2 Accent 5"/>
+    <w:lsdException w:unhideWhenUsed="0" w:uiPriority="69" w:semiHidden="0" w:name="Medium Grid 3 Accent 5"/>
+    <w:lsdException w:unhideWhenUsed="0" w:uiPriority="70" w:semiHidden="0" w:name="Dark List Accent 5"/>
+    <w:lsdException w:unhideWhenUsed="0" w:uiPriority="71" w:semiHidden="0" w:name="Colorful Shading Accent 5"/>
+    <w:lsdException w:unhideWhenUsed="0" w:uiPriority="72" w:semiHidden="0" w:name="Colorful List Accent 5"/>
+    <w:lsdException w:unhideWhenUsed="0" w:uiPriority="73" w:semiHidden="0" w:name="Colorful Grid Accent 5"/>
+    <w:lsdException w:unhideWhenUsed="0" w:uiPriority="60" w:semiHidden="0" w:name="Light Shading Accent 6"/>
+    <w:lsdException w:unhideWhenUsed="0" w:uiPriority="61" w:semiHidden="0" w:name="Light List Accent 6"/>
+    <w:lsdException w:unhideWhenUsed="0" w:uiPriority="62" w:semiHidden="0" w:name="Light Grid Accent 6"/>
+    <w:lsdException w:unhideWhenUsed="0" w:uiPriority="63" w:semiHidden="0" w:name="Medium Shading 1 Accent 6"/>
+    <w:lsdException w:unhideWhenUsed="0" w:uiPriority="64" w:semiHidden="0" w:name="Medium Shading 2 Accent 6"/>
+    <w:lsdException w:unhideWhenUsed="0" w:uiPriority="65" w:semiHidden="0" w:name="Medium List 1 Accent 6"/>
+    <w:lsdException w:unhideWhenUsed="0" w:uiPriority="66" w:semiHidden="0" w:name="Medium List 2 Accent 6"/>
+    <w:lsdException w:unhideWhenUsed="0" w:uiPriority="67" w:semiHidden="0" w:name="Medium Grid 1 Accent 6"/>
+    <w:lsdException w:unhideWhenUsed="0" w:uiPriority="68" w:semiHidden="0" w:name="Medium Grid 2 Accent 6"/>
+    <w:lsdException w:unhideWhenUsed="0" w:uiPriority="69" w:semiHidden="0" w:name="Medium Grid 3 Accent 6"/>
+    <w:lsdException w:unhideWhenUsed="0" w:uiPriority="70" w:semiHidden="0" w:name="Dark List Accent 6"/>
+    <w:lsdException w:unhideWhenUsed="0" w:uiPriority="71" w:semiHidden="0" w:name="Colorful Shading Accent 6"/>
+    <w:lsdException w:unhideWhenUsed="0" w:uiPriority="72" w:semiHidden="0" w:name="Colorful List Accent 6"/>
+    <w:lsdException w:unhideWhenUsed="0" w:uiPriority="73" w:semiHidden="0" w:name="Colorful Grid Accent 6"/>
   </w:latentStyles>
-  <w:style w:type="paragraph" w:default="1" w:styleId="Normal">
+  <w:style w:type="paragraph" w:default="1" w:styleId="1">
     <w:name w:val="Normal"/>
     <w:qFormat/>
+    <w:uiPriority w:val="0"/>
     <w:pPr>
       <w:kinsoku w:val="0"/>
       <w:autoSpaceDE w:val="0"/>
@@ -6561,7 +6694,7 @@
       <w:textAlignment w:val="baseline"/>
     </w:pPr>
     <w:rPr>
-      <w:rFonts w:ascii="Arial" w:eastAsia="宋体" w:hAnsi="Arial" w:cs="Arial"/>
+      <w:rFonts w:ascii="Arial" w:hAnsi="Arial" w:eastAsia="宋体" w:cs="Arial"/>
       <w:snapToGrid w:val="0"/>
       <w:color w:val="000000"/>
       <w:kern w:val="0"/>
@@ -6570,11 +6703,12 @@
       <w:lang w:val="en-US" w:eastAsia="en-US" w:bidi="ar-SA"/>
     </w:rPr>
   </w:style>
-  <w:style w:type="paragraph" w:styleId="Heading1">
+  <w:style w:type="paragraph" w:styleId="2">
     <w:name w:val="heading 1"/>
-    <w:basedOn w:val="Normal"/>
-    <w:next w:val="Normal"/>
+    <w:basedOn w:val="1"/>
+    <w:next w:val="1"/>
     <w:qFormat/>
+    <w:uiPriority w:val="0"/>
     <w:pPr>
       <w:keepNext/>
       <w:keepLines/>
@@ -6592,12 +6726,13 @@
       <w:sz w:val="44"/>
     </w:rPr>
   </w:style>
-  <w:style w:type="paragraph" w:styleId="Heading2">
+  <w:style w:type="paragraph" w:styleId="3">
     <w:name w:val="heading 2"/>
-    <w:basedOn w:val="Normal"/>
-    <w:next w:val="Normal"/>
+    <w:basedOn w:val="1"/>
+    <w:next w:val="1"/>
     <w:unhideWhenUsed/>
     <w:qFormat/>
+    <w:uiPriority w:val="0"/>
     <w:pPr>
       <w:keepNext/>
       <w:keepLines/>
@@ -6610,18 +6745,19 @@
       <w:outlineLvl w:val="1"/>
     </w:pPr>
     <w:rPr>
-      <w:rFonts w:ascii="Arial" w:eastAsia="黑体" w:hAnsi="Arial"/>
+      <w:rFonts w:ascii="Arial" w:hAnsi="Arial" w:eastAsia="黑体"/>
       <w:b/>
       <w:sz w:val="32"/>
     </w:rPr>
   </w:style>
-  <w:style w:type="paragraph" w:styleId="Heading3">
+  <w:style w:type="paragraph" w:styleId="4">
     <w:name w:val="heading 3"/>
-    <w:basedOn w:val="Normal"/>
-    <w:next w:val="Normal"/>
+    <w:basedOn w:val="1"/>
+    <w:next w:val="1"/>
     <w:semiHidden/>
     <w:unhideWhenUsed/>
     <w:qFormat/>
+    <w:uiPriority w:val="0"/>
     <w:pPr>
       <w:keepNext/>
       <w:keepLines/>
@@ -6638,12 +6774,13 @@
       <w:sz w:val="32"/>
     </w:rPr>
   </w:style>
-  <w:style w:type="paragraph" w:styleId="Heading4">
+  <w:style w:type="paragraph" w:styleId="5">
     <w:name w:val="heading 4"/>
-    <w:basedOn w:val="Normal"/>
-    <w:next w:val="Normal"/>
+    <w:basedOn w:val="1"/>
+    <w:next w:val="1"/>
     <w:unhideWhenUsed/>
     <w:qFormat/>
+    <w:uiPriority w:val="0"/>
     <w:pPr>
       <w:keepNext/>
       <w:keepLines/>
@@ -6656,18 +6793,19 @@
       <w:outlineLvl w:val="3"/>
     </w:pPr>
     <w:rPr>
-      <w:rFonts w:ascii="Arial" w:eastAsia="黑体" w:hAnsi="Arial"/>
+      <w:rFonts w:ascii="Arial" w:hAnsi="Arial" w:eastAsia="黑体"/>
       <w:b/>
       <w:sz w:val="28"/>
     </w:rPr>
   </w:style>
-  <w:style w:type="paragraph" w:styleId="Heading5">
+  <w:style w:type="paragraph" w:styleId="6">
     <w:name w:val="heading 5"/>
-    <w:basedOn w:val="Normal"/>
-    <w:next w:val="Normal"/>
+    <w:basedOn w:val="1"/>
+    <w:next w:val="1"/>
     <w:semiHidden/>
     <w:unhideWhenUsed/>
     <w:qFormat/>
+    <w:uiPriority w:val="0"/>
     <w:pPr>
       <w:keepNext/>
       <w:keepLines/>
@@ -6684,13 +6822,14 @@
       <w:sz w:val="28"/>
     </w:rPr>
   </w:style>
-  <w:style w:type="paragraph" w:styleId="Heading6">
+  <w:style w:type="paragraph" w:styleId="7">
     <w:name w:val="heading 6"/>
-    <w:basedOn w:val="Normal"/>
-    <w:next w:val="Normal"/>
+    <w:basedOn w:val="1"/>
+    <w:next w:val="1"/>
     <w:semiHidden/>
     <w:unhideWhenUsed/>
     <w:qFormat/>
+    <w:uiPriority w:val="0"/>
     <w:pPr>
       <w:keepNext/>
       <w:keepLines/>
@@ -6703,18 +6842,19 @@
       <w:outlineLvl w:val="5"/>
     </w:pPr>
     <w:rPr>
-      <w:rFonts w:ascii="Arial" w:eastAsia="黑体" w:hAnsi="Arial"/>
+      <w:rFonts w:ascii="Arial" w:hAnsi="Arial" w:eastAsia="黑体"/>
       <w:b/>
       <w:sz w:val="24"/>
     </w:rPr>
   </w:style>
-  <w:style w:type="paragraph" w:styleId="Heading7">
+  <w:style w:type="paragraph" w:styleId="8">
     <w:name w:val="heading 7"/>
-    <w:basedOn w:val="Normal"/>
-    <w:next w:val="Normal"/>
+    <w:basedOn w:val="1"/>
+    <w:next w:val="1"/>
     <w:semiHidden/>
     <w:unhideWhenUsed/>
     <w:qFormat/>
+    <w:uiPriority w:val="0"/>
     <w:pPr>
       <w:keepNext/>
       <w:keepLines/>
@@ -6731,13 +6871,14 @@
       <w:sz w:val="24"/>
     </w:rPr>
   </w:style>
-  <w:style w:type="paragraph" w:styleId="Heading8">
+  <w:style w:type="paragraph" w:styleId="9">
     <w:name w:val="heading 8"/>
-    <w:basedOn w:val="Normal"/>
-    <w:next w:val="Normal"/>
+    <w:basedOn w:val="1"/>
+    <w:next w:val="1"/>
     <w:semiHidden/>
     <w:unhideWhenUsed/>
     <w:qFormat/>
+    <w:uiPriority w:val="0"/>
     <w:pPr>
       <w:keepNext/>
       <w:keepLines/>
@@ -6750,17 +6891,18 @@
       <w:outlineLvl w:val="7"/>
     </w:pPr>
     <w:rPr>
-      <w:rFonts w:ascii="Arial" w:eastAsia="黑体" w:hAnsi="Arial"/>
+      <w:rFonts w:ascii="Arial" w:hAnsi="Arial" w:eastAsia="黑体"/>
       <w:sz w:val="24"/>
     </w:rPr>
   </w:style>
-  <w:style w:type="paragraph" w:styleId="Heading9">
+  <w:style w:type="paragraph" w:styleId="10">
     <w:name w:val="heading 9"/>
-    <w:basedOn w:val="Normal"/>
-    <w:next w:val="Normal"/>
+    <w:basedOn w:val="1"/>
+    <w:next w:val="1"/>
     <w:semiHidden/>
     <w:unhideWhenUsed/>
     <w:qFormat/>
+    <w:uiPriority w:val="0"/>
     <w:pPr>
       <w:keepNext/>
       <w:keepLines/>
@@ -6773,19 +6915,21 @@
       <w:outlineLvl w:val="8"/>
     </w:pPr>
     <w:rPr>
-      <w:rFonts w:ascii="Arial" w:eastAsia="黑体" w:hAnsi="Arial"/>
+      <w:rFonts w:ascii="Arial" w:hAnsi="Arial" w:eastAsia="黑体"/>
       <w:sz w:val="21"/>
     </w:rPr>
   </w:style>
-  <w:style w:type="character" w:default="1" w:styleId="DefaultParagraphFont">
+  <w:style w:type="character" w:default="1" w:styleId="22">
     <w:name w:val="Default Paragraph Font"/>
     <w:semiHidden/>
     <w:qFormat/>
+    <w:uiPriority w:val="0"/>
   </w:style>
-  <w:style w:type="table" w:default="1" w:styleId="TableNormal">
+  <w:style w:type="table" w:default="1" w:styleId="20">
     <w:name w:val="Normal Table"/>
     <w:semiHidden/>
     <w:qFormat/>
+    <w:uiPriority w:val="0"/>
     <w:tblPr>
       <w:tblCellMar>
         <w:top w:w="0" w:type="dxa"/>
@@ -6795,39 +6939,43 @@
       </w:tblCellMar>
     </w:tblPr>
   </w:style>
-  <w:style w:type="paragraph" w:styleId="CommentText">
+  <w:style w:type="paragraph" w:styleId="11">
     <w:name w:val="annotation text"/>
-    <w:basedOn w:val="Normal"/>
+    <w:basedOn w:val="1"/>
     <w:qFormat/>
+    <w:uiPriority w:val="0"/>
     <w:pPr>
       <w:jc w:val="left"/>
     </w:pPr>
   </w:style>
-  <w:style w:type="paragraph" w:styleId="BodyText">
+  <w:style w:type="paragraph" w:styleId="12">
     <w:name w:val="Body Text"/>
-    <w:basedOn w:val="Normal"/>
+    <w:basedOn w:val="1"/>
     <w:semiHidden/>
     <w:qFormat/>
+    <w:uiPriority w:val="0"/>
     <w:rPr>
-      <w:rFonts w:ascii="Arial" w:eastAsia="Arial" w:hAnsi="Arial" w:cs="Arial"/>
+      <w:rFonts w:ascii="Arial" w:hAnsi="Arial" w:eastAsia="Arial" w:cs="Arial"/>
       <w:sz w:val="21"/>
       <w:szCs w:val="21"/>
       <w:lang w:val="en-US" w:eastAsia="en-US" w:bidi="ar-SA"/>
     </w:rPr>
   </w:style>
-  <w:style w:type="paragraph" w:styleId="TOC3">
+  <w:style w:type="paragraph" w:styleId="13">
     <w:name w:val="toc 3"/>
-    <w:basedOn w:val="Normal"/>
-    <w:next w:val="Normal"/>
+    <w:basedOn w:val="1"/>
+    <w:next w:val="1"/>
     <w:qFormat/>
+    <w:uiPriority w:val="0"/>
     <w:pPr>
       <w:ind w:left="840" w:leftChars="400"/>
     </w:pPr>
   </w:style>
-  <w:style w:type="paragraph" w:styleId="Footer">
+  <w:style w:type="paragraph" w:styleId="14">
     <w:name w:val="footer"/>
-    <w:basedOn w:val="Normal"/>
+    <w:basedOn w:val="1"/>
     <w:qFormat/>
+    <w:uiPriority w:val="0"/>
     <w:pPr>
       <w:tabs>
         <w:tab w:val="center" w:pos="4153"/>
@@ -6840,16 +6988,17 @@
       <w:sz w:val="18"/>
     </w:rPr>
   </w:style>
-  <w:style w:type="paragraph" w:styleId="Header">
+  <w:style w:type="paragraph" w:styleId="15">
     <w:name w:val="header"/>
-    <w:basedOn w:val="Normal"/>
+    <w:basedOn w:val="1"/>
     <w:qFormat/>
+    <w:uiPriority w:val="0"/>
     <w:pPr>
       <w:pBdr>
-        <w:top w:val="nil"/>
-        <w:left w:val="nil"/>
-        <w:bottom w:val="nil"/>
-        <w:right w:val="nil"/>
+        <w:top w:val="none" w:color="auto" w:sz="0" w:space="0"/>
+        <w:left w:val="none" w:color="auto" w:sz="0" w:space="0"/>
+        <w:bottom w:val="none" w:color="auto" w:sz="0" w:space="0"/>
+        <w:right w:val="none" w:color="auto" w:sz="0" w:space="0"/>
       </w:pBdr>
       <w:tabs>
         <w:tab w:val="center" w:pos="4153"/>
@@ -6864,37 +7013,41 @@
       <w:sz w:val="18"/>
     </w:rPr>
   </w:style>
-  <w:style w:type="paragraph" w:styleId="TOC1">
+  <w:style w:type="paragraph" w:styleId="16">
     <w:name w:val="toc 1"/>
-    <w:basedOn w:val="Normal"/>
-    <w:next w:val="Normal"/>
+    <w:basedOn w:val="1"/>
+    <w:next w:val="1"/>
     <w:qFormat/>
+    <w:uiPriority w:val="0"/>
     <w:rPr>
-      <w:rFonts w:ascii="Arial" w:eastAsia="Microsoft JhengHei" w:hAnsi="Arial"/>
+      <w:rFonts w:ascii="Arial" w:hAnsi="Arial" w:eastAsia="Microsoft JhengHei"/>
       <w:sz w:val="24"/>
     </w:rPr>
   </w:style>
-  <w:style w:type="paragraph" w:styleId="TOC2">
+  <w:style w:type="paragraph" w:styleId="17">
     <w:name w:val="toc 2"/>
-    <w:basedOn w:val="Normal"/>
-    <w:next w:val="Normal"/>
+    <w:basedOn w:val="1"/>
+    <w:next w:val="1"/>
     <w:qFormat/>
+    <w:uiPriority w:val="0"/>
     <w:pPr>
       <w:ind w:left="420" w:leftChars="200"/>
     </w:pPr>
   </w:style>
-  <w:style w:type="paragraph" w:styleId="NormalWeb">
+  <w:style w:type="paragraph" w:styleId="18">
     <w:name w:val="Normal (Web)"/>
-    <w:basedOn w:val="Normal"/>
+    <w:basedOn w:val="1"/>
     <w:qFormat/>
+    <w:uiPriority w:val="0"/>
     <w:rPr>
       <w:sz w:val="24"/>
     </w:rPr>
   </w:style>
-  <w:style w:type="paragraph" w:styleId="Title">
+  <w:style w:type="paragraph" w:styleId="19">
     <w:name w:val="Title"/>
-    <w:basedOn w:val="Normal"/>
+    <w:basedOn w:val="1"/>
     <w:qFormat/>
+    <w:uiPriority w:val="0"/>
     <w:pPr>
       <w:spacing w:before="240" w:beforeLines="0" w:beforeAutospacing="0" w:after="60" w:afterLines="0" w:afterAutospacing="0"/>
       <w:jc w:val="center"/>
@@ -6906,38 +7059,41 @@
       <w:sz w:val="32"/>
     </w:rPr>
   </w:style>
-  <w:style w:type="table" w:styleId="TableGrid">
+  <w:style w:type="table" w:styleId="21">
     <w:name w:val="Table Grid"/>
-    <w:basedOn w:val="TableNormal"/>
+    <w:basedOn w:val="20"/>
     <w:qFormat/>
+    <w:uiPriority w:val="0"/>
     <w:pPr>
       <w:widowControl w:val="0"/>
       <w:jc w:val="both"/>
     </w:pPr>
     <w:tblPr>
       <w:tblBorders>
-        <w:top w:val="single" w:sz="4" w:space="0" w:color="auto"/>
-        <w:left w:val="single" w:sz="4" w:space="0" w:color="auto"/>
-        <w:bottom w:val="single" w:sz="4" w:space="0" w:color="auto"/>
-        <w:right w:val="single" w:sz="4" w:space="0" w:color="auto"/>
-        <w:insideH w:val="single" w:sz="4" w:space="0" w:color="auto"/>
-        <w:insideV w:val="single" w:sz="4" w:space="0" w:color="auto"/>
+        <w:top w:val="single" w:color="auto" w:sz="4" w:space="0"/>
+        <w:left w:val="single" w:color="auto" w:sz="4" w:space="0"/>
+        <w:bottom w:val="single" w:color="auto" w:sz="4" w:space="0"/>
+        <w:right w:val="single" w:color="auto" w:sz="4" w:space="0"/>
+        <w:insideH w:val="single" w:color="auto" w:sz="4" w:space="0"/>
+        <w:insideV w:val="single" w:color="auto" w:sz="4" w:space="0"/>
       </w:tblBorders>
     </w:tblPr>
   </w:style>
-  <w:style w:type="character" w:styleId="Strong">
+  <w:style w:type="character" w:styleId="23">
     <w:name w:val="Strong"/>
-    <w:basedOn w:val="DefaultParagraphFont"/>
+    <w:basedOn w:val="22"/>
     <w:qFormat/>
+    <w:uiPriority w:val="0"/>
     <w:rPr>
       <w:b/>
     </w:rPr>
   </w:style>
-  <w:style w:type="table" w:customStyle="1" w:styleId="TableNormal0">
+  <w:style w:type="table" w:customStyle="1" w:styleId="24">
     <w:name w:val="Table Normal_0"/>
     <w:semiHidden/>
     <w:unhideWhenUsed/>
     <w:qFormat/>
+    <w:uiPriority w:val="0"/>
     <w:tblPr>
       <w:tblCellMar>
         <w:top w:w="0" w:type="dxa"/>
@@ -6947,81 +7103,87 @@
       </w:tblCellMar>
     </w:tblPr>
   </w:style>
-  <w:style w:type="paragraph" w:customStyle="1" w:styleId="TableText">
+  <w:style w:type="paragraph" w:customStyle="1" w:styleId="25">
     <w:name w:val="Table Text"/>
-    <w:basedOn w:val="Normal"/>
+    <w:basedOn w:val="1"/>
     <w:semiHidden/>
     <w:qFormat/>
+    <w:uiPriority w:val="0"/>
     <w:rPr>
-      <w:rFonts w:ascii="宋体" w:eastAsia="宋体" w:hAnsi="宋体" w:cs="宋体"/>
+      <w:rFonts w:ascii="宋体" w:hAnsi="宋体" w:eastAsia="宋体" w:cs="宋体"/>
       <w:sz w:val="21"/>
       <w:szCs w:val="21"/>
       <w:lang w:val="en-US" w:eastAsia="en-US" w:bidi="ar-SA"/>
     </w:rPr>
   </w:style>
-  <w:style w:type="paragraph" w:customStyle="1" w:styleId="1">
+  <w:style w:type="paragraph" w:customStyle="1" w:styleId="26">
     <w:name w:val="柴_标题1"/>
-    <w:basedOn w:val="Heading1"/>
-    <w:next w:val="a"/>
-    <w:link w:val="1Char"/>
+    <w:basedOn w:val="2"/>
+    <w:next w:val="27"/>
+    <w:link w:val="39"/>
     <w:qFormat/>
+    <w:uiPriority w:val="0"/>
     <w:pPr>
       <w:spacing w:before="100" w:after="90" w:line="360" w:lineRule="auto"/>
     </w:pPr>
     <w:rPr>
-      <w:rFonts w:ascii="Arial" w:eastAsia="宋体" w:hAnsi="Arial"/>
+      <w:rFonts w:ascii="Arial" w:hAnsi="Arial" w:eastAsia="宋体"/>
       <w:sz w:val="32"/>
     </w:rPr>
   </w:style>
-  <w:style w:type="paragraph" w:customStyle="1" w:styleId="a">
+  <w:style w:type="paragraph" w:customStyle="1" w:styleId="27">
     <w:name w:val="柴_正文"/>
-    <w:basedOn w:val="BodyText"/>
-    <w:link w:val="Char"/>
+    <w:basedOn w:val="12"/>
+    <w:link w:val="43"/>
     <w:qFormat/>
+    <w:uiPriority w:val="0"/>
     <w:pPr>
       <w:spacing w:line="360" w:lineRule="auto"/>
       <w:ind w:firstLine="470" w:firstLineChars="200"/>
     </w:pPr>
     <w:rPr>
-      <w:rFonts w:ascii="Arial" w:eastAsia="宋体" w:hAnsi="Arial"/>
+      <w:rFonts w:ascii="Arial" w:hAnsi="Arial" w:eastAsia="宋体"/>
       <w:sz w:val="24"/>
       <w:lang w:eastAsia="zh-CN"/>
     </w:rPr>
   </w:style>
-  <w:style w:type="paragraph" w:customStyle="1" w:styleId="2">
+  <w:style w:type="paragraph" w:customStyle="1" w:styleId="28">
     <w:name w:val="柴_标题2"/>
-    <w:basedOn w:val="Heading2"/>
-    <w:next w:val="a"/>
+    <w:basedOn w:val="3"/>
+    <w:next w:val="27"/>
     <w:qFormat/>
+    <w:uiPriority w:val="0"/>
     <w:pPr>
       <w:spacing w:line="360" w:lineRule="auto"/>
     </w:pPr>
     <w:rPr>
-      <w:rFonts w:ascii="Arial" w:eastAsia="宋体" w:hAnsi="Arial"/>
+      <w:rFonts w:ascii="Arial" w:hAnsi="Arial" w:eastAsia="宋体"/>
       <w:sz w:val="28"/>
     </w:rPr>
   </w:style>
-  <w:style w:type="paragraph" w:customStyle="1" w:styleId="3">
+  <w:style w:type="paragraph" w:customStyle="1" w:styleId="29">
     <w:name w:val="柴_标题3"/>
-    <w:basedOn w:val="Heading3"/>
-    <w:next w:val="a"/>
+    <w:basedOn w:val="4"/>
+    <w:next w:val="27"/>
     <w:qFormat/>
+    <w:uiPriority w:val="0"/>
     <w:pPr>
       <w:spacing w:line="360" w:lineRule="auto"/>
       <w:ind w:left="0" w:firstLine="472" w:firstLineChars="200"/>
     </w:pPr>
     <w:rPr>
-      <w:rFonts w:ascii="宋体" w:eastAsia="宋体" w:hAnsi="宋体" w:cs="宋体"/>
+      <w:rFonts w:ascii="宋体" w:hAnsi="宋体" w:eastAsia="宋体" w:cs="宋体"/>
       <w:spacing w:val="-2"/>
       <w:sz w:val="24"/>
       <w:szCs w:val="24"/>
     </w:rPr>
   </w:style>
-  <w:style w:type="paragraph" w:customStyle="1" w:styleId="a0">
+  <w:style w:type="paragraph" w:customStyle="1" w:styleId="30">
     <w:name w:val="柴_目录"/>
-    <w:basedOn w:val="Normal"/>
-    <w:next w:val="BodyText"/>
+    <w:basedOn w:val="1"/>
+    <w:next w:val="12"/>
     <w:qFormat/>
+    <w:uiPriority w:val="0"/>
     <w:pPr>
       <w:tabs>
         <w:tab w:val="right" w:leader="dot" w:pos="8442"/>
@@ -7029,45 +7191,48 @@
       <w:ind w:left="0" w:leftChars="0"/>
     </w:pPr>
     <w:rPr>
-      <w:rFonts w:ascii="Arial" w:eastAsia="Microsoft JhengHei" w:hAnsi="Arial"/>
+      <w:rFonts w:ascii="Arial" w:hAnsi="Arial" w:eastAsia="Microsoft JhengHei"/>
       <w:sz w:val="24"/>
     </w:rPr>
   </w:style>
-  <w:style w:type="paragraph" w:customStyle="1" w:styleId="a1">
+  <w:style w:type="paragraph" w:customStyle="1" w:styleId="31">
     <w:name w:val="柴_公司名"/>
-    <w:basedOn w:val="Title"/>
+    <w:basedOn w:val="19"/>
     <w:qFormat/>
+    <w:uiPriority w:val="0"/>
     <w:pPr>
       <w:spacing w:after="600" w:afterLines="600"/>
     </w:pPr>
     <w:rPr>
-      <w:rFonts w:ascii="宋体" w:eastAsia="宋体" w:hAnsi="宋体" w:cs="宋体" w:hint="eastAsia"/>
+      <w:rFonts w:hint="eastAsia" w:ascii="宋体" w:hAnsi="宋体" w:eastAsia="宋体" w:cs="宋体"/>
       <w:bCs/>
       <w:spacing w:val="-6"/>
       <w:sz w:val="52"/>
       <w:szCs w:val="52"/>
     </w:rPr>
   </w:style>
-  <w:style w:type="paragraph" w:customStyle="1" w:styleId="a2">
+  <w:style w:type="paragraph" w:customStyle="1" w:styleId="32">
     <w:name w:val="柴_文档名"/>
-    <w:basedOn w:val="Title"/>
+    <w:basedOn w:val="19"/>
     <w:qFormat/>
+    <w:uiPriority w:val="0"/>
     <w:pPr>
       <w:spacing w:after="900" w:afterLines="900"/>
     </w:pPr>
     <w:rPr>
-      <w:rFonts w:ascii="黑体" w:eastAsia="黑体" w:hAnsi="黑体" w:cs="黑体"/>
+      <w:rFonts w:ascii="黑体" w:hAnsi="黑体" w:eastAsia="黑体" w:cs="黑体"/>
       <w:bCs/>
       <w:spacing w:val="-7"/>
       <w:sz w:val="52"/>
       <w:szCs w:val="52"/>
     </w:rPr>
   </w:style>
-  <w:style w:type="table" w:customStyle="1" w:styleId="TableNormal00">
+  <w:style w:type="table" w:customStyle="1" w:styleId="33">
     <w:name w:val="Table Normal_0_0"/>
     <w:semiHidden/>
     <w:unhideWhenUsed/>
     <w:qFormat/>
+    <w:uiPriority w:val="0"/>
     <w:tblPr>
       <w:tblCellMar>
         <w:top w:w="0" w:type="dxa"/>
@@ -7077,55 +7242,60 @@
       </w:tblCellMar>
     </w:tblPr>
   </w:style>
-  <w:style w:type="paragraph" w:customStyle="1" w:styleId="WPSOffice1">
+  <w:style w:type="paragraph" w:customStyle="1" w:styleId="34">
     <w:name w:val="WPSOffice手动目录 1"/>
     <w:qFormat/>
+    <w:uiPriority w:val="0"/>
     <w:pPr>
       <w:ind w:leftChars="0"/>
     </w:pPr>
     <w:rPr>
-      <w:rFonts w:ascii="Times New Roman" w:eastAsia="宋体" w:hAnsi="Times New Roman" w:cs="Times New Roman"/>
+      <w:rFonts w:ascii="Times New Roman" w:hAnsi="Times New Roman" w:eastAsia="宋体" w:cs="Times New Roman"/>
       <w:sz w:val="20"/>
       <w:szCs w:val="20"/>
     </w:rPr>
   </w:style>
-  <w:style w:type="paragraph" w:customStyle="1" w:styleId="WPSOffice2">
+  <w:style w:type="paragraph" w:customStyle="1" w:styleId="35">
     <w:name w:val="WPSOffice手动目录 2"/>
     <w:qFormat/>
+    <w:uiPriority w:val="0"/>
     <w:pPr>
       <w:ind w:leftChars="200"/>
     </w:pPr>
     <w:rPr>
-      <w:rFonts w:ascii="Times New Roman" w:eastAsia="宋体" w:hAnsi="Times New Roman" w:cs="Times New Roman"/>
+      <w:rFonts w:ascii="Times New Roman" w:hAnsi="Times New Roman" w:eastAsia="宋体" w:cs="Times New Roman"/>
       <w:sz w:val="20"/>
       <w:szCs w:val="20"/>
     </w:rPr>
   </w:style>
-  <w:style w:type="paragraph" w:customStyle="1" w:styleId="WPSOffice3">
+  <w:style w:type="paragraph" w:customStyle="1" w:styleId="36">
     <w:name w:val="WPSOffice手动目录 3"/>
     <w:qFormat/>
+    <w:uiPriority w:val="0"/>
     <w:pPr>
       <w:ind w:leftChars="400"/>
     </w:pPr>
     <w:rPr>
-      <w:rFonts w:ascii="Times New Roman" w:eastAsia="宋体" w:hAnsi="Times New Roman" w:cs="Times New Roman"/>
+      <w:rFonts w:ascii="Times New Roman" w:hAnsi="Times New Roman" w:eastAsia="宋体" w:cs="Times New Roman"/>
       <w:sz w:val="20"/>
       <w:szCs w:val="20"/>
     </w:rPr>
   </w:style>
-  <w:style w:type="paragraph" w:customStyle="1" w:styleId="Compact">
+  <w:style w:type="paragraph" w:customStyle="1" w:styleId="37">
     <w:name w:val="Compact"/>
-    <w:basedOn w:val="BodyText"/>
+    <w:basedOn w:val="12"/>
     <w:qFormat/>
+    <w:uiPriority w:val="0"/>
     <w:pPr>
       <w:spacing w:before="36" w:after="36"/>
     </w:pPr>
   </w:style>
-  <w:style w:type="table" w:customStyle="1" w:styleId="Table">
+  <w:style w:type="table" w:customStyle="1" w:styleId="38">
     <w:name w:val="Table"/>
     <w:semiHidden/>
     <w:unhideWhenUsed/>
     <w:qFormat/>
+    <w:uiPriority w:val="0"/>
     <w:tblPr>
       <w:tblCellMar>
         <w:top w:w="0" w:type="dxa"/>
@@ -7137,26 +7307,28 @@
     <w:tblStylePr w:type="firstRow">
       <w:tcPr>
         <w:tcBorders>
-          <w:bottom w:val="single" w:sz="0" w:space="0" w:color="auto"/>
+          <w:bottom w:val="single" w:color="auto" w:sz="0" w:space="0"/>
         </w:tcBorders>
         <w:vAlign w:val="bottom"/>
       </w:tcPr>
     </w:tblStylePr>
   </w:style>
-  <w:style w:type="character" w:customStyle="1" w:styleId="1Char">
+  <w:style w:type="character" w:customStyle="1" w:styleId="39">
     <w:name w:val="柴_标题1 Char"/>
-    <w:link w:val="1"/>
+    <w:link w:val="26"/>
     <w:qFormat/>
+    <w:uiPriority w:val="0"/>
     <w:rPr>
-      <w:rFonts w:ascii="Arial" w:eastAsia="宋体" w:hAnsi="Arial"/>
+      <w:rFonts w:ascii="Arial" w:hAnsi="Arial" w:eastAsia="宋体"/>
       <w:sz w:val="32"/>
     </w:rPr>
   </w:style>
-  <w:style w:type="table" w:customStyle="1" w:styleId="TableNormal1">
+  <w:style w:type="table" w:customStyle="1" w:styleId="40">
     <w:name w:val="Table Normal_1"/>
     <w:semiHidden/>
     <w:unhideWhenUsed/>
     <w:qFormat/>
+    <w:uiPriority w:val="0"/>
     <w:tblPr>
       <w:tblCellMar>
         <w:top w:w="0" w:type="dxa"/>
@@ -7166,10 +7338,11 @@
       </w:tblCellMar>
     </w:tblPr>
   </w:style>
-  <w:style w:type="paragraph" w:customStyle="1" w:styleId="a3">
+  <w:style w:type="paragraph" w:customStyle="1" w:styleId="41">
     <w:name w:val="柴_正文_无缩进"/>
-    <w:basedOn w:val="Normal"/>
+    <w:basedOn w:val="1"/>
     <w:qFormat/>
+    <w:uiPriority w:val="0"/>
     <w:pPr>
       <w:ind w:firstLine="0" w:firstLineChars="0"/>
     </w:pPr>
@@ -7179,29 +7352,31 @@
       <w:lang w:eastAsia="zh-CN"/>
     </w:rPr>
   </w:style>
-  <w:style w:type="paragraph" w:customStyle="1" w:styleId="4">
+  <w:style w:type="paragraph" w:customStyle="1" w:styleId="42">
     <w:name w:val="柴_标题4"/>
-    <w:basedOn w:val="Heading4"/>
-    <w:next w:val="Normal"/>
+    <w:basedOn w:val="5"/>
+    <w:next w:val="1"/>
     <w:qFormat/>
+    <w:uiPriority w:val="0"/>
     <w:pPr>
       <w:widowControl w:val="0"/>
       <w:spacing w:before="160" w:line="360" w:lineRule="auto"/>
-      <w:ind w:left="981" w:hanging="862" w:leftChars="300"/>
+      <w:ind w:left="981" w:leftChars="300" w:hanging="862"/>
     </w:pPr>
     <w:rPr>
-      <w:rFonts w:ascii="Calibri" w:eastAsia="宋体" w:hAnsi="Calibri" w:cs="宋体" w:hint="eastAsia"/>
+      <w:rFonts w:hint="eastAsia" w:ascii="Calibri" w:hAnsi="Calibri" w:eastAsia="宋体" w:cs="宋体"/>
       <w:sz w:val="24"/>
       <w:szCs w:val="24"/>
       <w:lang w:eastAsia="zh-CN" w:bidi="zh-CN"/>
     </w:rPr>
   </w:style>
-  <w:style w:type="character" w:customStyle="1" w:styleId="Char">
+  <w:style w:type="character" w:customStyle="1" w:styleId="43">
     <w:name w:val="柴_正文 Char"/>
-    <w:link w:val="a"/>
+    <w:link w:val="27"/>
     <w:qFormat/>
+    <w:uiPriority w:val="0"/>
     <w:rPr>
-      <w:rFonts w:ascii="Arial" w:eastAsia="宋体" w:hAnsi="Arial"/>
+      <w:rFonts w:ascii="Arial" w:hAnsi="Arial" w:eastAsia="宋体"/>
       <w:sz w:val="24"/>
       <w:lang w:eastAsia="zh-CN"/>
     </w:rPr>
